--- a/docs/sample.docx
+++ b/docs/sample.docx
@@ -3,470 +3,5566 @@
 <w:document xmlns:wpc="http://schemas.microsoft.com/office/word/2010/wordprocessingCanvas" xmlns:cx="http://schemas.microsoft.com/office/drawing/2014/chartex" xmlns:cx1="http://schemas.microsoft.com/office/drawing/2015/9/8/chartex" xmlns:cx2="http://schemas.microsoft.com/office/drawing/2015/10/21/chartex" xmlns:cx3="http://schemas.microsoft.com/office/drawing/2016/5/9/chartex" xmlns:cx4="http://schemas.microsoft.com/office/drawing/2016/5/10/chartex" xmlns:cx5="http://schemas.microsoft.com/office/drawing/2016/5/11/chartex" xmlns:cx6="http://schemas.microsoft.com/office/drawing/2016/5/12/chartex" xmlns:cx7="http://schemas.microsoft.com/office/drawing/2016/5/13/chartex" xmlns:cx8="http://schemas.microsoft.com/office/drawing/2016/5/14/chartex" xmlns:mc="http://schemas.openxmlformats.org/markup-compatibility/2006" xmlns:aink="http://schemas.microsoft.com/office/drawing/2016/ink" xmlns:am3d="http://schemas.microsoft.com/office/drawing/2017/model3d" xmlns:o="urn:schemas-microsoft-com:office:office" xmlns:oel="http://schemas.microsoft.com/office/2019/extlst" xmlns:r="http://schemas.openxmlformats.org/officeDocument/2006/relationships" xmlns:m="http://schemas.openxmlformats.org/officeDocument/2006/math" xmlns:v="urn:schemas-microsoft-com:vml" xmlns:wp14="http://schemas.microsoft.com/office/word/2010/wordprocessingDrawing" xmlns:wp="http://schemas.openxmlformats.org/drawingml/2006/wordprocessingDrawing" xmlns:w10="urn:schemas-microsoft-com:office:word" xmlns:w="http://schemas.openxmlformats.org/wordprocessingml/2006/main" xmlns:w14="http://schemas.microsoft.com/office/word/2010/wordml" xmlns:w15="http://schemas.microsoft.com/office/word/2012/wordml" xmlns:w16cex="http://schemas.microsoft.com/office/word/2018/wordml/cex" xmlns:w16cid="http://schemas.microsoft.com/office/word/2016/wordml/cid" xmlns:w16="http://schemas.microsoft.com/office/word/2018/wordml" xmlns:w16du="http://schemas.microsoft.com/office/word/2023/wordml/word16du" xmlns:w16sdtdh="http://schemas.microsoft.com/office/word/2020/wordml/sdtdatahash" xmlns:w16sdtfl="http://schemas.microsoft.com/office/word/2024/wordml/sdtformatlock" xmlns:w16se="http://schemas.microsoft.com/office/word/2015/wordml/symex" xmlns:wpg="http://schemas.microsoft.com/office/word/2010/wordprocessingGroup" xmlns:wpi="http://schemas.microsoft.com/office/word/2010/wordprocessingInk" xmlns:wne="http://schemas.microsoft.com/office/word/2006/wordml" xmlns:wps="http://schemas.microsoft.com/office/word/2010/wordprocessingShape" mc:Ignorable="w14 w15 w16se w16cid w16 w16cex w16sdtdh w16sdtfl w16du wp14">
   <w:body>
     <w:p>
-      <w:r>
-        <w:rPr>
-          <w:rFonts w:ascii="Segoe UI Emoji" w:hAnsi="Segoe UI Emoji" w:cs="Segoe UI Emoji"/>
-        </w:rPr>
-        <w:t>📝</w:t>
-      </w:r>
-      <w:r>
-        <w:t xml:space="preserve"> Task Management</w:t>
-      </w:r>
-    </w:p>
-    <w:p>
-      <w:r>
-        <w:t>Add Tasks (Phrase-Based)</w:t>
-      </w:r>
-    </w:p>
-    <w:p>
-      <w:r>
-        <w:t>"Alexa, add finish client report"</w:t>
-      </w:r>
-    </w:p>
-    <w:p>
-      <w:r>
-        <w:t>"Alexa, add buy milk and eggs to my list"</w:t>
-      </w:r>
-    </w:p>
-    <w:p>
-      <w:r>
-        <w:t>"Alexa, add task call mom tomorrow"</w:t>
-      </w:r>
-    </w:p>
-    <w:p>
-      <w:r>
-        <w:t>"Alexa, please add email the design team"</w:t>
-      </w:r>
-    </w:p>
-    <w:p>
-      <w:r>
-        <w:t>"Alexa, add prepare presentation slides"</w:t>
-      </w:r>
-    </w:p>
-    <w:p>
-      <w:r>
-        <w:t>Add Tasks (Structured)</w:t>
-      </w:r>
-    </w:p>
-    <w:p>
-      <w:r>
-        <w:t>"Alexa, add a high priority work task"</w:t>
-      </w:r>
-    </w:p>
-    <w:p>
-      <w:r>
-        <w:t>"Alexa, add a work task due Monday"</w:t>
-      </w:r>
-    </w:p>
-    <w:p>
-      <w:r>
-        <w:t>"Alexa, add a high priority task finish client report"</w:t>
-      </w:r>
-    </w:p>
-    <w:p>
-      <w:r>
-        <w:t>"Alexa, add a personal task for Friday"</w:t>
-      </w:r>
-    </w:p>
-    <w:p>
-      <w:r>
-        <w:t>"Alexa, add a recurring task every weekly"</w:t>
-      </w:r>
-    </w:p>
-    <w:p>
-      <w:r>
-        <w:t>Complete Tasks</w:t>
-      </w:r>
-    </w:p>
-    <w:p>
-      <w:r>
-        <w:t>"Alexa, complete finish report"</w:t>
-      </w:r>
-    </w:p>
-    <w:p>
-      <w:r>
-        <w:t>"Alexa, mark buy groceries as done"</w:t>
-      </w:r>
-    </w:p>
-    <w:p>
-      <w:r>
-        <w:t>"Alexa, I finished prepare presentation"</w:t>
-      </w:r>
-    </w:p>
-    <w:p>
-      <w:r>
-        <w:t>"Alexa, complete task call mom"</w:t>
-      </w:r>
-    </w:p>
-    <w:p>
-      <w:r>
-        <w:t>Delete Tasks</w:t>
-      </w:r>
-    </w:p>
-    <w:p>
-      <w:r>
-        <w:t>"Alexa, delete buy milk"</w:t>
-      </w:r>
-    </w:p>
-    <w:p>
-      <w:r>
-        <w:t>"Alexa, remove email client"</w:t>
-      </w:r>
-    </w:p>
-    <w:p>
-      <w:r>
-        <w:t>"Alexa, delete task team meeting prep"</w:t>
-      </w:r>
-    </w:p>
-    <w:p>
-      <w:r>
-        <w:t>Update Status</w:t>
-      </w:r>
-    </w:p>
-    <w:p>
-      <w:r>
-        <w:t>"Alexa, set finish report to in progress"</w:t>
-      </w:r>
-    </w:p>
-    <w:p>
-      <w:r>
-        <w:t>"Alexa, move task gym session to done"</w:t>
-      </w:r>
-    </w:p>
-    <w:p>
-      <w:r>
-        <w:t xml:space="preserve">"Alexa, change status of team meeting prep to </w:t>
-      </w:r>
-      <w:proofErr w:type="spellStart"/>
-      <w:r>
-        <w:t>to</w:t>
-      </w:r>
-      <w:proofErr w:type="spellEnd"/>
-      <w:r>
-        <w:t xml:space="preserve"> do"</w:t>
-      </w:r>
-    </w:p>
-    <w:p>
-      <w:r>
+      <w:pPr>
+        <w:rPr>
+          <w:rFonts w:ascii="Segoe UI Emoji" w:hAnsi="Segoe UI Emoji" w:cs="Segoe UI Emoji"/>
+        </w:rPr>
+      </w:pPr>
+      <w:r>
+        <w:rPr>
+          <w:rFonts w:ascii="Segoe UI Emoji" w:hAnsi="Segoe UI Emoji" w:cs="Segoe UI Emoji"/>
+        </w:rPr>
+        <w:t xml:space="preserve">🇮🇹 ADD TASK — </w:t>
+      </w:r>
+      <w:proofErr w:type="spellStart"/>
+      <w:r>
+        <w:rPr>
+          <w:rFonts w:ascii="Segoe UI Emoji" w:hAnsi="Segoe UI Emoji" w:cs="Segoe UI Emoji"/>
+        </w:rPr>
+        <w:t>Aggiungere</w:t>
+      </w:r>
+      <w:proofErr w:type="spellEnd"/>
+      <w:r>
+        <w:rPr>
+          <w:rFonts w:ascii="Segoe UI Emoji" w:hAnsi="Segoe UI Emoji" w:cs="Segoe UI Emoji"/>
+        </w:rPr>
+        <w:t xml:space="preserve"> </w:t>
+      </w:r>
+      <w:proofErr w:type="spellStart"/>
+      <w:r>
+        <w:rPr>
+          <w:rFonts w:ascii="Segoe UI Emoji" w:hAnsi="Segoe UI Emoji" w:cs="Segoe UI Emoji"/>
+        </w:rPr>
+        <w:t>attività</w:t>
+      </w:r>
+      <w:proofErr w:type="spellEnd"/>
+      <w:r>
+        <w:rPr>
+          <w:rFonts w:ascii="Segoe UI Emoji" w:hAnsi="Segoe UI Emoji" w:cs="Segoe UI Emoji"/>
+        </w:rPr>
+        <w:t xml:space="preserve"> (≈ 30 </w:t>
+      </w:r>
+      <w:proofErr w:type="spellStart"/>
+      <w:r>
+        <w:rPr>
+          <w:rFonts w:ascii="Segoe UI Emoji" w:hAnsi="Segoe UI Emoji" w:cs="Segoe UI Emoji"/>
+        </w:rPr>
+        <w:t>frasi</w:t>
+      </w:r>
+      <w:proofErr w:type="spellEnd"/>
+      <w:r>
+        <w:rPr>
+          <w:rFonts w:ascii="Segoe UI Emoji" w:hAnsi="Segoe UI Emoji" w:cs="Segoe UI Emoji"/>
+        </w:rPr>
+        <w:t>)</w:t>
+      </w:r>
+    </w:p>
+    <w:p>
+      <w:pPr>
+        <w:rPr>
+          <w:rFonts w:ascii="Segoe UI Emoji" w:hAnsi="Segoe UI Emoji" w:cs="Segoe UI Emoji"/>
+        </w:rPr>
+      </w:pPr>
+      <w:r>
+        <w:rPr>
+          <w:rFonts w:ascii="Segoe UI Emoji" w:hAnsi="Segoe UI Emoji" w:cs="Segoe UI Emoji"/>
+        </w:rPr>
+        <w:t xml:space="preserve">🧪 </w:t>
+      </w:r>
+      <w:proofErr w:type="spellStart"/>
+      <w:r>
+        <w:rPr>
+          <w:rFonts w:ascii="Segoe UI Emoji" w:hAnsi="Segoe UI Emoji" w:cs="Segoe UI Emoji"/>
+        </w:rPr>
+        <w:t>Aggiunta</w:t>
+      </w:r>
+      <w:proofErr w:type="spellEnd"/>
+      <w:r>
+        <w:rPr>
+          <w:rFonts w:ascii="Segoe UI Emoji" w:hAnsi="Segoe UI Emoji" w:cs="Segoe UI Emoji"/>
+        </w:rPr>
+        <w:t xml:space="preserve"> semplice</w:t>
+      </w:r>
+    </w:p>
+    <w:p>
+      <w:pPr>
+        <w:rPr>
+          <w:rFonts w:ascii="Segoe UI Emoji" w:hAnsi="Segoe UI Emoji" w:cs="Segoe UI Emoji"/>
+        </w:rPr>
+      </w:pPr>
+    </w:p>
+    <w:p>
+      <w:pPr>
+        <w:rPr>
+          <w:rFonts w:ascii="Segoe UI Emoji" w:hAnsi="Segoe UI Emoji" w:cs="Segoe UI Emoji"/>
+        </w:rPr>
+      </w:pPr>
+      <w:r>
+        <w:rPr>
+          <w:rFonts w:ascii="Segoe UI Emoji" w:hAnsi="Segoe UI Emoji" w:cs="Segoe UI Emoji"/>
+        </w:rPr>
+        <w:t>"</w:t>
+      </w:r>
+      <w:proofErr w:type="spellStart"/>
+      <w:r>
+        <w:rPr>
+          <w:rFonts w:ascii="Segoe UI Emoji" w:hAnsi="Segoe UI Emoji" w:cs="Segoe UI Emoji"/>
+        </w:rPr>
+        <w:t>aggiungi</w:t>
+      </w:r>
+      <w:proofErr w:type="spellEnd"/>
+      <w:r>
+        <w:rPr>
+          <w:rFonts w:ascii="Segoe UI Emoji" w:hAnsi="Segoe UI Emoji" w:cs="Segoe UI Emoji"/>
+        </w:rPr>
+        <w:t xml:space="preserve"> </w:t>
+      </w:r>
+      <w:proofErr w:type="spellStart"/>
+      <w:r>
+        <w:rPr>
+          <w:rFonts w:ascii="Segoe UI Emoji" w:hAnsi="Segoe UI Emoji" w:cs="Segoe UI Emoji"/>
+        </w:rPr>
+        <w:t>comprare</w:t>
+      </w:r>
+      <w:proofErr w:type="spellEnd"/>
+      <w:r>
+        <w:rPr>
+          <w:rFonts w:ascii="Segoe UI Emoji" w:hAnsi="Segoe UI Emoji" w:cs="Segoe UI Emoji"/>
+        </w:rPr>
+        <w:t xml:space="preserve"> il latte"</w:t>
+      </w:r>
+    </w:p>
+    <w:p>
+      <w:pPr>
+        <w:rPr>
+          <w:rFonts w:ascii="Segoe UI Emoji" w:hAnsi="Segoe UI Emoji" w:cs="Segoe UI Emoji"/>
+        </w:rPr>
+      </w:pPr>
+    </w:p>
+    <w:p>
+      <w:pPr>
+        <w:rPr>
+          <w:rFonts w:ascii="Segoe UI Emoji" w:hAnsi="Segoe UI Emoji" w:cs="Segoe UI Emoji"/>
+        </w:rPr>
+      </w:pPr>
+      <w:r>
+        <w:rPr>
+          <w:rFonts w:ascii="Segoe UI Emoji" w:hAnsi="Segoe UI Emoji" w:cs="Segoe UI Emoji"/>
+        </w:rPr>
+        <w:t>"</w:t>
+      </w:r>
+      <w:proofErr w:type="spellStart"/>
+      <w:r>
+        <w:rPr>
+          <w:rFonts w:ascii="Segoe UI Emoji" w:hAnsi="Segoe UI Emoji" w:cs="Segoe UI Emoji"/>
+        </w:rPr>
+        <w:t>crea</w:t>
+      </w:r>
+      <w:proofErr w:type="spellEnd"/>
+      <w:r>
+        <w:rPr>
+          <w:rFonts w:ascii="Segoe UI Emoji" w:hAnsi="Segoe UI Emoji" w:cs="Segoe UI Emoji"/>
+        </w:rPr>
+        <w:t xml:space="preserve"> un </w:t>
+      </w:r>
+      <w:proofErr w:type="spellStart"/>
+      <w:r>
+        <w:rPr>
+          <w:rFonts w:ascii="Segoe UI Emoji" w:hAnsi="Segoe UI Emoji" w:cs="Segoe UI Emoji"/>
+        </w:rPr>
+        <w:t>promemoria</w:t>
+      </w:r>
+      <w:proofErr w:type="spellEnd"/>
+      <w:r>
+        <w:rPr>
+          <w:rFonts w:ascii="Segoe UI Emoji" w:hAnsi="Segoe UI Emoji" w:cs="Segoe UI Emoji"/>
+        </w:rPr>
+        <w:t xml:space="preserve"> per </w:t>
+      </w:r>
+      <w:proofErr w:type="spellStart"/>
+      <w:r>
+        <w:rPr>
+          <w:rFonts w:ascii="Segoe UI Emoji" w:hAnsi="Segoe UI Emoji" w:cs="Segoe UI Emoji"/>
+        </w:rPr>
+        <w:t>chiamare</w:t>
+      </w:r>
+      <w:proofErr w:type="spellEnd"/>
+      <w:r>
+        <w:rPr>
+          <w:rFonts w:ascii="Segoe UI Emoji" w:hAnsi="Segoe UI Emoji" w:cs="Segoe UI Emoji"/>
+        </w:rPr>
+        <w:t xml:space="preserve"> mamma"</w:t>
+      </w:r>
+    </w:p>
+    <w:p>
+      <w:pPr>
+        <w:rPr>
+          <w:rFonts w:ascii="Segoe UI Emoji" w:hAnsi="Segoe UI Emoji" w:cs="Segoe UI Emoji"/>
+        </w:rPr>
+      </w:pPr>
+    </w:p>
+    <w:p>
+      <w:pPr>
+        <w:rPr>
+          <w:rFonts w:ascii="Segoe UI Emoji" w:hAnsi="Segoe UI Emoji" w:cs="Segoe UI Emoji"/>
+        </w:rPr>
+      </w:pPr>
+      <w:r>
+        <w:rPr>
+          <w:rFonts w:ascii="Segoe UI Emoji" w:hAnsi="Segoe UI Emoji" w:cs="Segoe UI Emoji"/>
+        </w:rPr>
+        <w:t>"</w:t>
+      </w:r>
+      <w:proofErr w:type="spellStart"/>
+      <w:r>
+        <w:rPr>
+          <w:rFonts w:ascii="Segoe UI Emoji" w:hAnsi="Segoe UI Emoji" w:cs="Segoe UI Emoji"/>
+        </w:rPr>
+        <w:t>aggiungi</w:t>
+      </w:r>
+      <w:proofErr w:type="spellEnd"/>
+      <w:r>
+        <w:rPr>
+          <w:rFonts w:ascii="Segoe UI Emoji" w:hAnsi="Segoe UI Emoji" w:cs="Segoe UI Emoji"/>
+        </w:rPr>
+        <w:t xml:space="preserve"> </w:t>
+      </w:r>
+      <w:proofErr w:type="spellStart"/>
+      <w:r>
+        <w:rPr>
+          <w:rFonts w:ascii="Segoe UI Emoji" w:hAnsi="Segoe UI Emoji" w:cs="Segoe UI Emoji"/>
+        </w:rPr>
+        <w:t>portare</w:t>
+      </w:r>
+      <w:proofErr w:type="spellEnd"/>
+      <w:r>
+        <w:rPr>
+          <w:rFonts w:ascii="Segoe UI Emoji" w:hAnsi="Segoe UI Emoji" w:cs="Segoe UI Emoji"/>
+        </w:rPr>
+        <w:t xml:space="preserve"> </w:t>
+      </w:r>
+      <w:proofErr w:type="spellStart"/>
+      <w:r>
+        <w:rPr>
+          <w:rFonts w:ascii="Segoe UI Emoji" w:hAnsi="Segoe UI Emoji" w:cs="Segoe UI Emoji"/>
+        </w:rPr>
+        <w:t>fuori</w:t>
+      </w:r>
+      <w:proofErr w:type="spellEnd"/>
+      <w:r>
+        <w:rPr>
+          <w:rFonts w:ascii="Segoe UI Emoji" w:hAnsi="Segoe UI Emoji" w:cs="Segoe UI Emoji"/>
+        </w:rPr>
+        <w:t xml:space="preserve"> la </w:t>
+      </w:r>
+      <w:proofErr w:type="spellStart"/>
+      <w:r>
+        <w:rPr>
+          <w:rFonts w:ascii="Segoe UI Emoji" w:hAnsi="Segoe UI Emoji" w:cs="Segoe UI Emoji"/>
+        </w:rPr>
+        <w:t>spazzatura</w:t>
+      </w:r>
+      <w:proofErr w:type="spellEnd"/>
+      <w:r>
+        <w:rPr>
+          <w:rFonts w:ascii="Segoe UI Emoji" w:hAnsi="Segoe UI Emoji" w:cs="Segoe UI Emoji"/>
+        </w:rPr>
+        <w:t xml:space="preserve"> </w:t>
+      </w:r>
+      <w:proofErr w:type="spellStart"/>
+      <w:r>
+        <w:rPr>
+          <w:rFonts w:ascii="Segoe UI Emoji" w:hAnsi="Segoe UI Emoji" w:cs="Segoe UI Emoji"/>
+        </w:rPr>
+        <w:t>stasera</w:t>
+      </w:r>
+      <w:proofErr w:type="spellEnd"/>
+      <w:r>
+        <w:rPr>
+          <w:rFonts w:ascii="Segoe UI Emoji" w:hAnsi="Segoe UI Emoji" w:cs="Segoe UI Emoji"/>
+        </w:rPr>
+        <w:t>"</w:t>
+      </w:r>
+    </w:p>
+    <w:p>
+      <w:pPr>
+        <w:rPr>
+          <w:rFonts w:ascii="Segoe UI Emoji" w:hAnsi="Segoe UI Emoji" w:cs="Segoe UI Emoji"/>
+        </w:rPr>
+      </w:pPr>
+    </w:p>
+    <w:p>
+      <w:pPr>
+        <w:rPr>
+          <w:rFonts w:ascii="Segoe UI Emoji" w:hAnsi="Segoe UI Emoji" w:cs="Segoe UI Emoji"/>
+        </w:rPr>
+      </w:pPr>
+      <w:r>
+        <w:rPr>
+          <w:rFonts w:ascii="Segoe UI Emoji" w:hAnsi="Segoe UI Emoji" w:cs="Segoe UI Emoji"/>
+        </w:rPr>
+        <w:t>"</w:t>
+      </w:r>
+      <w:proofErr w:type="spellStart"/>
+      <w:r>
+        <w:rPr>
+          <w:rFonts w:ascii="Segoe UI Emoji" w:hAnsi="Segoe UI Emoji" w:cs="Segoe UI Emoji"/>
+        </w:rPr>
+        <w:t>aggiungi</w:t>
+      </w:r>
+      <w:proofErr w:type="spellEnd"/>
+      <w:r>
+        <w:rPr>
+          <w:rFonts w:ascii="Segoe UI Emoji" w:hAnsi="Segoe UI Emoji" w:cs="Segoe UI Emoji"/>
+        </w:rPr>
+        <w:t xml:space="preserve"> </w:t>
+      </w:r>
+      <w:proofErr w:type="spellStart"/>
+      <w:r>
+        <w:rPr>
+          <w:rFonts w:ascii="Segoe UI Emoji" w:hAnsi="Segoe UI Emoji" w:cs="Segoe UI Emoji"/>
+        </w:rPr>
+        <w:t>pagare</w:t>
+      </w:r>
+      <w:proofErr w:type="spellEnd"/>
+      <w:r>
+        <w:rPr>
+          <w:rFonts w:ascii="Segoe UI Emoji" w:hAnsi="Segoe UI Emoji" w:cs="Segoe UI Emoji"/>
+        </w:rPr>
+        <w:t xml:space="preserve"> </w:t>
+      </w:r>
+      <w:proofErr w:type="spellStart"/>
+      <w:r>
+        <w:rPr>
+          <w:rFonts w:ascii="Segoe UI Emoji" w:hAnsi="Segoe UI Emoji" w:cs="Segoe UI Emoji"/>
+        </w:rPr>
+        <w:t>l’affitto</w:t>
+      </w:r>
+      <w:proofErr w:type="spellEnd"/>
+      <w:r>
+        <w:rPr>
+          <w:rFonts w:ascii="Segoe UI Emoji" w:hAnsi="Segoe UI Emoji" w:cs="Segoe UI Emoji"/>
+        </w:rPr>
+        <w:t xml:space="preserve"> </w:t>
+      </w:r>
+      <w:proofErr w:type="spellStart"/>
+      <w:r>
+        <w:rPr>
+          <w:rFonts w:ascii="Segoe UI Emoji" w:hAnsi="Segoe UI Emoji" w:cs="Segoe UI Emoji"/>
+        </w:rPr>
+        <w:t>domani</w:t>
+      </w:r>
+      <w:proofErr w:type="spellEnd"/>
+      <w:r>
+        <w:rPr>
+          <w:rFonts w:ascii="Segoe UI Emoji" w:hAnsi="Segoe UI Emoji" w:cs="Segoe UI Emoji"/>
+        </w:rPr>
+        <w:t>"</w:t>
+      </w:r>
+    </w:p>
+    <w:p>
+      <w:pPr>
+        <w:rPr>
+          <w:rFonts w:ascii="Segoe UI Emoji" w:hAnsi="Segoe UI Emoji" w:cs="Segoe UI Emoji"/>
+        </w:rPr>
+      </w:pPr>
+    </w:p>
+    <w:p>
+      <w:pPr>
+        <w:rPr>
+          <w:rFonts w:ascii="Segoe UI Emoji" w:hAnsi="Segoe UI Emoji" w:cs="Segoe UI Emoji"/>
+        </w:rPr>
+      </w:pPr>
+      <w:r>
+        <w:rPr>
+          <w:rFonts w:ascii="Segoe UI Emoji" w:hAnsi="Segoe UI Emoji" w:cs="Segoe UI Emoji"/>
+        </w:rPr>
+        <w:t>"</w:t>
+      </w:r>
+      <w:proofErr w:type="spellStart"/>
+      <w:r>
+        <w:rPr>
+          <w:rFonts w:ascii="Segoe UI Emoji" w:hAnsi="Segoe UI Emoji" w:cs="Segoe UI Emoji"/>
+        </w:rPr>
+        <w:t>crea</w:t>
+      </w:r>
+      <w:proofErr w:type="spellEnd"/>
+      <w:r>
+        <w:rPr>
+          <w:rFonts w:ascii="Segoe UI Emoji" w:hAnsi="Segoe UI Emoji" w:cs="Segoe UI Emoji"/>
+        </w:rPr>
+        <w:t xml:space="preserve"> </w:t>
+      </w:r>
+      <w:proofErr w:type="spellStart"/>
+      <w:r>
+        <w:rPr>
+          <w:rFonts w:ascii="Segoe UI Emoji" w:hAnsi="Segoe UI Emoji" w:cs="Segoe UI Emoji"/>
+        </w:rPr>
+        <w:t>l’attività</w:t>
+      </w:r>
+      <w:proofErr w:type="spellEnd"/>
+      <w:r>
+        <w:rPr>
+          <w:rFonts w:ascii="Segoe UI Emoji" w:hAnsi="Segoe UI Emoji" w:cs="Segoe UI Emoji"/>
+        </w:rPr>
+        <w:t xml:space="preserve"> </w:t>
+      </w:r>
+      <w:proofErr w:type="spellStart"/>
+      <w:r>
+        <w:rPr>
+          <w:rFonts w:ascii="Segoe UI Emoji" w:hAnsi="Segoe UI Emoji" w:cs="Segoe UI Emoji"/>
+        </w:rPr>
+        <w:t>comprare</w:t>
+      </w:r>
+      <w:proofErr w:type="spellEnd"/>
+      <w:r>
+        <w:rPr>
+          <w:rFonts w:ascii="Segoe UI Emoji" w:hAnsi="Segoe UI Emoji" w:cs="Segoe UI Emoji"/>
+        </w:rPr>
+        <w:t xml:space="preserve"> il pane"</w:t>
+      </w:r>
+    </w:p>
+    <w:p>
+      <w:pPr>
+        <w:rPr>
+          <w:rFonts w:ascii="Segoe UI Emoji" w:hAnsi="Segoe UI Emoji" w:cs="Segoe UI Emoji"/>
+        </w:rPr>
+      </w:pPr>
+    </w:p>
+    <w:p>
+      <w:pPr>
+        <w:rPr>
+          <w:rFonts w:ascii="Segoe UI Emoji" w:hAnsi="Segoe UI Emoji" w:cs="Segoe UI Emoji"/>
+        </w:rPr>
+      </w:pPr>
+      <w:r>
+        <w:rPr>
+          <w:rFonts w:ascii="Segoe UI Emoji" w:hAnsi="Segoe UI Emoji" w:cs="Segoe UI Emoji"/>
+        </w:rPr>
+        <w:t>🧪 Con data/ora (chrono-node friendly)</w:t>
+      </w:r>
+    </w:p>
+    <w:p>
+      <w:pPr>
+        <w:rPr>
+          <w:rFonts w:ascii="Segoe UI Emoji" w:hAnsi="Segoe UI Emoji" w:cs="Segoe UI Emoji"/>
+        </w:rPr>
+      </w:pPr>
+    </w:p>
+    <w:p>
+      <w:pPr>
+        <w:rPr>
+          <w:rFonts w:ascii="Segoe UI Emoji" w:hAnsi="Segoe UI Emoji" w:cs="Segoe UI Emoji"/>
+        </w:rPr>
+      </w:pPr>
+      <w:r>
+        <w:rPr>
+          <w:rFonts w:ascii="Segoe UI Emoji" w:hAnsi="Segoe UI Emoji" w:cs="Segoe UI Emoji"/>
+        </w:rPr>
+        <w:t>"</w:t>
+      </w:r>
+      <w:proofErr w:type="spellStart"/>
+      <w:r>
+        <w:rPr>
+          <w:rFonts w:ascii="Segoe UI Emoji" w:hAnsi="Segoe UI Emoji" w:cs="Segoe UI Emoji"/>
+        </w:rPr>
+        <w:t>ricordami</w:t>
+      </w:r>
+      <w:proofErr w:type="spellEnd"/>
+      <w:r>
+        <w:rPr>
+          <w:rFonts w:ascii="Segoe UI Emoji" w:hAnsi="Segoe UI Emoji" w:cs="Segoe UI Emoji"/>
+        </w:rPr>
+        <w:t xml:space="preserve"> di </w:t>
+      </w:r>
+      <w:proofErr w:type="spellStart"/>
+      <w:r>
+        <w:rPr>
+          <w:rFonts w:ascii="Segoe UI Emoji" w:hAnsi="Segoe UI Emoji" w:cs="Segoe UI Emoji"/>
+        </w:rPr>
+        <w:t>pagare</w:t>
+      </w:r>
+      <w:proofErr w:type="spellEnd"/>
+      <w:r>
+        <w:rPr>
+          <w:rFonts w:ascii="Segoe UI Emoji" w:hAnsi="Segoe UI Emoji" w:cs="Segoe UI Emoji"/>
+        </w:rPr>
+        <w:t xml:space="preserve"> la </w:t>
+      </w:r>
+      <w:proofErr w:type="spellStart"/>
+      <w:r>
+        <w:rPr>
+          <w:rFonts w:ascii="Segoe UI Emoji" w:hAnsi="Segoe UI Emoji" w:cs="Segoe UI Emoji"/>
+        </w:rPr>
+        <w:t>bolletta</w:t>
+      </w:r>
+      <w:proofErr w:type="spellEnd"/>
+      <w:r>
+        <w:rPr>
+          <w:rFonts w:ascii="Segoe UI Emoji" w:hAnsi="Segoe UI Emoji" w:cs="Segoe UI Emoji"/>
+        </w:rPr>
+        <w:t xml:space="preserve"> </w:t>
+      </w:r>
+      <w:proofErr w:type="spellStart"/>
+      <w:r>
+        <w:rPr>
+          <w:rFonts w:ascii="Segoe UI Emoji" w:hAnsi="Segoe UI Emoji" w:cs="Segoe UI Emoji"/>
+        </w:rPr>
+        <w:t>venerdì</w:t>
+      </w:r>
+      <w:proofErr w:type="spellEnd"/>
+      <w:r>
+        <w:rPr>
+          <w:rFonts w:ascii="Segoe UI Emoji" w:hAnsi="Segoe UI Emoji" w:cs="Segoe UI Emoji"/>
+        </w:rPr>
+        <w:t>"</w:t>
+      </w:r>
+    </w:p>
+    <w:p>
+      <w:pPr>
+        <w:rPr>
+          <w:rFonts w:ascii="Segoe UI Emoji" w:hAnsi="Segoe UI Emoji" w:cs="Segoe UI Emoji"/>
+        </w:rPr>
+      </w:pPr>
+    </w:p>
+    <w:p>
+      <w:pPr>
+        <w:rPr>
+          <w:rFonts w:ascii="Segoe UI Emoji" w:hAnsi="Segoe UI Emoji" w:cs="Segoe UI Emoji"/>
+        </w:rPr>
+      </w:pPr>
+      <w:r>
+        <w:rPr>
+          <w:rFonts w:ascii="Segoe UI Emoji" w:hAnsi="Segoe UI Emoji" w:cs="Segoe UI Emoji"/>
+        </w:rPr>
+        <w:t>"</w:t>
+      </w:r>
+      <w:proofErr w:type="spellStart"/>
+      <w:r>
+        <w:rPr>
+          <w:rFonts w:ascii="Segoe UI Emoji" w:hAnsi="Segoe UI Emoji" w:cs="Segoe UI Emoji"/>
+        </w:rPr>
+        <w:t>aggiungi</w:t>
+      </w:r>
+      <w:proofErr w:type="spellEnd"/>
+      <w:r>
+        <w:rPr>
+          <w:rFonts w:ascii="Segoe UI Emoji" w:hAnsi="Segoe UI Emoji" w:cs="Segoe UI Emoji"/>
+        </w:rPr>
+        <w:t xml:space="preserve"> </w:t>
+      </w:r>
+      <w:proofErr w:type="spellStart"/>
+      <w:r>
+        <w:rPr>
+          <w:rFonts w:ascii="Segoe UI Emoji" w:hAnsi="Segoe UI Emoji" w:cs="Segoe UI Emoji"/>
+        </w:rPr>
+        <w:t>allenamento</w:t>
+      </w:r>
+      <w:proofErr w:type="spellEnd"/>
+      <w:r>
+        <w:rPr>
+          <w:rFonts w:ascii="Segoe UI Emoji" w:hAnsi="Segoe UI Emoji" w:cs="Segoe UI Emoji"/>
+        </w:rPr>
+        <w:t xml:space="preserve"> </w:t>
+      </w:r>
+      <w:proofErr w:type="spellStart"/>
+      <w:r>
+        <w:rPr>
+          <w:rFonts w:ascii="Segoe UI Emoji" w:hAnsi="Segoe UI Emoji" w:cs="Segoe UI Emoji"/>
+        </w:rPr>
+        <w:t>domani</w:t>
+      </w:r>
+      <w:proofErr w:type="spellEnd"/>
+      <w:r>
+        <w:rPr>
+          <w:rFonts w:ascii="Segoe UI Emoji" w:hAnsi="Segoe UI Emoji" w:cs="Segoe UI Emoji"/>
+        </w:rPr>
+        <w:t xml:space="preserve"> </w:t>
+      </w:r>
+      <w:proofErr w:type="spellStart"/>
+      <w:r>
+        <w:rPr>
+          <w:rFonts w:ascii="Segoe UI Emoji" w:hAnsi="Segoe UI Emoji" w:cs="Segoe UI Emoji"/>
+        </w:rPr>
+        <w:t>mattina</w:t>
+      </w:r>
+      <w:proofErr w:type="spellEnd"/>
+      <w:r>
+        <w:rPr>
+          <w:rFonts w:ascii="Segoe UI Emoji" w:hAnsi="Segoe UI Emoji" w:cs="Segoe UI Emoji"/>
+        </w:rPr>
+        <w:t>"</w:t>
+      </w:r>
+    </w:p>
+    <w:p>
+      <w:pPr>
+        <w:rPr>
+          <w:rFonts w:ascii="Segoe UI Emoji" w:hAnsi="Segoe UI Emoji" w:cs="Segoe UI Emoji"/>
+        </w:rPr>
+      </w:pPr>
+    </w:p>
+    <w:p>
+      <w:pPr>
+        <w:rPr>
+          <w:rFonts w:ascii="Segoe UI Emoji" w:hAnsi="Segoe UI Emoji" w:cs="Segoe UI Emoji"/>
+        </w:rPr>
+      </w:pPr>
+      <w:r>
+        <w:rPr>
+          <w:rFonts w:ascii="Segoe UI Emoji" w:hAnsi="Segoe UI Emoji" w:cs="Segoe UI Emoji"/>
+        </w:rPr>
+        <w:t>"</w:t>
+      </w:r>
+      <w:proofErr w:type="spellStart"/>
+      <w:r>
+        <w:rPr>
+          <w:rFonts w:ascii="Segoe UI Emoji" w:hAnsi="Segoe UI Emoji" w:cs="Segoe UI Emoji"/>
+        </w:rPr>
+        <w:t>crea</w:t>
+      </w:r>
+      <w:proofErr w:type="spellEnd"/>
+      <w:r>
+        <w:rPr>
+          <w:rFonts w:ascii="Segoe UI Emoji" w:hAnsi="Segoe UI Emoji" w:cs="Segoe UI Emoji"/>
+        </w:rPr>
+        <w:t xml:space="preserve"> </w:t>
+      </w:r>
+      <w:proofErr w:type="spellStart"/>
+      <w:r>
+        <w:rPr>
+          <w:rFonts w:ascii="Segoe UI Emoji" w:hAnsi="Segoe UI Emoji" w:cs="Segoe UI Emoji"/>
+        </w:rPr>
+        <w:t>chiamare</w:t>
+      </w:r>
+      <w:proofErr w:type="spellEnd"/>
+      <w:r>
+        <w:rPr>
+          <w:rFonts w:ascii="Segoe UI Emoji" w:hAnsi="Segoe UI Emoji" w:cs="Segoe UI Emoji"/>
+        </w:rPr>
+        <w:t xml:space="preserve"> Luca alle 17"</w:t>
+      </w:r>
+    </w:p>
+    <w:p>
+      <w:pPr>
+        <w:rPr>
+          <w:rFonts w:ascii="Segoe UI Emoji" w:hAnsi="Segoe UI Emoji" w:cs="Segoe UI Emoji"/>
+        </w:rPr>
+      </w:pPr>
+    </w:p>
+    <w:p>
+      <w:pPr>
+        <w:rPr>
+          <w:rFonts w:ascii="Segoe UI Emoji" w:hAnsi="Segoe UI Emoji" w:cs="Segoe UI Emoji"/>
+        </w:rPr>
+      </w:pPr>
+      <w:r>
+        <w:rPr>
+          <w:rFonts w:ascii="Segoe UI Emoji" w:hAnsi="Segoe UI Emoji" w:cs="Segoe UI Emoji"/>
+        </w:rPr>
+        <w:t>"</w:t>
+      </w:r>
+      <w:proofErr w:type="spellStart"/>
+      <w:r>
+        <w:rPr>
+          <w:rFonts w:ascii="Segoe UI Emoji" w:hAnsi="Segoe UI Emoji" w:cs="Segoe UI Emoji"/>
+        </w:rPr>
+        <w:t>aggiungi</w:t>
+      </w:r>
+      <w:proofErr w:type="spellEnd"/>
+      <w:r>
+        <w:rPr>
+          <w:rFonts w:ascii="Segoe UI Emoji" w:hAnsi="Segoe UI Emoji" w:cs="Segoe UI Emoji"/>
+        </w:rPr>
+        <w:t xml:space="preserve"> </w:t>
+      </w:r>
+      <w:proofErr w:type="spellStart"/>
+      <w:r>
+        <w:rPr>
+          <w:rFonts w:ascii="Segoe UI Emoji" w:hAnsi="Segoe UI Emoji" w:cs="Segoe UI Emoji"/>
+        </w:rPr>
+        <w:t>prenotare</w:t>
+      </w:r>
+      <w:proofErr w:type="spellEnd"/>
+      <w:r>
+        <w:rPr>
+          <w:rFonts w:ascii="Segoe UI Emoji" w:hAnsi="Segoe UI Emoji" w:cs="Segoe UI Emoji"/>
+        </w:rPr>
+        <w:t xml:space="preserve"> il </w:t>
+      </w:r>
+      <w:proofErr w:type="spellStart"/>
+      <w:r>
+        <w:rPr>
+          <w:rFonts w:ascii="Segoe UI Emoji" w:hAnsi="Segoe UI Emoji" w:cs="Segoe UI Emoji"/>
+        </w:rPr>
+        <w:t>volo</w:t>
+      </w:r>
+      <w:proofErr w:type="spellEnd"/>
+      <w:r>
+        <w:rPr>
+          <w:rFonts w:ascii="Segoe UI Emoji" w:hAnsi="Segoe UI Emoji" w:cs="Segoe UI Emoji"/>
+        </w:rPr>
+        <w:t xml:space="preserve"> </w:t>
+      </w:r>
+      <w:proofErr w:type="spellStart"/>
+      <w:r>
+        <w:rPr>
+          <w:rFonts w:ascii="Segoe UI Emoji" w:hAnsi="Segoe UI Emoji" w:cs="Segoe UI Emoji"/>
+        </w:rPr>
+        <w:t>tra</w:t>
+      </w:r>
+      <w:proofErr w:type="spellEnd"/>
+      <w:r>
+        <w:rPr>
+          <w:rFonts w:ascii="Segoe UI Emoji" w:hAnsi="Segoe UI Emoji" w:cs="Segoe UI Emoji"/>
+        </w:rPr>
+        <w:t xml:space="preserve"> due </w:t>
+      </w:r>
+      <w:proofErr w:type="spellStart"/>
+      <w:r>
+        <w:rPr>
+          <w:rFonts w:ascii="Segoe UI Emoji" w:hAnsi="Segoe UI Emoji" w:cs="Segoe UI Emoji"/>
+        </w:rPr>
+        <w:t>settimane</w:t>
+      </w:r>
+      <w:proofErr w:type="spellEnd"/>
+      <w:r>
+        <w:rPr>
+          <w:rFonts w:ascii="Segoe UI Emoji" w:hAnsi="Segoe UI Emoji" w:cs="Segoe UI Emoji"/>
+        </w:rPr>
+        <w:t>"</w:t>
+      </w:r>
+    </w:p>
+    <w:p>
+      <w:pPr>
+        <w:rPr>
+          <w:rFonts w:ascii="Segoe UI Emoji" w:hAnsi="Segoe UI Emoji" w:cs="Segoe UI Emoji"/>
+        </w:rPr>
+      </w:pPr>
+    </w:p>
+    <w:p>
+      <w:pPr>
+        <w:rPr>
+          <w:rFonts w:ascii="Segoe UI Emoji" w:hAnsi="Segoe UI Emoji" w:cs="Segoe UI Emoji"/>
+        </w:rPr>
+      </w:pPr>
+      <w:r>
+        <w:rPr>
+          <w:rFonts w:ascii="Segoe UI Emoji" w:hAnsi="Segoe UI Emoji" w:cs="Segoe UI Emoji"/>
+        </w:rPr>
+        <w:t>"</w:t>
+      </w:r>
+      <w:proofErr w:type="spellStart"/>
+      <w:r>
+        <w:rPr>
+          <w:rFonts w:ascii="Segoe UI Emoji" w:hAnsi="Segoe UI Emoji" w:cs="Segoe UI Emoji"/>
+        </w:rPr>
+        <w:t>aggiungi</w:t>
+      </w:r>
+      <w:proofErr w:type="spellEnd"/>
+      <w:r>
+        <w:rPr>
+          <w:rFonts w:ascii="Segoe UI Emoji" w:hAnsi="Segoe UI Emoji" w:cs="Segoe UI Emoji"/>
+        </w:rPr>
+        <w:t xml:space="preserve"> </w:t>
+      </w:r>
+      <w:proofErr w:type="spellStart"/>
+      <w:r>
+        <w:rPr>
+          <w:rFonts w:ascii="Segoe UI Emoji" w:hAnsi="Segoe UI Emoji" w:cs="Segoe UI Emoji"/>
+        </w:rPr>
+        <w:t>mandare</w:t>
+      </w:r>
+      <w:proofErr w:type="spellEnd"/>
+      <w:r>
+        <w:rPr>
+          <w:rFonts w:ascii="Segoe UI Emoji" w:hAnsi="Segoe UI Emoji" w:cs="Segoe UI Emoji"/>
+        </w:rPr>
+        <w:t xml:space="preserve"> la mail </w:t>
+      </w:r>
+      <w:proofErr w:type="spellStart"/>
+      <w:r>
+        <w:rPr>
+          <w:rFonts w:ascii="Segoe UI Emoji" w:hAnsi="Segoe UI Emoji" w:cs="Segoe UI Emoji"/>
+        </w:rPr>
+        <w:t>lunedì</w:t>
+      </w:r>
+      <w:proofErr w:type="spellEnd"/>
+      <w:r>
+        <w:rPr>
+          <w:rFonts w:ascii="Segoe UI Emoji" w:hAnsi="Segoe UI Emoji" w:cs="Segoe UI Emoji"/>
+        </w:rPr>
+        <w:t xml:space="preserve"> </w:t>
+      </w:r>
+      <w:proofErr w:type="spellStart"/>
+      <w:r>
+        <w:rPr>
+          <w:rFonts w:ascii="Segoe UI Emoji" w:hAnsi="Segoe UI Emoji" w:cs="Segoe UI Emoji"/>
+        </w:rPr>
+        <w:t>pomeriggio</w:t>
+      </w:r>
+      <w:proofErr w:type="spellEnd"/>
+      <w:r>
+        <w:rPr>
+          <w:rFonts w:ascii="Segoe UI Emoji" w:hAnsi="Segoe UI Emoji" w:cs="Segoe UI Emoji"/>
+        </w:rPr>
+        <w:t>"</w:t>
+      </w:r>
+    </w:p>
+    <w:p>
+      <w:pPr>
+        <w:rPr>
+          <w:rFonts w:ascii="Segoe UI Emoji" w:hAnsi="Segoe UI Emoji" w:cs="Segoe UI Emoji"/>
+        </w:rPr>
+      </w:pPr>
+    </w:p>
+    <w:p>
+      <w:pPr>
+        <w:rPr>
+          <w:rFonts w:ascii="Segoe UI Emoji" w:hAnsi="Segoe UI Emoji" w:cs="Segoe UI Emoji"/>
+        </w:rPr>
+      </w:pPr>
+      <w:r>
+        <w:rPr>
+          <w:rFonts w:ascii="Segoe UI Emoji" w:hAnsi="Segoe UI Emoji" w:cs="Segoe UI Emoji"/>
+        </w:rPr>
+        <w:t xml:space="preserve">🧪 </w:t>
+      </w:r>
+      <w:proofErr w:type="spellStart"/>
+      <w:r>
+        <w:rPr>
+          <w:rFonts w:ascii="Segoe UI Emoji" w:hAnsi="Segoe UI Emoji" w:cs="Segoe UI Emoji"/>
+        </w:rPr>
+        <w:t>Categoria</w:t>
+      </w:r>
+      <w:proofErr w:type="spellEnd"/>
+    </w:p>
+    <w:p>
+      <w:pPr>
+        <w:rPr>
+          <w:rFonts w:ascii="Segoe UI Emoji" w:hAnsi="Segoe UI Emoji" w:cs="Segoe UI Emoji"/>
+        </w:rPr>
+      </w:pPr>
+    </w:p>
+    <w:p>
+      <w:pPr>
+        <w:rPr>
+          <w:rFonts w:ascii="Segoe UI Emoji" w:hAnsi="Segoe UI Emoji" w:cs="Segoe UI Emoji"/>
+        </w:rPr>
+      </w:pPr>
+      <w:r>
+        <w:rPr>
+          <w:rFonts w:ascii="Segoe UI Emoji" w:hAnsi="Segoe UI Emoji" w:cs="Segoe UI Emoji"/>
+        </w:rPr>
+        <w:t>"</w:t>
+      </w:r>
+      <w:proofErr w:type="spellStart"/>
+      <w:r>
+        <w:rPr>
+          <w:rFonts w:ascii="Segoe UI Emoji" w:hAnsi="Segoe UI Emoji" w:cs="Segoe UI Emoji"/>
+        </w:rPr>
+        <w:t>aggiungi</w:t>
+      </w:r>
+      <w:proofErr w:type="spellEnd"/>
+      <w:r>
+        <w:rPr>
+          <w:rFonts w:ascii="Segoe UI Emoji" w:hAnsi="Segoe UI Emoji" w:cs="Segoe UI Emoji"/>
+        </w:rPr>
+        <w:t xml:space="preserve"> </w:t>
+      </w:r>
+      <w:proofErr w:type="spellStart"/>
+      <w:r>
+        <w:rPr>
+          <w:rFonts w:ascii="Segoe UI Emoji" w:hAnsi="Segoe UI Emoji" w:cs="Segoe UI Emoji"/>
+        </w:rPr>
+        <w:t>finire</w:t>
+      </w:r>
+      <w:proofErr w:type="spellEnd"/>
+      <w:r>
+        <w:rPr>
+          <w:rFonts w:ascii="Segoe UI Emoji" w:hAnsi="Segoe UI Emoji" w:cs="Segoe UI Emoji"/>
+        </w:rPr>
+        <w:t xml:space="preserve"> la </w:t>
+      </w:r>
+      <w:proofErr w:type="spellStart"/>
+      <w:r>
+        <w:rPr>
+          <w:rFonts w:ascii="Segoe UI Emoji" w:hAnsi="Segoe UI Emoji" w:cs="Segoe UI Emoji"/>
+        </w:rPr>
+        <w:t>presentazione</w:t>
+      </w:r>
+      <w:proofErr w:type="spellEnd"/>
+      <w:r>
+        <w:rPr>
+          <w:rFonts w:ascii="Segoe UI Emoji" w:hAnsi="Segoe UI Emoji" w:cs="Segoe UI Emoji"/>
+        </w:rPr>
+        <w:t xml:space="preserve"> alla </w:t>
+      </w:r>
+      <w:proofErr w:type="spellStart"/>
+      <w:r>
+        <w:rPr>
+          <w:rFonts w:ascii="Segoe UI Emoji" w:hAnsi="Segoe UI Emoji" w:cs="Segoe UI Emoji"/>
+        </w:rPr>
+        <w:t>lista</w:t>
+      </w:r>
+      <w:proofErr w:type="spellEnd"/>
+      <w:r>
+        <w:rPr>
+          <w:rFonts w:ascii="Segoe UI Emoji" w:hAnsi="Segoe UI Emoji" w:cs="Segoe UI Emoji"/>
+        </w:rPr>
+        <w:t xml:space="preserve"> </w:t>
+      </w:r>
+      <w:proofErr w:type="spellStart"/>
+      <w:r>
+        <w:rPr>
+          <w:rFonts w:ascii="Segoe UI Emoji" w:hAnsi="Segoe UI Emoji" w:cs="Segoe UI Emoji"/>
+        </w:rPr>
+        <w:t>lavoro</w:t>
+      </w:r>
+      <w:proofErr w:type="spellEnd"/>
+      <w:r>
+        <w:rPr>
+          <w:rFonts w:ascii="Segoe UI Emoji" w:hAnsi="Segoe UI Emoji" w:cs="Segoe UI Emoji"/>
+        </w:rPr>
+        <w:t>"</w:t>
+      </w:r>
+    </w:p>
+    <w:p>
+      <w:pPr>
+        <w:rPr>
+          <w:rFonts w:ascii="Segoe UI Emoji" w:hAnsi="Segoe UI Emoji" w:cs="Segoe UI Emoji"/>
+        </w:rPr>
+      </w:pPr>
+    </w:p>
+    <w:p>
+      <w:pPr>
+        <w:rPr>
+          <w:rFonts w:ascii="Segoe UI Emoji" w:hAnsi="Segoe UI Emoji" w:cs="Segoe UI Emoji"/>
+        </w:rPr>
+      </w:pPr>
+      <w:r>
+        <w:rPr>
+          <w:rFonts w:ascii="Segoe UI Emoji" w:hAnsi="Segoe UI Emoji" w:cs="Segoe UI Emoji"/>
+        </w:rPr>
+        <w:t>"</w:t>
+      </w:r>
+      <w:proofErr w:type="spellStart"/>
+      <w:r>
+        <w:rPr>
+          <w:rFonts w:ascii="Segoe UI Emoji" w:hAnsi="Segoe UI Emoji" w:cs="Segoe UI Emoji"/>
+        </w:rPr>
+        <w:t>aggiungi</w:t>
+      </w:r>
+      <w:proofErr w:type="spellEnd"/>
+      <w:r>
+        <w:rPr>
+          <w:rFonts w:ascii="Segoe UI Emoji" w:hAnsi="Segoe UI Emoji" w:cs="Segoe UI Emoji"/>
+        </w:rPr>
+        <w:t xml:space="preserve"> </w:t>
+      </w:r>
+      <w:proofErr w:type="spellStart"/>
+      <w:r>
+        <w:rPr>
+          <w:rFonts w:ascii="Segoe UI Emoji" w:hAnsi="Segoe UI Emoji" w:cs="Segoe UI Emoji"/>
+        </w:rPr>
+        <w:t>comprare</w:t>
+      </w:r>
+      <w:proofErr w:type="spellEnd"/>
+      <w:r>
+        <w:rPr>
+          <w:rFonts w:ascii="Segoe UI Emoji" w:hAnsi="Segoe UI Emoji" w:cs="Segoe UI Emoji"/>
+        </w:rPr>
+        <w:t xml:space="preserve"> </w:t>
+      </w:r>
+      <w:proofErr w:type="spellStart"/>
+      <w:r>
+        <w:rPr>
+          <w:rFonts w:ascii="Segoe UI Emoji" w:hAnsi="Segoe UI Emoji" w:cs="Segoe UI Emoji"/>
+        </w:rPr>
+        <w:t>i</w:t>
+      </w:r>
+      <w:proofErr w:type="spellEnd"/>
+      <w:r>
+        <w:rPr>
+          <w:rFonts w:ascii="Segoe UI Emoji" w:hAnsi="Segoe UI Emoji" w:cs="Segoe UI Emoji"/>
+        </w:rPr>
+        <w:t xml:space="preserve"> </w:t>
+      </w:r>
+      <w:proofErr w:type="spellStart"/>
+      <w:r>
+        <w:rPr>
+          <w:rFonts w:ascii="Segoe UI Emoji" w:hAnsi="Segoe UI Emoji" w:cs="Segoe UI Emoji"/>
+        </w:rPr>
+        <w:t>regali</w:t>
+      </w:r>
+      <w:proofErr w:type="spellEnd"/>
+      <w:r>
+        <w:rPr>
+          <w:rFonts w:ascii="Segoe UI Emoji" w:hAnsi="Segoe UI Emoji" w:cs="Segoe UI Emoji"/>
+        </w:rPr>
+        <w:t xml:space="preserve"> alla </w:t>
+      </w:r>
+      <w:proofErr w:type="spellStart"/>
+      <w:r>
+        <w:rPr>
+          <w:rFonts w:ascii="Segoe UI Emoji" w:hAnsi="Segoe UI Emoji" w:cs="Segoe UI Emoji"/>
+        </w:rPr>
+        <w:t>lista</w:t>
+      </w:r>
+      <w:proofErr w:type="spellEnd"/>
+      <w:r>
+        <w:rPr>
+          <w:rFonts w:ascii="Segoe UI Emoji" w:hAnsi="Segoe UI Emoji" w:cs="Segoe UI Emoji"/>
+        </w:rPr>
+        <w:t xml:space="preserve"> </w:t>
+      </w:r>
+      <w:proofErr w:type="spellStart"/>
+      <w:r>
+        <w:rPr>
+          <w:rFonts w:ascii="Segoe UI Emoji" w:hAnsi="Segoe UI Emoji" w:cs="Segoe UI Emoji"/>
+        </w:rPr>
+        <w:t>personale</w:t>
+      </w:r>
+      <w:proofErr w:type="spellEnd"/>
+      <w:r>
+        <w:rPr>
+          <w:rFonts w:ascii="Segoe UI Emoji" w:hAnsi="Segoe UI Emoji" w:cs="Segoe UI Emoji"/>
+        </w:rPr>
+        <w:t>"</w:t>
+      </w:r>
+    </w:p>
+    <w:p>
+      <w:pPr>
+        <w:rPr>
+          <w:rFonts w:ascii="Segoe UI Emoji" w:hAnsi="Segoe UI Emoji" w:cs="Segoe UI Emoji"/>
+        </w:rPr>
+      </w:pPr>
+    </w:p>
+    <w:p>
+      <w:pPr>
+        <w:rPr>
+          <w:rFonts w:ascii="Segoe UI Emoji" w:hAnsi="Segoe UI Emoji" w:cs="Segoe UI Emoji"/>
+        </w:rPr>
+      </w:pPr>
+      <w:r>
+        <w:rPr>
+          <w:rFonts w:ascii="Segoe UI Emoji" w:hAnsi="Segoe UI Emoji" w:cs="Segoe UI Emoji"/>
+        </w:rPr>
+        <w:t xml:space="preserve">🧪 </w:t>
+      </w:r>
+      <w:proofErr w:type="spellStart"/>
+      <w:r>
+        <w:rPr>
+          <w:rFonts w:ascii="Segoe UI Emoji" w:hAnsi="Segoe UI Emoji" w:cs="Segoe UI Emoji"/>
+        </w:rPr>
+        <w:t>Linguaggio</w:t>
+      </w:r>
+      <w:proofErr w:type="spellEnd"/>
+      <w:r>
+        <w:rPr>
+          <w:rFonts w:ascii="Segoe UI Emoji" w:hAnsi="Segoe UI Emoji" w:cs="Segoe UI Emoji"/>
+        </w:rPr>
+        <w:t xml:space="preserve"> </w:t>
+      </w:r>
+      <w:proofErr w:type="spellStart"/>
+      <w:r>
+        <w:rPr>
+          <w:rFonts w:ascii="Segoe UI Emoji" w:hAnsi="Segoe UI Emoji" w:cs="Segoe UI Emoji"/>
+        </w:rPr>
+        <w:t>naturale</w:t>
+      </w:r>
+      <w:proofErr w:type="spellEnd"/>
+      <w:r>
+        <w:rPr>
+          <w:rFonts w:ascii="Segoe UI Emoji" w:hAnsi="Segoe UI Emoji" w:cs="Segoe UI Emoji"/>
+        </w:rPr>
+        <w:t xml:space="preserve"> / </w:t>
+      </w:r>
+      <w:proofErr w:type="spellStart"/>
+      <w:r>
+        <w:rPr>
+          <w:rFonts w:ascii="Segoe UI Emoji" w:hAnsi="Segoe UI Emoji" w:cs="Segoe UI Emoji"/>
+        </w:rPr>
+        <w:t>colloquiale</w:t>
+      </w:r>
+      <w:proofErr w:type="spellEnd"/>
+    </w:p>
+    <w:p>
+      <w:pPr>
+        <w:rPr>
+          <w:rFonts w:ascii="Segoe UI Emoji" w:hAnsi="Segoe UI Emoji" w:cs="Segoe UI Emoji"/>
+        </w:rPr>
+      </w:pPr>
+    </w:p>
+    <w:p>
+      <w:pPr>
+        <w:rPr>
+          <w:rFonts w:ascii="Segoe UI Emoji" w:hAnsi="Segoe UI Emoji" w:cs="Segoe UI Emoji"/>
+        </w:rPr>
+      </w:pPr>
+      <w:r>
+        <w:rPr>
+          <w:rFonts w:ascii="Segoe UI Emoji" w:hAnsi="Segoe UI Emoji" w:cs="Segoe UI Emoji"/>
+        </w:rPr>
+        <w:t>"</w:t>
+      </w:r>
+      <w:proofErr w:type="spellStart"/>
+      <w:r>
+        <w:rPr>
+          <w:rFonts w:ascii="Segoe UI Emoji" w:hAnsi="Segoe UI Emoji" w:cs="Segoe UI Emoji"/>
+        </w:rPr>
+        <w:t>ehi</w:t>
+      </w:r>
+      <w:proofErr w:type="spellEnd"/>
+      <w:r>
+        <w:rPr>
+          <w:rFonts w:ascii="Segoe UI Emoji" w:hAnsi="Segoe UI Emoji" w:cs="Segoe UI Emoji"/>
+        </w:rPr>
+        <w:t xml:space="preserve"> </w:t>
+      </w:r>
+      <w:proofErr w:type="spellStart"/>
+      <w:r>
+        <w:rPr>
+          <w:rFonts w:ascii="Segoe UI Emoji" w:hAnsi="Segoe UI Emoji" w:cs="Segoe UI Emoji"/>
+        </w:rPr>
+        <w:t>ricordami</w:t>
+      </w:r>
+      <w:proofErr w:type="spellEnd"/>
+      <w:r>
+        <w:rPr>
+          <w:rFonts w:ascii="Segoe UI Emoji" w:hAnsi="Segoe UI Emoji" w:cs="Segoe UI Emoji"/>
+        </w:rPr>
+        <w:t xml:space="preserve"> di </w:t>
+      </w:r>
+      <w:proofErr w:type="spellStart"/>
+      <w:r>
+        <w:rPr>
+          <w:rFonts w:ascii="Segoe UI Emoji" w:hAnsi="Segoe UI Emoji" w:cs="Segoe UI Emoji"/>
+        </w:rPr>
+        <w:t>comprare</w:t>
+      </w:r>
+      <w:proofErr w:type="spellEnd"/>
+      <w:r>
+        <w:rPr>
+          <w:rFonts w:ascii="Segoe UI Emoji" w:hAnsi="Segoe UI Emoji" w:cs="Segoe UI Emoji"/>
+        </w:rPr>
+        <w:t xml:space="preserve"> il vino"</w:t>
+      </w:r>
+    </w:p>
+    <w:p>
+      <w:pPr>
+        <w:rPr>
+          <w:rFonts w:ascii="Segoe UI Emoji" w:hAnsi="Segoe UI Emoji" w:cs="Segoe UI Emoji"/>
+        </w:rPr>
+      </w:pPr>
+    </w:p>
+    <w:p>
+      <w:pPr>
+        <w:rPr>
+          <w:rFonts w:ascii="Segoe UI Emoji" w:hAnsi="Segoe UI Emoji" w:cs="Segoe UI Emoji"/>
+        </w:rPr>
+      </w:pPr>
+      <w:r>
+        <w:rPr>
+          <w:rFonts w:ascii="Segoe UI Emoji" w:hAnsi="Segoe UI Emoji" w:cs="Segoe UI Emoji"/>
+        </w:rPr>
+        <w:t xml:space="preserve">"uh </w:t>
+      </w:r>
+      <w:proofErr w:type="spellStart"/>
+      <w:r>
+        <w:rPr>
+          <w:rFonts w:ascii="Segoe UI Emoji" w:hAnsi="Segoe UI Emoji" w:cs="Segoe UI Emoji"/>
+        </w:rPr>
+        <w:t>aggiungi</w:t>
+      </w:r>
+      <w:proofErr w:type="spellEnd"/>
+      <w:r>
+        <w:rPr>
+          <w:rFonts w:ascii="Segoe UI Emoji" w:hAnsi="Segoe UI Emoji" w:cs="Segoe UI Emoji"/>
+        </w:rPr>
+        <w:t xml:space="preserve"> </w:t>
+      </w:r>
+      <w:proofErr w:type="spellStart"/>
+      <w:r>
+        <w:rPr>
+          <w:rFonts w:ascii="Segoe UI Emoji" w:hAnsi="Segoe UI Emoji" w:cs="Segoe UI Emoji"/>
+        </w:rPr>
+        <w:t>prendere</w:t>
+      </w:r>
+      <w:proofErr w:type="spellEnd"/>
+      <w:r>
+        <w:rPr>
+          <w:rFonts w:ascii="Segoe UI Emoji" w:hAnsi="Segoe UI Emoji" w:cs="Segoe UI Emoji"/>
+        </w:rPr>
+        <w:t xml:space="preserve"> le medicine alle 8"</w:t>
+      </w:r>
+    </w:p>
+    <w:p>
+      <w:pPr>
+        <w:rPr>
+          <w:rFonts w:ascii="Segoe UI Emoji" w:hAnsi="Segoe UI Emoji" w:cs="Segoe UI Emoji"/>
+        </w:rPr>
+      </w:pPr>
+    </w:p>
+    <w:p>
+      <w:pPr>
+        <w:rPr>
+          <w:rFonts w:ascii="Segoe UI Emoji" w:hAnsi="Segoe UI Emoji" w:cs="Segoe UI Emoji"/>
+        </w:rPr>
+      </w:pPr>
+      <w:r>
+        <w:rPr>
+          <w:rFonts w:ascii="Segoe UI Emoji" w:hAnsi="Segoe UI Emoji" w:cs="Segoe UI Emoji"/>
+        </w:rPr>
+        <w:t xml:space="preserve">"devo </w:t>
+      </w:r>
+      <w:proofErr w:type="spellStart"/>
+      <w:r>
+        <w:rPr>
+          <w:rFonts w:ascii="Segoe UI Emoji" w:hAnsi="Segoe UI Emoji" w:cs="Segoe UI Emoji"/>
+        </w:rPr>
+        <w:t>ricordarmi</w:t>
+      </w:r>
+      <w:proofErr w:type="spellEnd"/>
+      <w:r>
+        <w:rPr>
+          <w:rFonts w:ascii="Segoe UI Emoji" w:hAnsi="Segoe UI Emoji" w:cs="Segoe UI Emoji"/>
+        </w:rPr>
+        <w:t xml:space="preserve"> di </w:t>
+      </w:r>
+      <w:proofErr w:type="spellStart"/>
+      <w:r>
+        <w:rPr>
+          <w:rFonts w:ascii="Segoe UI Emoji" w:hAnsi="Segoe UI Emoji" w:cs="Segoe UI Emoji"/>
+        </w:rPr>
+        <w:t>mandare</w:t>
+      </w:r>
+      <w:proofErr w:type="spellEnd"/>
+      <w:r>
+        <w:rPr>
+          <w:rFonts w:ascii="Segoe UI Emoji" w:hAnsi="Segoe UI Emoji" w:cs="Segoe UI Emoji"/>
+        </w:rPr>
+        <w:t xml:space="preserve"> il </w:t>
+      </w:r>
+      <w:proofErr w:type="spellStart"/>
+      <w:r>
+        <w:rPr>
+          <w:rFonts w:ascii="Segoe UI Emoji" w:hAnsi="Segoe UI Emoji" w:cs="Segoe UI Emoji"/>
+        </w:rPr>
+        <w:t>documento</w:t>
+      </w:r>
+      <w:proofErr w:type="spellEnd"/>
+      <w:r>
+        <w:rPr>
+          <w:rFonts w:ascii="Segoe UI Emoji" w:hAnsi="Segoe UI Emoji" w:cs="Segoe UI Emoji"/>
+        </w:rPr>
+        <w:t xml:space="preserve"> </w:t>
+      </w:r>
+      <w:proofErr w:type="spellStart"/>
+      <w:r>
+        <w:rPr>
+          <w:rFonts w:ascii="Segoe UI Emoji" w:hAnsi="Segoe UI Emoji" w:cs="Segoe UI Emoji"/>
+        </w:rPr>
+        <w:t>domani</w:t>
+      </w:r>
+      <w:proofErr w:type="spellEnd"/>
+      <w:r>
+        <w:rPr>
+          <w:rFonts w:ascii="Segoe UI Emoji" w:hAnsi="Segoe UI Emoji" w:cs="Segoe UI Emoji"/>
+        </w:rPr>
+        <w:t xml:space="preserve"> </w:t>
+      </w:r>
+      <w:proofErr w:type="spellStart"/>
+      <w:r>
+        <w:rPr>
+          <w:rFonts w:ascii="Segoe UI Emoji" w:hAnsi="Segoe UI Emoji" w:cs="Segoe UI Emoji"/>
+        </w:rPr>
+        <w:t>mattina</w:t>
+      </w:r>
+      <w:proofErr w:type="spellEnd"/>
+      <w:r>
+        <w:rPr>
+          <w:rFonts w:ascii="Segoe UI Emoji" w:hAnsi="Segoe UI Emoji" w:cs="Segoe UI Emoji"/>
+        </w:rPr>
+        <w:t>"</w:t>
+      </w:r>
+    </w:p>
+    <w:p>
+      <w:pPr>
+        <w:rPr>
+          <w:rFonts w:ascii="Segoe UI Emoji" w:hAnsi="Segoe UI Emoji" w:cs="Segoe UI Emoji"/>
+        </w:rPr>
+      </w:pPr>
+    </w:p>
+    <w:p>
+      <w:pPr>
+        <w:rPr>
+          <w:rFonts w:ascii="Segoe UI Emoji" w:hAnsi="Segoe UI Emoji" w:cs="Segoe UI Emoji"/>
+        </w:rPr>
+      </w:pPr>
+      <w:r>
+        <w:rPr>
+          <w:rFonts w:ascii="Segoe UI Emoji" w:hAnsi="Segoe UI Emoji" w:cs="Segoe UI Emoji"/>
+        </w:rPr>
+        <w:t xml:space="preserve">🇮🇹 UPDATE TASK — </w:t>
+      </w:r>
+      <w:proofErr w:type="spellStart"/>
+      <w:r>
+        <w:rPr>
+          <w:rFonts w:ascii="Segoe UI Emoji" w:hAnsi="Segoe UI Emoji" w:cs="Segoe UI Emoji"/>
+        </w:rPr>
+        <w:t>Aggiornare</w:t>
+      </w:r>
+      <w:proofErr w:type="spellEnd"/>
+      <w:r>
+        <w:rPr>
+          <w:rFonts w:ascii="Segoe UI Emoji" w:hAnsi="Segoe UI Emoji" w:cs="Segoe UI Emoji"/>
+        </w:rPr>
+        <w:t xml:space="preserve"> </w:t>
+      </w:r>
+      <w:proofErr w:type="spellStart"/>
+      <w:r>
+        <w:rPr>
+          <w:rFonts w:ascii="Segoe UI Emoji" w:hAnsi="Segoe UI Emoji" w:cs="Segoe UI Emoji"/>
+        </w:rPr>
+        <w:t>attività</w:t>
+      </w:r>
+      <w:proofErr w:type="spellEnd"/>
+      <w:r>
+        <w:rPr>
+          <w:rFonts w:ascii="Segoe UI Emoji" w:hAnsi="Segoe UI Emoji" w:cs="Segoe UI Emoji"/>
+        </w:rPr>
+        <w:t xml:space="preserve"> (≈ 30 </w:t>
+      </w:r>
+      <w:proofErr w:type="spellStart"/>
+      <w:r>
+        <w:rPr>
+          <w:rFonts w:ascii="Segoe UI Emoji" w:hAnsi="Segoe UI Emoji" w:cs="Segoe UI Emoji"/>
+        </w:rPr>
+        <w:t>frasi</w:t>
+      </w:r>
+      <w:proofErr w:type="spellEnd"/>
+      <w:r>
+        <w:rPr>
+          <w:rFonts w:ascii="Segoe UI Emoji" w:hAnsi="Segoe UI Emoji" w:cs="Segoe UI Emoji"/>
+        </w:rPr>
+        <w:t>)</w:t>
+      </w:r>
+    </w:p>
+    <w:p>
+      <w:pPr>
+        <w:rPr>
+          <w:rFonts w:ascii="Segoe UI Emoji" w:hAnsi="Segoe UI Emoji" w:cs="Segoe UI Emoji"/>
+        </w:rPr>
+      </w:pPr>
+      <w:r>
+        <w:rPr>
+          <w:rFonts w:ascii="Segoe UI Emoji" w:hAnsi="Segoe UI Emoji" w:cs="Segoe UI Emoji"/>
+        </w:rPr>
+        <w:t xml:space="preserve">🧪 </w:t>
+      </w:r>
+      <w:proofErr w:type="spellStart"/>
+      <w:r>
+        <w:rPr>
+          <w:rFonts w:ascii="Segoe UI Emoji" w:hAnsi="Segoe UI Emoji" w:cs="Segoe UI Emoji"/>
+        </w:rPr>
+        <w:t>Rinomina</w:t>
+      </w:r>
+      <w:proofErr w:type="spellEnd"/>
+    </w:p>
+    <w:p>
+      <w:pPr>
+        <w:rPr>
+          <w:rFonts w:ascii="Segoe UI Emoji" w:hAnsi="Segoe UI Emoji" w:cs="Segoe UI Emoji"/>
+        </w:rPr>
+      </w:pPr>
+    </w:p>
+    <w:p>
+      <w:pPr>
+        <w:rPr>
+          <w:rFonts w:ascii="Segoe UI Emoji" w:hAnsi="Segoe UI Emoji" w:cs="Segoe UI Emoji"/>
+        </w:rPr>
+      </w:pPr>
+      <w:r>
+        <w:rPr>
+          <w:rFonts w:ascii="Segoe UI Emoji" w:hAnsi="Segoe UI Emoji" w:cs="Segoe UI Emoji"/>
+        </w:rPr>
+        <w:t>"</w:t>
+      </w:r>
+      <w:proofErr w:type="spellStart"/>
+      <w:r>
+        <w:rPr>
+          <w:rFonts w:ascii="Segoe UI Emoji" w:hAnsi="Segoe UI Emoji" w:cs="Segoe UI Emoji"/>
+        </w:rPr>
+        <w:t>rinomina</w:t>
+      </w:r>
+      <w:proofErr w:type="spellEnd"/>
+      <w:r>
+        <w:rPr>
+          <w:rFonts w:ascii="Segoe UI Emoji" w:hAnsi="Segoe UI Emoji" w:cs="Segoe UI Emoji"/>
+        </w:rPr>
+        <w:t xml:space="preserve"> </w:t>
+      </w:r>
+      <w:proofErr w:type="spellStart"/>
+      <w:r>
+        <w:rPr>
+          <w:rFonts w:ascii="Segoe UI Emoji" w:hAnsi="Segoe UI Emoji" w:cs="Segoe UI Emoji"/>
+        </w:rPr>
+        <w:t>comprare</w:t>
+      </w:r>
+      <w:proofErr w:type="spellEnd"/>
+      <w:r>
+        <w:rPr>
+          <w:rFonts w:ascii="Segoe UI Emoji" w:hAnsi="Segoe UI Emoji" w:cs="Segoe UI Emoji"/>
+        </w:rPr>
+        <w:t xml:space="preserve"> il latte in </w:t>
+      </w:r>
+      <w:proofErr w:type="spellStart"/>
+      <w:r>
+        <w:rPr>
+          <w:rFonts w:ascii="Segoe UI Emoji" w:hAnsi="Segoe UI Emoji" w:cs="Segoe UI Emoji"/>
+        </w:rPr>
+        <w:t>comprare</w:t>
+      </w:r>
+      <w:proofErr w:type="spellEnd"/>
+      <w:r>
+        <w:rPr>
+          <w:rFonts w:ascii="Segoe UI Emoji" w:hAnsi="Segoe UI Emoji" w:cs="Segoe UI Emoji"/>
+        </w:rPr>
+        <w:t xml:space="preserve"> il latte di mandorla"</w:t>
+      </w:r>
+    </w:p>
+    <w:p>
+      <w:pPr>
+        <w:rPr>
+          <w:rFonts w:ascii="Segoe UI Emoji" w:hAnsi="Segoe UI Emoji" w:cs="Segoe UI Emoji"/>
+        </w:rPr>
+      </w:pPr>
+    </w:p>
+    <w:p>
+      <w:pPr>
+        <w:rPr>
+          <w:rFonts w:ascii="Segoe UI Emoji" w:hAnsi="Segoe UI Emoji" w:cs="Segoe UI Emoji"/>
+        </w:rPr>
+      </w:pPr>
+      <w:r>
+        <w:rPr>
+          <w:rFonts w:ascii="Segoe UI Emoji" w:hAnsi="Segoe UI Emoji" w:cs="Segoe UI Emoji"/>
+        </w:rPr>
+        <w:t xml:space="preserve">"cambia </w:t>
+      </w:r>
+      <w:proofErr w:type="spellStart"/>
+      <w:r>
+        <w:rPr>
+          <w:rFonts w:ascii="Segoe UI Emoji" w:hAnsi="Segoe UI Emoji" w:cs="Segoe UI Emoji"/>
+        </w:rPr>
+        <w:t>chiamare</w:t>
+      </w:r>
+      <w:proofErr w:type="spellEnd"/>
+      <w:r>
+        <w:rPr>
+          <w:rFonts w:ascii="Segoe UI Emoji" w:hAnsi="Segoe UI Emoji" w:cs="Segoe UI Emoji"/>
+        </w:rPr>
+        <w:t xml:space="preserve"> mamma in </w:t>
+      </w:r>
+      <w:proofErr w:type="spellStart"/>
+      <w:r>
+        <w:rPr>
+          <w:rFonts w:ascii="Segoe UI Emoji" w:hAnsi="Segoe UI Emoji" w:cs="Segoe UI Emoji"/>
+        </w:rPr>
+        <w:t>chiamare</w:t>
+      </w:r>
+      <w:proofErr w:type="spellEnd"/>
+      <w:r>
+        <w:rPr>
+          <w:rFonts w:ascii="Segoe UI Emoji" w:hAnsi="Segoe UI Emoji" w:cs="Segoe UI Emoji"/>
+        </w:rPr>
+        <w:t xml:space="preserve"> mamma e </w:t>
+      </w:r>
+      <w:proofErr w:type="spellStart"/>
+      <w:r>
+        <w:rPr>
+          <w:rFonts w:ascii="Segoe UI Emoji" w:hAnsi="Segoe UI Emoji" w:cs="Segoe UI Emoji"/>
+        </w:rPr>
+        <w:t>papà</w:t>
+      </w:r>
+      <w:proofErr w:type="spellEnd"/>
+      <w:r>
+        <w:rPr>
+          <w:rFonts w:ascii="Segoe UI Emoji" w:hAnsi="Segoe UI Emoji" w:cs="Segoe UI Emoji"/>
+        </w:rPr>
+        <w:t>"</w:t>
+      </w:r>
+    </w:p>
+    <w:p>
+      <w:pPr>
+        <w:rPr>
+          <w:rFonts w:ascii="Segoe UI Emoji" w:hAnsi="Segoe UI Emoji" w:cs="Segoe UI Emoji"/>
+        </w:rPr>
+      </w:pPr>
+    </w:p>
+    <w:p>
+      <w:pPr>
+        <w:rPr>
+          <w:rFonts w:ascii="Segoe UI Emoji" w:hAnsi="Segoe UI Emoji" w:cs="Segoe UI Emoji"/>
+        </w:rPr>
+      </w:pPr>
+      <w:r>
+        <w:rPr>
+          <w:rFonts w:ascii="Segoe UI Emoji" w:hAnsi="Segoe UI Emoji" w:cs="Segoe UI Emoji"/>
+        </w:rPr>
+        <w:t>🧪 Cambio data/ora</w:t>
+      </w:r>
+    </w:p>
+    <w:p>
+      <w:pPr>
+        <w:rPr>
+          <w:rFonts w:ascii="Segoe UI Emoji" w:hAnsi="Segoe UI Emoji" w:cs="Segoe UI Emoji"/>
+        </w:rPr>
+      </w:pPr>
+    </w:p>
+    <w:p>
+      <w:pPr>
+        <w:rPr>
+          <w:rFonts w:ascii="Segoe UI Emoji" w:hAnsi="Segoe UI Emoji" w:cs="Segoe UI Emoji"/>
+        </w:rPr>
+      </w:pPr>
+      <w:r>
+        <w:rPr>
+          <w:rFonts w:ascii="Segoe UI Emoji" w:hAnsi="Segoe UI Emoji" w:cs="Segoe UI Emoji"/>
+        </w:rPr>
         <w:lastRenderedPageBreak/>
-        <w:t>Query Tasks</w:t>
-      </w:r>
-    </w:p>
-    <w:p>
-      <w:r>
-        <w:t>"Alexa, what are my tasks?"</w:t>
-      </w:r>
-    </w:p>
-    <w:p>
-      <w:r>
-        <w:t>"Alexa, read my work tasks"</w:t>
-      </w:r>
-    </w:p>
-    <w:p>
-      <w:r>
-        <w:t>"Alexa, what are my high priority tasks?"</w:t>
-      </w:r>
-    </w:p>
-    <w:p>
-      <w:r>
-        <w:t>"Alexa, what's due tomorrow?"</w:t>
-      </w:r>
-    </w:p>
-    <w:p>
-      <w:r>
-        <w:t>"Alexa, what did I complete this week?"</w:t>
-      </w:r>
-    </w:p>
-    <w:p>
-      <w:r>
-        <w:t>"Alexa, when is my next deadline?"</w:t>
-      </w:r>
-    </w:p>
-    <w:p>
-      <w:r>
-        <w:t>"Alexa, how many tasks do I have?"</w:t>
-      </w:r>
-    </w:p>
-    <w:p>
-      <w:r>
-        <w:rPr>
-          <w:rFonts w:ascii="Segoe UI Symbol" w:hAnsi="Segoe UI Symbol" w:cs="Segoe UI Symbol"/>
-        </w:rPr>
-        <w:t>🍽</w:t>
-      </w:r>
-      <w:r>
-        <w:t xml:space="preserve"> Meal Logging</w:t>
-      </w:r>
-    </w:p>
-    <w:p>
-      <w:r>
-        <w:t>Phrase-Based Meal Logging</w:t>
-      </w:r>
-    </w:p>
-    <w:p>
-      <w:r>
-        <w:t>"Alexa, log chicken and rice"</w:t>
-      </w:r>
-    </w:p>
-    <w:p>
-      <w:r>
-        <w:t>"Alexa, I ate oatmeal"</w:t>
-      </w:r>
-    </w:p>
-    <w:p>
-      <w:r>
-        <w:t>"Alexa, add meal protein shake"</w:t>
-      </w:r>
-    </w:p>
-    <w:p>
-      <w:r>
-        <w:t>"Alexa, log salad with chicken"</w:t>
-      </w:r>
-    </w:p>
-    <w:p>
-      <w:r>
-        <w:t>Structured Meal Logging</w:t>
-      </w:r>
-    </w:p>
-    <w:p>
-      <w:r>
-        <w:t>"Alexa, log chicken and rice 650 calories"</w:t>
-      </w:r>
-    </w:p>
-    <w:p>
-      <w:r>
-        <w:t>"Alexa, log pasta for 800 calories"</w:t>
-      </w:r>
-    </w:p>
-    <w:p>
-      <w:r>
-        <w:t>"Alexa, I ate oatmeal for 300 calories"</w:t>
-      </w:r>
-    </w:p>
-    <w:p>
-      <w:r>
-        <w:t>"Alexa, log a meal on Monday"</w:t>
-      </w:r>
-    </w:p>
-    <w:p>
-      <w:r>
-        <w:t>Meal Queries</w:t>
-      </w:r>
-    </w:p>
-    <w:p>
-      <w:r>
-        <w:t>"Alexa, what did I eat today?"</w:t>
-      </w:r>
-    </w:p>
-    <w:p>
-      <w:r>
-        <w:t>"Alexa, how many calories have I logged today?"</w:t>
-      </w:r>
-    </w:p>
-    <w:p>
-      <w:r>
-        <w:t>"Alexa, how many calories have I logged this week?"</w:t>
-      </w:r>
-    </w:p>
-    <w:p>
-      <w:r>
-        <w:rPr>
-          <w:rFonts w:ascii="Segoe UI Symbol" w:hAnsi="Segoe UI Symbol" w:cs="Segoe UI Symbol"/>
-        </w:rPr>
-        <w:t>🏋</w:t>
-      </w:r>
-      <w:r>
-        <w:t xml:space="preserve"> Workouts</w:t>
-      </w:r>
-    </w:p>
-    <w:p>
-      <w:r>
-        <w:t>Add Workout</w:t>
-      </w:r>
-    </w:p>
-    <w:p>
-      <w:r>
-        <w:t>"Alexa, log workout chest day"</w:t>
-      </w:r>
-    </w:p>
-    <w:p>
-      <w:r>
+        <w:t>"</w:t>
+      </w:r>
+      <w:proofErr w:type="spellStart"/>
+      <w:r>
+        <w:rPr>
+          <w:rFonts w:ascii="Segoe UI Emoji" w:hAnsi="Segoe UI Emoji" w:cs="Segoe UI Emoji"/>
+        </w:rPr>
+        <w:t>sposta</w:t>
+      </w:r>
+      <w:proofErr w:type="spellEnd"/>
+      <w:r>
+        <w:rPr>
+          <w:rFonts w:ascii="Segoe UI Emoji" w:hAnsi="Segoe UI Emoji" w:cs="Segoe UI Emoji"/>
+        </w:rPr>
+        <w:t xml:space="preserve"> </w:t>
+      </w:r>
+      <w:proofErr w:type="spellStart"/>
+      <w:r>
+        <w:rPr>
+          <w:rFonts w:ascii="Segoe UI Emoji" w:hAnsi="Segoe UI Emoji" w:cs="Segoe UI Emoji"/>
+        </w:rPr>
+        <w:t>appuntamento</w:t>
+      </w:r>
+      <w:proofErr w:type="spellEnd"/>
+      <w:r>
+        <w:rPr>
+          <w:rFonts w:ascii="Segoe UI Emoji" w:hAnsi="Segoe UI Emoji" w:cs="Segoe UI Emoji"/>
+        </w:rPr>
+        <w:t xml:space="preserve"> dal </w:t>
+      </w:r>
+      <w:proofErr w:type="spellStart"/>
+      <w:r>
+        <w:rPr>
+          <w:rFonts w:ascii="Segoe UI Emoji" w:hAnsi="Segoe UI Emoji" w:cs="Segoe UI Emoji"/>
+        </w:rPr>
+        <w:t>dentista</w:t>
+      </w:r>
+      <w:proofErr w:type="spellEnd"/>
+      <w:r>
+        <w:rPr>
+          <w:rFonts w:ascii="Segoe UI Emoji" w:hAnsi="Segoe UI Emoji" w:cs="Segoe UI Emoji"/>
+        </w:rPr>
+        <w:t xml:space="preserve"> a </w:t>
+      </w:r>
+      <w:proofErr w:type="spellStart"/>
+      <w:r>
+        <w:rPr>
+          <w:rFonts w:ascii="Segoe UI Emoji" w:hAnsi="Segoe UI Emoji" w:cs="Segoe UI Emoji"/>
+        </w:rPr>
+        <w:t>venerdì</w:t>
+      </w:r>
+      <w:proofErr w:type="spellEnd"/>
+      <w:r>
+        <w:rPr>
+          <w:rFonts w:ascii="Segoe UI Emoji" w:hAnsi="Segoe UI Emoji" w:cs="Segoe UI Emoji"/>
+        </w:rPr>
+        <w:t xml:space="preserve"> </w:t>
+      </w:r>
+      <w:proofErr w:type="spellStart"/>
+      <w:r>
+        <w:rPr>
+          <w:rFonts w:ascii="Segoe UI Emoji" w:hAnsi="Segoe UI Emoji" w:cs="Segoe UI Emoji"/>
+        </w:rPr>
+        <w:t>prossimo</w:t>
+      </w:r>
+      <w:proofErr w:type="spellEnd"/>
+      <w:r>
+        <w:rPr>
+          <w:rFonts w:ascii="Segoe UI Emoji" w:hAnsi="Segoe UI Emoji" w:cs="Segoe UI Emoji"/>
+        </w:rPr>
+        <w:t>"</w:t>
+      </w:r>
+    </w:p>
+    <w:p>
+      <w:pPr>
+        <w:rPr>
+          <w:rFonts w:ascii="Segoe UI Emoji" w:hAnsi="Segoe UI Emoji" w:cs="Segoe UI Emoji"/>
+        </w:rPr>
+      </w:pPr>
+    </w:p>
+    <w:p>
+      <w:pPr>
+        <w:rPr>
+          <w:rFonts w:ascii="Segoe UI Emoji" w:hAnsi="Segoe UI Emoji" w:cs="Segoe UI Emoji"/>
+        </w:rPr>
+      </w:pPr>
+      <w:r>
+        <w:rPr>
+          <w:rFonts w:ascii="Segoe UI Emoji" w:hAnsi="Segoe UI Emoji" w:cs="Segoe UI Emoji"/>
+        </w:rPr>
+        <w:t>"</w:t>
+      </w:r>
+      <w:proofErr w:type="spellStart"/>
+      <w:r>
+        <w:rPr>
+          <w:rFonts w:ascii="Segoe UI Emoji" w:hAnsi="Segoe UI Emoji" w:cs="Segoe UI Emoji"/>
+        </w:rPr>
+        <w:t>rimanda</w:t>
+      </w:r>
+      <w:proofErr w:type="spellEnd"/>
+      <w:r>
+        <w:rPr>
+          <w:rFonts w:ascii="Segoe UI Emoji" w:hAnsi="Segoe UI Emoji" w:cs="Segoe UI Emoji"/>
+        </w:rPr>
+        <w:t xml:space="preserve"> </w:t>
+      </w:r>
+      <w:proofErr w:type="spellStart"/>
+      <w:r>
+        <w:rPr>
+          <w:rFonts w:ascii="Segoe UI Emoji" w:hAnsi="Segoe UI Emoji" w:cs="Segoe UI Emoji"/>
+        </w:rPr>
+        <w:t>pagare</w:t>
+      </w:r>
+      <w:proofErr w:type="spellEnd"/>
+      <w:r>
+        <w:rPr>
+          <w:rFonts w:ascii="Segoe UI Emoji" w:hAnsi="Segoe UI Emoji" w:cs="Segoe UI Emoji"/>
+        </w:rPr>
+        <w:t xml:space="preserve"> </w:t>
+      </w:r>
+      <w:proofErr w:type="spellStart"/>
+      <w:r>
+        <w:rPr>
+          <w:rFonts w:ascii="Segoe UI Emoji" w:hAnsi="Segoe UI Emoji" w:cs="Segoe UI Emoji"/>
+        </w:rPr>
+        <w:t>l’affitto</w:t>
+      </w:r>
+      <w:proofErr w:type="spellEnd"/>
+      <w:r>
+        <w:rPr>
+          <w:rFonts w:ascii="Segoe UI Emoji" w:hAnsi="Segoe UI Emoji" w:cs="Segoe UI Emoji"/>
+        </w:rPr>
+        <w:t xml:space="preserve"> a </w:t>
+      </w:r>
+      <w:proofErr w:type="spellStart"/>
+      <w:r>
+        <w:rPr>
+          <w:rFonts w:ascii="Segoe UI Emoji" w:hAnsi="Segoe UI Emoji" w:cs="Segoe UI Emoji"/>
+        </w:rPr>
+        <w:t>domani</w:t>
+      </w:r>
+      <w:proofErr w:type="spellEnd"/>
+      <w:r>
+        <w:rPr>
+          <w:rFonts w:ascii="Segoe UI Emoji" w:hAnsi="Segoe UI Emoji" w:cs="Segoe UI Emoji"/>
+        </w:rPr>
+        <w:t xml:space="preserve"> </w:t>
+      </w:r>
+      <w:proofErr w:type="spellStart"/>
+      <w:r>
+        <w:rPr>
+          <w:rFonts w:ascii="Segoe UI Emoji" w:hAnsi="Segoe UI Emoji" w:cs="Segoe UI Emoji"/>
+        </w:rPr>
+        <w:t>mattina</w:t>
+      </w:r>
+      <w:proofErr w:type="spellEnd"/>
+      <w:r>
+        <w:rPr>
+          <w:rFonts w:ascii="Segoe UI Emoji" w:hAnsi="Segoe UI Emoji" w:cs="Segoe UI Emoji"/>
+        </w:rPr>
+        <w:t>"</w:t>
+      </w:r>
+    </w:p>
+    <w:p>
+      <w:pPr>
+        <w:rPr>
+          <w:rFonts w:ascii="Segoe UI Emoji" w:hAnsi="Segoe UI Emoji" w:cs="Segoe UI Emoji"/>
+        </w:rPr>
+      </w:pPr>
+    </w:p>
+    <w:p>
+      <w:pPr>
+        <w:rPr>
+          <w:rFonts w:ascii="Segoe UI Emoji" w:hAnsi="Segoe UI Emoji" w:cs="Segoe UI Emoji"/>
+        </w:rPr>
+      </w:pPr>
+      <w:r>
+        <w:rPr>
+          <w:rFonts w:ascii="Segoe UI Emoji" w:hAnsi="Segoe UI Emoji" w:cs="Segoe UI Emoji"/>
+        </w:rPr>
+        <w:t xml:space="preserve">"cambia la </w:t>
+      </w:r>
+      <w:proofErr w:type="spellStart"/>
+      <w:r>
+        <w:rPr>
+          <w:rFonts w:ascii="Segoe UI Emoji" w:hAnsi="Segoe UI Emoji" w:cs="Segoe UI Emoji"/>
+        </w:rPr>
+        <w:t>riunione</w:t>
+      </w:r>
+      <w:proofErr w:type="spellEnd"/>
+      <w:r>
+        <w:rPr>
+          <w:rFonts w:ascii="Segoe UI Emoji" w:hAnsi="Segoe UI Emoji" w:cs="Segoe UI Emoji"/>
+        </w:rPr>
+        <w:t xml:space="preserve"> con Marco alle 16"</w:t>
+      </w:r>
+    </w:p>
+    <w:p>
+      <w:pPr>
+        <w:rPr>
+          <w:rFonts w:ascii="Segoe UI Emoji" w:hAnsi="Segoe UI Emoji" w:cs="Segoe UI Emoji"/>
+        </w:rPr>
+      </w:pPr>
+    </w:p>
+    <w:p>
+      <w:pPr>
+        <w:rPr>
+          <w:rFonts w:ascii="Segoe UI Emoji" w:hAnsi="Segoe UI Emoji" w:cs="Segoe UI Emoji"/>
+        </w:rPr>
+      </w:pPr>
+      <w:r>
+        <w:rPr>
+          <w:rFonts w:ascii="Segoe UI Emoji" w:hAnsi="Segoe UI Emoji" w:cs="Segoe UI Emoji"/>
+        </w:rPr>
+        <w:t>"</w:t>
+      </w:r>
+      <w:proofErr w:type="spellStart"/>
+      <w:r>
+        <w:rPr>
+          <w:rFonts w:ascii="Segoe UI Emoji" w:hAnsi="Segoe UI Emoji" w:cs="Segoe UI Emoji"/>
+        </w:rPr>
+        <w:t>sposta</w:t>
+      </w:r>
+      <w:proofErr w:type="spellEnd"/>
+      <w:r>
+        <w:rPr>
+          <w:rFonts w:ascii="Segoe UI Emoji" w:hAnsi="Segoe UI Emoji" w:cs="Segoe UI Emoji"/>
+        </w:rPr>
+        <w:t xml:space="preserve"> </w:t>
+      </w:r>
+      <w:proofErr w:type="spellStart"/>
+      <w:r>
+        <w:rPr>
+          <w:rFonts w:ascii="Segoe UI Emoji" w:hAnsi="Segoe UI Emoji" w:cs="Segoe UI Emoji"/>
+        </w:rPr>
+        <w:t>pulizie</w:t>
+      </w:r>
+      <w:proofErr w:type="spellEnd"/>
+      <w:r>
+        <w:rPr>
+          <w:rFonts w:ascii="Segoe UI Emoji" w:hAnsi="Segoe UI Emoji" w:cs="Segoe UI Emoji"/>
+        </w:rPr>
+        <w:t xml:space="preserve"> di casa a </w:t>
+      </w:r>
+      <w:proofErr w:type="spellStart"/>
+      <w:r>
+        <w:rPr>
+          <w:rFonts w:ascii="Segoe UI Emoji" w:hAnsi="Segoe UI Emoji" w:cs="Segoe UI Emoji"/>
+        </w:rPr>
+        <w:t>sabato</w:t>
+      </w:r>
+      <w:proofErr w:type="spellEnd"/>
+      <w:r>
+        <w:rPr>
+          <w:rFonts w:ascii="Segoe UI Emoji" w:hAnsi="Segoe UI Emoji" w:cs="Segoe UI Emoji"/>
+        </w:rPr>
+        <w:t xml:space="preserve"> alle 14"</w:t>
+      </w:r>
+    </w:p>
+    <w:p>
+      <w:pPr>
+        <w:rPr>
+          <w:rFonts w:ascii="Segoe UI Emoji" w:hAnsi="Segoe UI Emoji" w:cs="Segoe UI Emoji"/>
+        </w:rPr>
+      </w:pPr>
+    </w:p>
+    <w:p>
+      <w:pPr>
+        <w:rPr>
+          <w:rFonts w:ascii="Segoe UI Emoji" w:hAnsi="Segoe UI Emoji" w:cs="Segoe UI Emoji"/>
+        </w:rPr>
+      </w:pPr>
+      <w:r>
+        <w:rPr>
+          <w:rFonts w:ascii="Segoe UI Emoji" w:hAnsi="Segoe UI Emoji" w:cs="Segoe UI Emoji"/>
+        </w:rPr>
+        <w:t xml:space="preserve">🧪 Cambio </w:t>
+      </w:r>
+      <w:proofErr w:type="spellStart"/>
+      <w:r>
+        <w:rPr>
+          <w:rFonts w:ascii="Segoe UI Emoji" w:hAnsi="Segoe UI Emoji" w:cs="Segoe UI Emoji"/>
+        </w:rPr>
+        <w:t>stato</w:t>
+      </w:r>
+      <w:proofErr w:type="spellEnd"/>
+    </w:p>
+    <w:p>
+      <w:pPr>
+        <w:rPr>
+          <w:rFonts w:ascii="Segoe UI Emoji" w:hAnsi="Segoe UI Emoji" w:cs="Segoe UI Emoji"/>
+        </w:rPr>
+      </w:pPr>
+    </w:p>
+    <w:p>
+      <w:pPr>
+        <w:rPr>
+          <w:rFonts w:ascii="Segoe UI Emoji" w:hAnsi="Segoe UI Emoji" w:cs="Segoe UI Emoji"/>
+        </w:rPr>
+      </w:pPr>
+      <w:r>
+        <w:rPr>
+          <w:rFonts w:ascii="Segoe UI Emoji" w:hAnsi="Segoe UI Emoji" w:cs="Segoe UI Emoji"/>
+        </w:rPr>
+        <w:t>"</w:t>
+      </w:r>
+      <w:proofErr w:type="spellStart"/>
+      <w:r>
+        <w:rPr>
+          <w:rFonts w:ascii="Segoe UI Emoji" w:hAnsi="Segoe UI Emoji" w:cs="Segoe UI Emoji"/>
+        </w:rPr>
+        <w:t>segna</w:t>
+      </w:r>
+      <w:proofErr w:type="spellEnd"/>
+      <w:r>
+        <w:rPr>
+          <w:rFonts w:ascii="Segoe UI Emoji" w:hAnsi="Segoe UI Emoji" w:cs="Segoe UI Emoji"/>
+        </w:rPr>
+        <w:t xml:space="preserve"> </w:t>
+      </w:r>
+      <w:proofErr w:type="spellStart"/>
+      <w:r>
+        <w:rPr>
+          <w:rFonts w:ascii="Segoe UI Emoji" w:hAnsi="Segoe UI Emoji" w:cs="Segoe UI Emoji"/>
+        </w:rPr>
+        <w:t>comprare</w:t>
+      </w:r>
+      <w:proofErr w:type="spellEnd"/>
+      <w:r>
+        <w:rPr>
+          <w:rFonts w:ascii="Segoe UI Emoji" w:hAnsi="Segoe UI Emoji" w:cs="Segoe UI Emoji"/>
+        </w:rPr>
+        <w:t xml:space="preserve"> il pane come in </w:t>
+      </w:r>
+      <w:proofErr w:type="spellStart"/>
+      <w:r>
+        <w:rPr>
+          <w:rFonts w:ascii="Segoe UI Emoji" w:hAnsi="Segoe UI Emoji" w:cs="Segoe UI Emoji"/>
+        </w:rPr>
+        <w:t>corso</w:t>
+      </w:r>
+      <w:proofErr w:type="spellEnd"/>
+      <w:r>
+        <w:rPr>
+          <w:rFonts w:ascii="Segoe UI Emoji" w:hAnsi="Segoe UI Emoji" w:cs="Segoe UI Emoji"/>
+        </w:rPr>
+        <w:t>"</w:t>
+      </w:r>
+    </w:p>
+    <w:p>
+      <w:pPr>
+        <w:rPr>
+          <w:rFonts w:ascii="Segoe UI Emoji" w:hAnsi="Segoe UI Emoji" w:cs="Segoe UI Emoji"/>
+        </w:rPr>
+      </w:pPr>
+    </w:p>
+    <w:p>
+      <w:pPr>
+        <w:rPr>
+          <w:rFonts w:ascii="Segoe UI Emoji" w:hAnsi="Segoe UI Emoji" w:cs="Segoe UI Emoji"/>
+        </w:rPr>
+      </w:pPr>
+      <w:r>
+        <w:rPr>
+          <w:rFonts w:ascii="Segoe UI Emoji" w:hAnsi="Segoe UI Emoji" w:cs="Segoe UI Emoji"/>
+        </w:rPr>
+        <w:t>"</w:t>
+      </w:r>
+      <w:proofErr w:type="spellStart"/>
+      <w:r>
+        <w:rPr>
+          <w:rFonts w:ascii="Segoe UI Emoji" w:hAnsi="Segoe UI Emoji" w:cs="Segoe UI Emoji"/>
+        </w:rPr>
+        <w:t>imposta</w:t>
+      </w:r>
+      <w:proofErr w:type="spellEnd"/>
+      <w:r>
+        <w:rPr>
+          <w:rFonts w:ascii="Segoe UI Emoji" w:hAnsi="Segoe UI Emoji" w:cs="Segoe UI Emoji"/>
+        </w:rPr>
+        <w:t xml:space="preserve"> </w:t>
+      </w:r>
+      <w:proofErr w:type="spellStart"/>
+      <w:r>
+        <w:rPr>
+          <w:rFonts w:ascii="Segoe UI Emoji" w:hAnsi="Segoe UI Emoji" w:cs="Segoe UI Emoji"/>
+        </w:rPr>
+        <w:t>mandare</w:t>
+      </w:r>
+      <w:proofErr w:type="spellEnd"/>
+      <w:r>
+        <w:rPr>
+          <w:rFonts w:ascii="Segoe UI Emoji" w:hAnsi="Segoe UI Emoji" w:cs="Segoe UI Emoji"/>
+        </w:rPr>
+        <w:t xml:space="preserve"> la mail come </w:t>
+      </w:r>
+      <w:proofErr w:type="spellStart"/>
+      <w:r>
+        <w:rPr>
+          <w:rFonts w:ascii="Segoe UI Emoji" w:hAnsi="Segoe UI Emoji" w:cs="Segoe UI Emoji"/>
+        </w:rPr>
+        <w:t>completato</w:t>
+      </w:r>
+      <w:proofErr w:type="spellEnd"/>
+      <w:r>
+        <w:rPr>
+          <w:rFonts w:ascii="Segoe UI Emoji" w:hAnsi="Segoe UI Emoji" w:cs="Segoe UI Emoji"/>
+        </w:rPr>
+        <w:t>"</w:t>
+      </w:r>
+    </w:p>
+    <w:p>
+      <w:pPr>
+        <w:rPr>
+          <w:rFonts w:ascii="Segoe UI Emoji" w:hAnsi="Segoe UI Emoji" w:cs="Segoe UI Emoji"/>
+        </w:rPr>
+      </w:pPr>
+    </w:p>
+    <w:p>
+      <w:pPr>
+        <w:rPr>
+          <w:rFonts w:ascii="Segoe UI Emoji" w:hAnsi="Segoe UI Emoji" w:cs="Segoe UI Emoji"/>
+        </w:rPr>
+      </w:pPr>
+      <w:r>
+        <w:rPr>
+          <w:rFonts w:ascii="Segoe UI Emoji" w:hAnsi="Segoe UI Emoji" w:cs="Segoe UI Emoji"/>
+        </w:rPr>
+        <w:t>"</w:t>
+      </w:r>
+      <w:proofErr w:type="spellStart"/>
+      <w:r>
+        <w:rPr>
+          <w:rFonts w:ascii="Segoe UI Emoji" w:hAnsi="Segoe UI Emoji" w:cs="Segoe UI Emoji"/>
+        </w:rPr>
+        <w:t>segna</w:t>
+      </w:r>
+      <w:proofErr w:type="spellEnd"/>
+      <w:r>
+        <w:rPr>
+          <w:rFonts w:ascii="Segoe UI Emoji" w:hAnsi="Segoe UI Emoji" w:cs="Segoe UI Emoji"/>
+        </w:rPr>
+        <w:t xml:space="preserve"> fare la </w:t>
+      </w:r>
+      <w:proofErr w:type="spellStart"/>
+      <w:r>
+        <w:rPr>
+          <w:rFonts w:ascii="Segoe UI Emoji" w:hAnsi="Segoe UI Emoji" w:cs="Segoe UI Emoji"/>
+        </w:rPr>
+        <w:t>lavatrice</w:t>
+      </w:r>
+      <w:proofErr w:type="spellEnd"/>
+      <w:r>
+        <w:rPr>
+          <w:rFonts w:ascii="Segoe UI Emoji" w:hAnsi="Segoe UI Emoji" w:cs="Segoe UI Emoji"/>
+        </w:rPr>
+        <w:t xml:space="preserve"> come da fare"</w:t>
+      </w:r>
+    </w:p>
+    <w:p>
+      <w:pPr>
+        <w:rPr>
+          <w:rFonts w:ascii="Segoe UI Emoji" w:hAnsi="Segoe UI Emoji" w:cs="Segoe UI Emoji"/>
+        </w:rPr>
+      </w:pPr>
+    </w:p>
+    <w:p>
+      <w:pPr>
+        <w:rPr>
+          <w:rFonts w:ascii="Segoe UI Emoji" w:hAnsi="Segoe UI Emoji" w:cs="Segoe UI Emoji"/>
+        </w:rPr>
+      </w:pPr>
+      <w:r>
+        <w:rPr>
+          <w:rFonts w:ascii="Segoe UI Emoji" w:hAnsi="Segoe UI Emoji" w:cs="Segoe UI Emoji"/>
+        </w:rPr>
+        <w:t xml:space="preserve">🧪 Cambio </w:t>
+      </w:r>
+      <w:proofErr w:type="spellStart"/>
+      <w:r>
+        <w:rPr>
+          <w:rFonts w:ascii="Segoe UI Emoji" w:hAnsi="Segoe UI Emoji" w:cs="Segoe UI Emoji"/>
+        </w:rPr>
+        <w:t>categoria</w:t>
+      </w:r>
+      <w:proofErr w:type="spellEnd"/>
+    </w:p>
+    <w:p>
+      <w:pPr>
+        <w:rPr>
+          <w:rFonts w:ascii="Segoe UI Emoji" w:hAnsi="Segoe UI Emoji" w:cs="Segoe UI Emoji"/>
+        </w:rPr>
+      </w:pPr>
+    </w:p>
+    <w:p>
+      <w:pPr>
+        <w:rPr>
+          <w:rFonts w:ascii="Segoe UI Emoji" w:hAnsi="Segoe UI Emoji" w:cs="Segoe UI Emoji"/>
+        </w:rPr>
+      </w:pPr>
+      <w:r>
+        <w:rPr>
+          <w:rFonts w:ascii="Segoe UI Emoji" w:hAnsi="Segoe UI Emoji" w:cs="Segoe UI Emoji"/>
+        </w:rPr>
+        <w:t>"</w:t>
+      </w:r>
+      <w:proofErr w:type="spellStart"/>
+      <w:r>
+        <w:rPr>
+          <w:rFonts w:ascii="Segoe UI Emoji" w:hAnsi="Segoe UI Emoji" w:cs="Segoe UI Emoji"/>
+        </w:rPr>
+        <w:t>sposta</w:t>
+      </w:r>
+      <w:proofErr w:type="spellEnd"/>
+      <w:r>
+        <w:rPr>
+          <w:rFonts w:ascii="Segoe UI Emoji" w:hAnsi="Segoe UI Emoji" w:cs="Segoe UI Emoji"/>
+        </w:rPr>
+        <w:t xml:space="preserve"> </w:t>
+      </w:r>
+      <w:proofErr w:type="spellStart"/>
+      <w:r>
+        <w:rPr>
+          <w:rFonts w:ascii="Segoe UI Emoji" w:hAnsi="Segoe UI Emoji" w:cs="Segoe UI Emoji"/>
+        </w:rPr>
+        <w:t>relazione</w:t>
+      </w:r>
+      <w:proofErr w:type="spellEnd"/>
+      <w:r>
+        <w:rPr>
+          <w:rFonts w:ascii="Segoe UI Emoji" w:hAnsi="Segoe UI Emoji" w:cs="Segoe UI Emoji"/>
+        </w:rPr>
+        <w:t xml:space="preserve"> finale </w:t>
+      </w:r>
+      <w:proofErr w:type="spellStart"/>
+      <w:r>
+        <w:rPr>
+          <w:rFonts w:ascii="Segoe UI Emoji" w:hAnsi="Segoe UI Emoji" w:cs="Segoe UI Emoji"/>
+        </w:rPr>
+        <w:t>nella</w:t>
+      </w:r>
+      <w:proofErr w:type="spellEnd"/>
+      <w:r>
+        <w:rPr>
+          <w:rFonts w:ascii="Segoe UI Emoji" w:hAnsi="Segoe UI Emoji" w:cs="Segoe UI Emoji"/>
+        </w:rPr>
+        <w:t xml:space="preserve"> </w:t>
+      </w:r>
+      <w:proofErr w:type="spellStart"/>
+      <w:r>
+        <w:rPr>
+          <w:rFonts w:ascii="Segoe UI Emoji" w:hAnsi="Segoe UI Emoji" w:cs="Segoe UI Emoji"/>
+        </w:rPr>
+        <w:t>categoria</w:t>
+      </w:r>
+      <w:proofErr w:type="spellEnd"/>
+      <w:r>
+        <w:rPr>
+          <w:rFonts w:ascii="Segoe UI Emoji" w:hAnsi="Segoe UI Emoji" w:cs="Segoe UI Emoji"/>
+        </w:rPr>
+        <w:t xml:space="preserve"> </w:t>
+      </w:r>
+      <w:proofErr w:type="spellStart"/>
+      <w:r>
+        <w:rPr>
+          <w:rFonts w:ascii="Segoe UI Emoji" w:hAnsi="Segoe UI Emoji" w:cs="Segoe UI Emoji"/>
+        </w:rPr>
+        <w:t>lavoro</w:t>
+      </w:r>
+      <w:proofErr w:type="spellEnd"/>
+      <w:r>
+        <w:rPr>
+          <w:rFonts w:ascii="Segoe UI Emoji" w:hAnsi="Segoe UI Emoji" w:cs="Segoe UI Emoji"/>
+        </w:rPr>
+        <w:t>"</w:t>
+      </w:r>
+    </w:p>
+    <w:p>
+      <w:pPr>
+        <w:rPr>
+          <w:rFonts w:ascii="Segoe UI Emoji" w:hAnsi="Segoe UI Emoji" w:cs="Segoe UI Emoji"/>
+        </w:rPr>
+      </w:pPr>
+    </w:p>
+    <w:p>
+      <w:pPr>
+        <w:rPr>
+          <w:rFonts w:ascii="Segoe UI Emoji" w:hAnsi="Segoe UI Emoji" w:cs="Segoe UI Emoji"/>
+        </w:rPr>
+      </w:pPr>
+      <w:r>
+        <w:rPr>
+          <w:rFonts w:ascii="Segoe UI Emoji" w:hAnsi="Segoe UI Emoji" w:cs="Segoe UI Emoji"/>
+        </w:rPr>
+        <w:t>"</w:t>
+      </w:r>
+      <w:proofErr w:type="spellStart"/>
+      <w:r>
+        <w:rPr>
+          <w:rFonts w:ascii="Segoe UI Emoji" w:hAnsi="Segoe UI Emoji" w:cs="Segoe UI Emoji"/>
+        </w:rPr>
+        <w:t>metti</w:t>
+      </w:r>
+      <w:proofErr w:type="spellEnd"/>
+      <w:r>
+        <w:rPr>
+          <w:rFonts w:ascii="Segoe UI Emoji" w:hAnsi="Segoe UI Emoji" w:cs="Segoe UI Emoji"/>
+        </w:rPr>
+        <w:t xml:space="preserve"> fare la </w:t>
+      </w:r>
+      <w:proofErr w:type="spellStart"/>
+      <w:r>
+        <w:rPr>
+          <w:rFonts w:ascii="Segoe UI Emoji" w:hAnsi="Segoe UI Emoji" w:cs="Segoe UI Emoji"/>
+        </w:rPr>
+        <w:t>spesa</w:t>
+      </w:r>
+      <w:proofErr w:type="spellEnd"/>
+      <w:r>
+        <w:rPr>
+          <w:rFonts w:ascii="Segoe UI Emoji" w:hAnsi="Segoe UI Emoji" w:cs="Segoe UI Emoji"/>
+        </w:rPr>
+        <w:t xml:space="preserve"> in </w:t>
+      </w:r>
+      <w:proofErr w:type="spellStart"/>
+      <w:r>
+        <w:rPr>
+          <w:rFonts w:ascii="Segoe UI Emoji" w:hAnsi="Segoe UI Emoji" w:cs="Segoe UI Emoji"/>
+        </w:rPr>
+        <w:t>personale</w:t>
+      </w:r>
+      <w:proofErr w:type="spellEnd"/>
+      <w:r>
+        <w:rPr>
+          <w:rFonts w:ascii="Segoe UI Emoji" w:hAnsi="Segoe UI Emoji" w:cs="Segoe UI Emoji"/>
+        </w:rPr>
+        <w:t>"</w:t>
+      </w:r>
+    </w:p>
+    <w:p>
+      <w:pPr>
+        <w:rPr>
+          <w:rFonts w:ascii="Segoe UI Emoji" w:hAnsi="Segoe UI Emoji" w:cs="Segoe UI Emoji"/>
+        </w:rPr>
+      </w:pPr>
+    </w:p>
+    <w:p>
+      <w:pPr>
+        <w:rPr>
+          <w:rFonts w:ascii="Segoe UI Emoji" w:hAnsi="Segoe UI Emoji" w:cs="Segoe UI Emoji"/>
+        </w:rPr>
+      </w:pPr>
+      <w:r>
+        <w:rPr>
+          <w:rFonts w:ascii="Segoe UI Emoji" w:hAnsi="Segoe UI Emoji" w:cs="Segoe UI Emoji"/>
+        </w:rPr>
+        <w:t xml:space="preserve">🧪 </w:t>
+      </w:r>
+      <w:proofErr w:type="spellStart"/>
+      <w:r>
+        <w:rPr>
+          <w:rFonts w:ascii="Segoe UI Emoji" w:hAnsi="Segoe UI Emoji" w:cs="Segoe UI Emoji"/>
+        </w:rPr>
+        <w:t>Complessi</w:t>
+      </w:r>
+      <w:proofErr w:type="spellEnd"/>
+    </w:p>
+    <w:p>
+      <w:pPr>
+        <w:rPr>
+          <w:rFonts w:ascii="Segoe UI Emoji" w:hAnsi="Segoe UI Emoji" w:cs="Segoe UI Emoji"/>
+        </w:rPr>
+      </w:pPr>
+    </w:p>
+    <w:p>
+      <w:pPr>
+        <w:rPr>
+          <w:rFonts w:ascii="Segoe UI Emoji" w:hAnsi="Segoe UI Emoji" w:cs="Segoe UI Emoji"/>
+        </w:rPr>
+      </w:pPr>
+      <w:r>
+        <w:rPr>
+          <w:rFonts w:ascii="Segoe UI Emoji" w:hAnsi="Segoe UI Emoji" w:cs="Segoe UI Emoji"/>
+        </w:rPr>
         <w:lastRenderedPageBreak/>
-        <w:t>"Alexa, log yoga for 30 minutes"</w:t>
-      </w:r>
-    </w:p>
-    <w:p>
-      <w:r>
-        <w:t>"Alexa, I did cardio for 45 minutes"</w:t>
-      </w:r>
-    </w:p>
-    <w:p>
-      <w:r>
-        <w:t>"Alexa, I burned 500 calories doing running"</w:t>
-      </w:r>
-    </w:p>
-    <w:p>
-      <w:r>
-        <w:t>"Alexa, log workout swimming on Saturday"</w:t>
-      </w:r>
-    </w:p>
-    <w:p>
-      <w:r>
-        <w:t>Workout Queries</w:t>
-      </w:r>
-    </w:p>
-    <w:p>
-      <w:r>
-        <w:t>"Alexa, what workouts did I do?"</w:t>
-      </w:r>
-    </w:p>
-    <w:p>
-      <w:r>
-        <w:t>"Alexa, what workouts did I do this week?"</w:t>
-      </w:r>
-    </w:p>
-    <w:p>
-      <w:r>
-        <w:t>"Alexa, how many workouts this month?"</w:t>
-      </w:r>
-    </w:p>
-    <w:p>
-      <w:r>
-        <w:rPr>
-          <w:rFonts w:ascii="Segoe UI Symbol" w:hAnsi="Segoe UI Symbol" w:cs="Segoe UI Symbol"/>
-        </w:rPr>
-        <w:t>🗒</w:t>
-      </w:r>
-      <w:r>
-        <w:t xml:space="preserve"> Notes</w:t>
-      </w:r>
-    </w:p>
-    <w:p>
-      <w:r>
-        <w:t>Phrase-Based Notes</w:t>
-      </w:r>
-    </w:p>
-    <w:p>
-      <w:r>
-        <w:t>"Alexa, save note meeting ideas"</w:t>
-      </w:r>
-    </w:p>
-    <w:p>
-      <w:r>
-        <w:t>"Alexa, add note call with design team topics"</w:t>
-      </w:r>
-    </w:p>
-    <w:p>
-      <w:r>
-        <w:t>"Alexa, save a note called shopping ideas"</w:t>
-      </w:r>
-    </w:p>
-    <w:p>
-      <w:r>
-        <w:t>Structured Notes</w:t>
-      </w:r>
-    </w:p>
-    <w:p>
-      <w:r>
-        <w:t>"Alexa, save note titled meeting notes with body review deliverables"</w:t>
-      </w:r>
-    </w:p>
-    <w:p>
-      <w:r>
-        <w:t>"Alexa, add note called task ideas for yesterday"</w:t>
-      </w:r>
-    </w:p>
-    <w:p>
-      <w:r>
-        <w:t>"Alexa, save a note for today"</w:t>
-      </w:r>
-    </w:p>
-    <w:p>
-      <w:r>
-        <w:t>Read Notes</w:t>
-      </w:r>
-    </w:p>
-    <w:p>
-      <w:r>
-        <w:t>"Alexa, read my notes"</w:t>
-      </w:r>
-    </w:p>
-    <w:p>
-      <w:r>
-        <w:t>"Alexa, read my notes from yesterday"</w:t>
-      </w:r>
-    </w:p>
-    <w:p>
-      <w:r>
-        <w:t>"Alexa, what did I write on Monday?"</w:t>
-      </w:r>
-    </w:p>
-    <w:p>
-      <w:r>
-        <w:rPr>
-          <w:rFonts w:ascii="Segoe UI Emoji" w:hAnsi="Segoe UI Emoji" w:cs="Segoe UI Emoji"/>
-        </w:rPr>
-        <w:t>🛒</w:t>
-      </w:r>
-      <w:r>
-        <w:t xml:space="preserve"> Shopping List</w:t>
-      </w:r>
-    </w:p>
-    <w:p>
-      <w:r>
-        <w:t>Add Items (Phrase)</w:t>
-      </w:r>
-    </w:p>
-    <w:p>
-      <w:r>
-        <w:t>"Alexa, add to shopping milk, eggs, bread"</w:t>
-      </w:r>
-    </w:p>
-    <w:p>
-      <w:r>
-        <w:t>"Alexa, add chicken and vegetables to my shopping list"</w:t>
-      </w:r>
-    </w:p>
-    <w:p>
-      <w:r>
-        <w:t>"Alexa, shopping list add oatmeal"</w:t>
-      </w:r>
-    </w:p>
-    <w:p>
+        <w:t>"</w:t>
+      </w:r>
+      <w:proofErr w:type="spellStart"/>
+      <w:r>
+        <w:rPr>
+          <w:rFonts w:ascii="Segoe UI Emoji" w:hAnsi="Segoe UI Emoji" w:cs="Segoe UI Emoji"/>
+        </w:rPr>
+        <w:t>aggiorna</w:t>
+      </w:r>
+      <w:proofErr w:type="spellEnd"/>
+      <w:r>
+        <w:rPr>
+          <w:rFonts w:ascii="Segoe UI Emoji" w:hAnsi="Segoe UI Emoji" w:cs="Segoe UI Emoji"/>
+        </w:rPr>
+        <w:t xml:space="preserve"> </w:t>
+      </w:r>
+      <w:proofErr w:type="spellStart"/>
+      <w:r>
+        <w:rPr>
+          <w:rFonts w:ascii="Segoe UI Emoji" w:hAnsi="Segoe UI Emoji" w:cs="Segoe UI Emoji"/>
+        </w:rPr>
+        <w:t>preparare</w:t>
+      </w:r>
+      <w:proofErr w:type="spellEnd"/>
+      <w:r>
+        <w:rPr>
+          <w:rFonts w:ascii="Segoe UI Emoji" w:hAnsi="Segoe UI Emoji" w:cs="Segoe UI Emoji"/>
+        </w:rPr>
+        <w:t xml:space="preserve"> il report </w:t>
+      </w:r>
+      <w:proofErr w:type="spellStart"/>
+      <w:r>
+        <w:rPr>
+          <w:rFonts w:ascii="Segoe UI Emoji" w:hAnsi="Segoe UI Emoji" w:cs="Segoe UI Emoji"/>
+        </w:rPr>
+        <w:t>spostalo</w:t>
+      </w:r>
+      <w:proofErr w:type="spellEnd"/>
+      <w:r>
+        <w:rPr>
+          <w:rFonts w:ascii="Segoe UI Emoji" w:hAnsi="Segoe UI Emoji" w:cs="Segoe UI Emoji"/>
+        </w:rPr>
+        <w:t xml:space="preserve"> a </w:t>
+      </w:r>
+      <w:proofErr w:type="spellStart"/>
+      <w:r>
+        <w:rPr>
+          <w:rFonts w:ascii="Segoe UI Emoji" w:hAnsi="Segoe UI Emoji" w:cs="Segoe UI Emoji"/>
+        </w:rPr>
+        <w:t>martedì</w:t>
+      </w:r>
+      <w:proofErr w:type="spellEnd"/>
+      <w:r>
+        <w:rPr>
+          <w:rFonts w:ascii="Segoe UI Emoji" w:hAnsi="Segoe UI Emoji" w:cs="Segoe UI Emoji"/>
+        </w:rPr>
+        <w:t xml:space="preserve"> </w:t>
+      </w:r>
+      <w:proofErr w:type="spellStart"/>
+      <w:r>
+        <w:rPr>
+          <w:rFonts w:ascii="Segoe UI Emoji" w:hAnsi="Segoe UI Emoji" w:cs="Segoe UI Emoji"/>
+        </w:rPr>
+        <w:t>pomeriggio</w:t>
+      </w:r>
+      <w:proofErr w:type="spellEnd"/>
+      <w:r>
+        <w:rPr>
+          <w:rFonts w:ascii="Segoe UI Emoji" w:hAnsi="Segoe UI Emoji" w:cs="Segoe UI Emoji"/>
+        </w:rPr>
+        <w:t>"</w:t>
+      </w:r>
+    </w:p>
+    <w:p>
+      <w:pPr>
+        <w:rPr>
+          <w:rFonts w:ascii="Segoe UI Emoji" w:hAnsi="Segoe UI Emoji" w:cs="Segoe UI Emoji"/>
+        </w:rPr>
+      </w:pPr>
+    </w:p>
+    <w:p>
+      <w:pPr>
+        <w:rPr>
+          <w:rFonts w:ascii="Segoe UI Emoji" w:hAnsi="Segoe UI Emoji" w:cs="Segoe UI Emoji"/>
+        </w:rPr>
+      </w:pPr>
+      <w:r>
+        <w:rPr>
+          <w:rFonts w:ascii="Segoe UI Emoji" w:hAnsi="Segoe UI Emoji" w:cs="Segoe UI Emoji"/>
+        </w:rPr>
+        <w:t xml:space="preserve">"cambia </w:t>
+      </w:r>
+      <w:proofErr w:type="spellStart"/>
+      <w:r>
+        <w:rPr>
+          <w:rFonts w:ascii="Segoe UI Emoji" w:hAnsi="Segoe UI Emoji" w:cs="Segoe UI Emoji"/>
+        </w:rPr>
+        <w:t>chiamare</w:t>
+      </w:r>
+      <w:proofErr w:type="spellEnd"/>
+      <w:r>
+        <w:rPr>
+          <w:rFonts w:ascii="Segoe UI Emoji" w:hAnsi="Segoe UI Emoji" w:cs="Segoe UI Emoji"/>
+        </w:rPr>
+        <w:t xml:space="preserve"> il </w:t>
+      </w:r>
+      <w:proofErr w:type="spellStart"/>
+      <w:r>
+        <w:rPr>
+          <w:rFonts w:ascii="Segoe UI Emoji" w:hAnsi="Segoe UI Emoji" w:cs="Segoe UI Emoji"/>
+        </w:rPr>
+        <w:t>dottore</w:t>
+      </w:r>
+      <w:proofErr w:type="spellEnd"/>
+      <w:r>
+        <w:rPr>
+          <w:rFonts w:ascii="Segoe UI Emoji" w:hAnsi="Segoe UI Emoji" w:cs="Segoe UI Emoji"/>
+        </w:rPr>
+        <w:t xml:space="preserve"> </w:t>
+      </w:r>
+      <w:proofErr w:type="spellStart"/>
+      <w:r>
+        <w:rPr>
+          <w:rFonts w:ascii="Segoe UI Emoji" w:hAnsi="Segoe UI Emoji" w:cs="Segoe UI Emoji"/>
+        </w:rPr>
+        <w:t>rimandalo</w:t>
+      </w:r>
+      <w:proofErr w:type="spellEnd"/>
+      <w:r>
+        <w:rPr>
+          <w:rFonts w:ascii="Segoe UI Emoji" w:hAnsi="Segoe UI Emoji" w:cs="Segoe UI Emoji"/>
+        </w:rPr>
+        <w:t xml:space="preserve"> a </w:t>
+      </w:r>
+      <w:proofErr w:type="spellStart"/>
+      <w:r>
+        <w:rPr>
+          <w:rFonts w:ascii="Segoe UI Emoji" w:hAnsi="Segoe UI Emoji" w:cs="Segoe UI Emoji"/>
+        </w:rPr>
+        <w:t>domani</w:t>
+      </w:r>
+      <w:proofErr w:type="spellEnd"/>
+      <w:r>
+        <w:rPr>
+          <w:rFonts w:ascii="Segoe UI Emoji" w:hAnsi="Segoe UI Emoji" w:cs="Segoe UI Emoji"/>
+        </w:rPr>
+        <w:t xml:space="preserve"> a </w:t>
+      </w:r>
+      <w:proofErr w:type="spellStart"/>
+      <w:r>
+        <w:rPr>
+          <w:rFonts w:ascii="Segoe UI Emoji" w:hAnsi="Segoe UI Emoji" w:cs="Segoe UI Emoji"/>
+        </w:rPr>
+        <w:t>mezzogiorno</w:t>
+      </w:r>
+      <w:proofErr w:type="spellEnd"/>
+      <w:r>
+        <w:rPr>
+          <w:rFonts w:ascii="Segoe UI Emoji" w:hAnsi="Segoe UI Emoji" w:cs="Segoe UI Emoji"/>
+        </w:rPr>
+        <w:t>"</w:t>
+      </w:r>
+    </w:p>
+    <w:p>
+      <w:pPr>
+        <w:rPr>
+          <w:rFonts w:ascii="Segoe UI Emoji" w:hAnsi="Segoe UI Emoji" w:cs="Segoe UI Emoji"/>
+        </w:rPr>
+      </w:pPr>
+    </w:p>
+    <w:p>
+      <w:pPr>
+        <w:rPr>
+          <w:rFonts w:ascii="Segoe UI Emoji" w:hAnsi="Segoe UI Emoji" w:cs="Segoe UI Emoji"/>
+        </w:rPr>
+      </w:pPr>
+      <w:r>
+        <w:rPr>
+          <w:rFonts w:ascii="Segoe UI Emoji" w:hAnsi="Segoe UI Emoji" w:cs="Segoe UI Emoji"/>
+        </w:rPr>
+        <w:t xml:space="preserve">🇮🇹 DELETE TASK — </w:t>
+      </w:r>
+      <w:proofErr w:type="spellStart"/>
+      <w:r>
+        <w:rPr>
+          <w:rFonts w:ascii="Segoe UI Emoji" w:hAnsi="Segoe UI Emoji" w:cs="Segoe UI Emoji"/>
+        </w:rPr>
+        <w:t>Eliminare</w:t>
+      </w:r>
+      <w:proofErr w:type="spellEnd"/>
+      <w:r>
+        <w:rPr>
+          <w:rFonts w:ascii="Segoe UI Emoji" w:hAnsi="Segoe UI Emoji" w:cs="Segoe UI Emoji"/>
+        </w:rPr>
+        <w:t xml:space="preserve"> </w:t>
+      </w:r>
+      <w:proofErr w:type="spellStart"/>
+      <w:r>
+        <w:rPr>
+          <w:rFonts w:ascii="Segoe UI Emoji" w:hAnsi="Segoe UI Emoji" w:cs="Segoe UI Emoji"/>
+        </w:rPr>
+        <w:t>attività</w:t>
+      </w:r>
+      <w:proofErr w:type="spellEnd"/>
+      <w:r>
+        <w:rPr>
+          <w:rFonts w:ascii="Segoe UI Emoji" w:hAnsi="Segoe UI Emoji" w:cs="Segoe UI Emoji"/>
+        </w:rPr>
+        <w:t xml:space="preserve"> (≈ 25 </w:t>
+      </w:r>
+      <w:proofErr w:type="spellStart"/>
+      <w:r>
+        <w:rPr>
+          <w:rFonts w:ascii="Segoe UI Emoji" w:hAnsi="Segoe UI Emoji" w:cs="Segoe UI Emoji"/>
+        </w:rPr>
+        <w:t>frasi</w:t>
+      </w:r>
+      <w:proofErr w:type="spellEnd"/>
+      <w:r>
+        <w:rPr>
+          <w:rFonts w:ascii="Segoe UI Emoji" w:hAnsi="Segoe UI Emoji" w:cs="Segoe UI Emoji"/>
+        </w:rPr>
+        <w:t>)</w:t>
+      </w:r>
+    </w:p>
+    <w:p>
+      <w:pPr>
+        <w:rPr>
+          <w:rFonts w:ascii="Segoe UI Emoji" w:hAnsi="Segoe UI Emoji" w:cs="Segoe UI Emoji"/>
+        </w:rPr>
+      </w:pPr>
+      <w:r>
+        <w:rPr>
+          <w:rFonts w:ascii="Segoe UI Emoji" w:hAnsi="Segoe UI Emoji" w:cs="Segoe UI Emoji"/>
+        </w:rPr>
+        <w:t xml:space="preserve">🧪 </w:t>
+      </w:r>
+      <w:proofErr w:type="spellStart"/>
+      <w:r>
+        <w:rPr>
+          <w:rFonts w:ascii="Segoe UI Emoji" w:hAnsi="Segoe UI Emoji" w:cs="Segoe UI Emoji"/>
+        </w:rPr>
+        <w:t>Eliminazione</w:t>
+      </w:r>
+      <w:proofErr w:type="spellEnd"/>
+      <w:r>
+        <w:rPr>
+          <w:rFonts w:ascii="Segoe UI Emoji" w:hAnsi="Segoe UI Emoji" w:cs="Segoe UI Emoji"/>
+        </w:rPr>
+        <w:t xml:space="preserve"> semplice</w:t>
+      </w:r>
+    </w:p>
+    <w:p>
+      <w:pPr>
+        <w:rPr>
+          <w:rFonts w:ascii="Segoe UI Emoji" w:hAnsi="Segoe UI Emoji" w:cs="Segoe UI Emoji"/>
+        </w:rPr>
+      </w:pPr>
+    </w:p>
+    <w:p>
+      <w:pPr>
+        <w:rPr>
+          <w:rFonts w:ascii="Segoe UI Emoji" w:hAnsi="Segoe UI Emoji" w:cs="Segoe UI Emoji"/>
+        </w:rPr>
+      </w:pPr>
+      <w:r>
+        <w:rPr>
+          <w:rFonts w:ascii="Segoe UI Emoji" w:hAnsi="Segoe UI Emoji" w:cs="Segoe UI Emoji"/>
+        </w:rPr>
+        <w:t>"</w:t>
+      </w:r>
+      <w:proofErr w:type="spellStart"/>
+      <w:r>
+        <w:rPr>
+          <w:rFonts w:ascii="Segoe UI Emoji" w:hAnsi="Segoe UI Emoji" w:cs="Segoe UI Emoji"/>
+        </w:rPr>
+        <w:t>elimina</w:t>
+      </w:r>
+      <w:proofErr w:type="spellEnd"/>
+      <w:r>
+        <w:rPr>
+          <w:rFonts w:ascii="Segoe UI Emoji" w:hAnsi="Segoe UI Emoji" w:cs="Segoe UI Emoji"/>
+        </w:rPr>
+        <w:t xml:space="preserve"> </w:t>
+      </w:r>
+      <w:proofErr w:type="spellStart"/>
+      <w:r>
+        <w:rPr>
+          <w:rFonts w:ascii="Segoe UI Emoji" w:hAnsi="Segoe UI Emoji" w:cs="Segoe UI Emoji"/>
+        </w:rPr>
+        <w:t>comprare</w:t>
+      </w:r>
+      <w:proofErr w:type="spellEnd"/>
+      <w:r>
+        <w:rPr>
+          <w:rFonts w:ascii="Segoe UI Emoji" w:hAnsi="Segoe UI Emoji" w:cs="Segoe UI Emoji"/>
+        </w:rPr>
+        <w:t xml:space="preserve"> il latte"</w:t>
+      </w:r>
+    </w:p>
+    <w:p>
+      <w:pPr>
+        <w:rPr>
+          <w:rFonts w:ascii="Segoe UI Emoji" w:hAnsi="Segoe UI Emoji" w:cs="Segoe UI Emoji"/>
+        </w:rPr>
+      </w:pPr>
+    </w:p>
+    <w:p>
+      <w:pPr>
+        <w:rPr>
+          <w:rFonts w:ascii="Segoe UI Emoji" w:hAnsi="Segoe UI Emoji" w:cs="Segoe UI Emoji"/>
+        </w:rPr>
+      </w:pPr>
+      <w:r>
+        <w:rPr>
+          <w:rFonts w:ascii="Segoe UI Emoji" w:hAnsi="Segoe UI Emoji" w:cs="Segoe UI Emoji"/>
+        </w:rPr>
+        <w:t>"</w:t>
+      </w:r>
+      <w:proofErr w:type="spellStart"/>
+      <w:r>
+        <w:rPr>
+          <w:rFonts w:ascii="Segoe UI Emoji" w:hAnsi="Segoe UI Emoji" w:cs="Segoe UI Emoji"/>
+        </w:rPr>
+        <w:t>rimuovi</w:t>
+      </w:r>
+      <w:proofErr w:type="spellEnd"/>
+      <w:r>
+        <w:rPr>
+          <w:rFonts w:ascii="Segoe UI Emoji" w:hAnsi="Segoe UI Emoji" w:cs="Segoe UI Emoji"/>
+        </w:rPr>
+        <w:t xml:space="preserve"> </w:t>
+      </w:r>
+      <w:proofErr w:type="spellStart"/>
+      <w:r>
+        <w:rPr>
+          <w:rFonts w:ascii="Segoe UI Emoji" w:hAnsi="Segoe UI Emoji" w:cs="Segoe UI Emoji"/>
+        </w:rPr>
+        <w:t>prenotare</w:t>
+      </w:r>
+      <w:proofErr w:type="spellEnd"/>
+      <w:r>
+        <w:rPr>
+          <w:rFonts w:ascii="Segoe UI Emoji" w:hAnsi="Segoe UI Emoji" w:cs="Segoe UI Emoji"/>
+        </w:rPr>
+        <w:t xml:space="preserve"> il </w:t>
+      </w:r>
+      <w:proofErr w:type="spellStart"/>
+      <w:r>
+        <w:rPr>
+          <w:rFonts w:ascii="Segoe UI Emoji" w:hAnsi="Segoe UI Emoji" w:cs="Segoe UI Emoji"/>
+        </w:rPr>
+        <w:t>volo</w:t>
+      </w:r>
+      <w:proofErr w:type="spellEnd"/>
+      <w:r>
+        <w:rPr>
+          <w:rFonts w:ascii="Segoe UI Emoji" w:hAnsi="Segoe UI Emoji" w:cs="Segoe UI Emoji"/>
+        </w:rPr>
+        <w:t>"</w:t>
+      </w:r>
+    </w:p>
+    <w:p>
+      <w:pPr>
+        <w:rPr>
+          <w:rFonts w:ascii="Segoe UI Emoji" w:hAnsi="Segoe UI Emoji" w:cs="Segoe UI Emoji"/>
+        </w:rPr>
+      </w:pPr>
+    </w:p>
+    <w:p>
+      <w:pPr>
+        <w:rPr>
+          <w:rFonts w:ascii="Segoe UI Emoji" w:hAnsi="Segoe UI Emoji" w:cs="Segoe UI Emoji"/>
+        </w:rPr>
+      </w:pPr>
+      <w:r>
+        <w:rPr>
+          <w:rFonts w:ascii="Segoe UI Emoji" w:hAnsi="Segoe UI Emoji" w:cs="Segoe UI Emoji"/>
+        </w:rPr>
+        <w:t>"</w:t>
+      </w:r>
+      <w:proofErr w:type="spellStart"/>
+      <w:r>
+        <w:rPr>
+          <w:rFonts w:ascii="Segoe UI Emoji" w:hAnsi="Segoe UI Emoji" w:cs="Segoe UI Emoji"/>
+        </w:rPr>
+        <w:t>cancella</w:t>
+      </w:r>
+      <w:proofErr w:type="spellEnd"/>
+      <w:r>
+        <w:rPr>
+          <w:rFonts w:ascii="Segoe UI Emoji" w:hAnsi="Segoe UI Emoji" w:cs="Segoe UI Emoji"/>
+        </w:rPr>
+        <w:t xml:space="preserve"> </w:t>
+      </w:r>
+      <w:proofErr w:type="spellStart"/>
+      <w:r>
+        <w:rPr>
+          <w:rFonts w:ascii="Segoe UI Emoji" w:hAnsi="Segoe UI Emoji" w:cs="Segoe UI Emoji"/>
+        </w:rPr>
+        <w:t>chiamare</w:t>
+      </w:r>
+      <w:proofErr w:type="spellEnd"/>
+      <w:r>
+        <w:rPr>
+          <w:rFonts w:ascii="Segoe UI Emoji" w:hAnsi="Segoe UI Emoji" w:cs="Segoe UI Emoji"/>
+        </w:rPr>
+        <w:t xml:space="preserve"> Giulia"</w:t>
+      </w:r>
+    </w:p>
+    <w:p>
+      <w:pPr>
+        <w:rPr>
+          <w:rFonts w:ascii="Segoe UI Emoji" w:hAnsi="Segoe UI Emoji" w:cs="Segoe UI Emoji"/>
+        </w:rPr>
+      </w:pPr>
+    </w:p>
+    <w:p>
+      <w:pPr>
+        <w:rPr>
+          <w:rFonts w:ascii="Segoe UI Emoji" w:hAnsi="Segoe UI Emoji" w:cs="Segoe UI Emoji"/>
+        </w:rPr>
+      </w:pPr>
+      <w:r>
+        <w:rPr>
+          <w:rFonts w:ascii="Segoe UI Emoji" w:hAnsi="Segoe UI Emoji" w:cs="Segoe UI Emoji"/>
+        </w:rPr>
+        <w:t xml:space="preserve">🧪 </w:t>
+      </w:r>
+      <w:proofErr w:type="spellStart"/>
+      <w:r>
+        <w:rPr>
+          <w:rFonts w:ascii="Segoe UI Emoji" w:hAnsi="Segoe UI Emoji" w:cs="Segoe UI Emoji"/>
+        </w:rPr>
+        <w:t>Eliminazione</w:t>
+      </w:r>
+      <w:proofErr w:type="spellEnd"/>
+      <w:r>
+        <w:rPr>
+          <w:rFonts w:ascii="Segoe UI Emoji" w:hAnsi="Segoe UI Emoji" w:cs="Segoe UI Emoji"/>
+        </w:rPr>
+        <w:t xml:space="preserve"> per </w:t>
+      </w:r>
+      <w:proofErr w:type="spellStart"/>
+      <w:r>
+        <w:rPr>
+          <w:rFonts w:ascii="Segoe UI Emoji" w:hAnsi="Segoe UI Emoji" w:cs="Segoe UI Emoji"/>
+        </w:rPr>
+        <w:t>stato</w:t>
+      </w:r>
+      <w:proofErr w:type="spellEnd"/>
+    </w:p>
+    <w:p>
+      <w:pPr>
+        <w:rPr>
+          <w:rFonts w:ascii="Segoe UI Emoji" w:hAnsi="Segoe UI Emoji" w:cs="Segoe UI Emoji"/>
+        </w:rPr>
+      </w:pPr>
+    </w:p>
+    <w:p>
+      <w:pPr>
+        <w:rPr>
+          <w:rFonts w:ascii="Segoe UI Emoji" w:hAnsi="Segoe UI Emoji" w:cs="Segoe UI Emoji"/>
+        </w:rPr>
+      </w:pPr>
+      <w:r>
+        <w:rPr>
+          <w:rFonts w:ascii="Segoe UI Emoji" w:hAnsi="Segoe UI Emoji" w:cs="Segoe UI Emoji"/>
+        </w:rPr>
+        <w:t>"</w:t>
+      </w:r>
+      <w:proofErr w:type="spellStart"/>
+      <w:r>
+        <w:rPr>
+          <w:rFonts w:ascii="Segoe UI Emoji" w:hAnsi="Segoe UI Emoji" w:cs="Segoe UI Emoji"/>
+        </w:rPr>
+        <w:t>elimina</w:t>
+      </w:r>
+      <w:proofErr w:type="spellEnd"/>
+      <w:r>
+        <w:rPr>
+          <w:rFonts w:ascii="Segoe UI Emoji" w:hAnsi="Segoe UI Emoji" w:cs="Segoe UI Emoji"/>
+        </w:rPr>
+        <w:t xml:space="preserve"> tutte le </w:t>
+      </w:r>
+      <w:proofErr w:type="spellStart"/>
+      <w:r>
+        <w:rPr>
+          <w:rFonts w:ascii="Segoe UI Emoji" w:hAnsi="Segoe UI Emoji" w:cs="Segoe UI Emoji"/>
+        </w:rPr>
+        <w:t>attività</w:t>
+      </w:r>
+      <w:proofErr w:type="spellEnd"/>
+      <w:r>
+        <w:rPr>
+          <w:rFonts w:ascii="Segoe UI Emoji" w:hAnsi="Segoe UI Emoji" w:cs="Segoe UI Emoji"/>
+        </w:rPr>
+        <w:t xml:space="preserve"> </w:t>
+      </w:r>
+      <w:proofErr w:type="spellStart"/>
+      <w:r>
+        <w:rPr>
+          <w:rFonts w:ascii="Segoe UI Emoji" w:hAnsi="Segoe UI Emoji" w:cs="Segoe UI Emoji"/>
+        </w:rPr>
+        <w:t>completate</w:t>
+      </w:r>
+      <w:proofErr w:type="spellEnd"/>
+      <w:r>
+        <w:rPr>
+          <w:rFonts w:ascii="Segoe UI Emoji" w:hAnsi="Segoe UI Emoji" w:cs="Segoe UI Emoji"/>
+        </w:rPr>
+        <w:t>"</w:t>
+      </w:r>
+    </w:p>
+    <w:p>
+      <w:pPr>
+        <w:rPr>
+          <w:rFonts w:ascii="Segoe UI Emoji" w:hAnsi="Segoe UI Emoji" w:cs="Segoe UI Emoji"/>
+        </w:rPr>
+      </w:pPr>
+    </w:p>
+    <w:p>
+      <w:pPr>
+        <w:rPr>
+          <w:rFonts w:ascii="Segoe UI Emoji" w:hAnsi="Segoe UI Emoji" w:cs="Segoe UI Emoji"/>
+        </w:rPr>
+      </w:pPr>
+      <w:r>
+        <w:rPr>
+          <w:rFonts w:ascii="Segoe UI Emoji" w:hAnsi="Segoe UI Emoji" w:cs="Segoe UI Emoji"/>
+        </w:rPr>
+        <w:t>"</w:t>
+      </w:r>
+      <w:proofErr w:type="spellStart"/>
+      <w:r>
+        <w:rPr>
+          <w:rFonts w:ascii="Segoe UI Emoji" w:hAnsi="Segoe UI Emoji" w:cs="Segoe UI Emoji"/>
+        </w:rPr>
+        <w:t>rimuovi</w:t>
+      </w:r>
+      <w:proofErr w:type="spellEnd"/>
+      <w:r>
+        <w:rPr>
+          <w:rFonts w:ascii="Segoe UI Emoji" w:hAnsi="Segoe UI Emoji" w:cs="Segoe UI Emoji"/>
+        </w:rPr>
+        <w:t xml:space="preserve"> quelle in </w:t>
+      </w:r>
+      <w:proofErr w:type="spellStart"/>
+      <w:r>
+        <w:rPr>
+          <w:rFonts w:ascii="Segoe UI Emoji" w:hAnsi="Segoe UI Emoji" w:cs="Segoe UI Emoji"/>
+        </w:rPr>
+        <w:t>corso</w:t>
+      </w:r>
+      <w:proofErr w:type="spellEnd"/>
+      <w:r>
+        <w:rPr>
+          <w:rFonts w:ascii="Segoe UI Emoji" w:hAnsi="Segoe UI Emoji" w:cs="Segoe UI Emoji"/>
+        </w:rPr>
+        <w:t>"</w:t>
+      </w:r>
+    </w:p>
+    <w:p>
+      <w:pPr>
+        <w:rPr>
+          <w:rFonts w:ascii="Segoe UI Emoji" w:hAnsi="Segoe UI Emoji" w:cs="Segoe UI Emoji"/>
+        </w:rPr>
+      </w:pPr>
+    </w:p>
+    <w:p>
+      <w:pPr>
+        <w:rPr>
+          <w:rFonts w:ascii="Segoe UI Emoji" w:hAnsi="Segoe UI Emoji" w:cs="Segoe UI Emoji"/>
+        </w:rPr>
+      </w:pPr>
+      <w:r>
+        <w:rPr>
+          <w:rFonts w:ascii="Segoe UI Emoji" w:hAnsi="Segoe UI Emoji" w:cs="Segoe UI Emoji"/>
+        </w:rPr>
+        <w:t>"</w:t>
+      </w:r>
+      <w:proofErr w:type="spellStart"/>
+      <w:r>
+        <w:rPr>
+          <w:rFonts w:ascii="Segoe UI Emoji" w:hAnsi="Segoe UI Emoji" w:cs="Segoe UI Emoji"/>
+        </w:rPr>
+        <w:t>cancella</w:t>
+      </w:r>
+      <w:proofErr w:type="spellEnd"/>
+      <w:r>
+        <w:rPr>
+          <w:rFonts w:ascii="Segoe UI Emoji" w:hAnsi="Segoe UI Emoji" w:cs="Segoe UI Emoji"/>
+        </w:rPr>
+        <w:t xml:space="preserve"> le </w:t>
+      </w:r>
+      <w:proofErr w:type="spellStart"/>
+      <w:r>
+        <w:rPr>
+          <w:rFonts w:ascii="Segoe UI Emoji" w:hAnsi="Segoe UI Emoji" w:cs="Segoe UI Emoji"/>
+        </w:rPr>
+        <w:t>attività</w:t>
+      </w:r>
+      <w:proofErr w:type="spellEnd"/>
+      <w:r>
+        <w:rPr>
+          <w:rFonts w:ascii="Segoe UI Emoji" w:hAnsi="Segoe UI Emoji" w:cs="Segoe UI Emoji"/>
+        </w:rPr>
+        <w:t xml:space="preserve"> da fare"</w:t>
+      </w:r>
+    </w:p>
+    <w:p>
+      <w:pPr>
+        <w:rPr>
+          <w:rFonts w:ascii="Segoe UI Emoji" w:hAnsi="Segoe UI Emoji" w:cs="Segoe UI Emoji"/>
+        </w:rPr>
+      </w:pPr>
+    </w:p>
+    <w:p>
+      <w:pPr>
+        <w:rPr>
+          <w:rFonts w:ascii="Segoe UI Emoji" w:hAnsi="Segoe UI Emoji" w:cs="Segoe UI Emoji"/>
+        </w:rPr>
+      </w:pPr>
+      <w:r>
+        <w:rPr>
+          <w:rFonts w:ascii="Segoe UI Emoji" w:hAnsi="Segoe UI Emoji" w:cs="Segoe UI Emoji"/>
+        </w:rPr>
+        <w:t xml:space="preserve">🧪 </w:t>
+      </w:r>
+      <w:proofErr w:type="spellStart"/>
+      <w:r>
+        <w:rPr>
+          <w:rFonts w:ascii="Segoe UI Emoji" w:hAnsi="Segoe UI Emoji" w:cs="Segoe UI Emoji"/>
+        </w:rPr>
+        <w:t>Eliminazione</w:t>
+      </w:r>
+      <w:proofErr w:type="spellEnd"/>
+      <w:r>
+        <w:rPr>
+          <w:rFonts w:ascii="Segoe UI Emoji" w:hAnsi="Segoe UI Emoji" w:cs="Segoe UI Emoji"/>
+        </w:rPr>
+        <w:t xml:space="preserve"> per tempo</w:t>
+      </w:r>
+    </w:p>
+    <w:p>
+      <w:pPr>
+        <w:rPr>
+          <w:rFonts w:ascii="Segoe UI Emoji" w:hAnsi="Segoe UI Emoji" w:cs="Segoe UI Emoji"/>
+        </w:rPr>
+      </w:pPr>
+    </w:p>
+    <w:p>
+      <w:pPr>
+        <w:rPr>
+          <w:rFonts w:ascii="Segoe UI Emoji" w:hAnsi="Segoe UI Emoji" w:cs="Segoe UI Emoji"/>
+        </w:rPr>
+      </w:pPr>
+      <w:r>
+        <w:rPr>
+          <w:rFonts w:ascii="Segoe UI Emoji" w:hAnsi="Segoe UI Emoji" w:cs="Segoe UI Emoji"/>
+        </w:rPr>
+        <w:t>"</w:t>
+      </w:r>
+      <w:proofErr w:type="spellStart"/>
+      <w:r>
+        <w:rPr>
+          <w:rFonts w:ascii="Segoe UI Emoji" w:hAnsi="Segoe UI Emoji" w:cs="Segoe UI Emoji"/>
+        </w:rPr>
+        <w:t>elimina</w:t>
+      </w:r>
+      <w:proofErr w:type="spellEnd"/>
+      <w:r>
+        <w:rPr>
+          <w:rFonts w:ascii="Segoe UI Emoji" w:hAnsi="Segoe UI Emoji" w:cs="Segoe UI Emoji"/>
+        </w:rPr>
+        <w:t xml:space="preserve"> le </w:t>
+      </w:r>
+      <w:proofErr w:type="spellStart"/>
+      <w:r>
+        <w:rPr>
+          <w:rFonts w:ascii="Segoe UI Emoji" w:hAnsi="Segoe UI Emoji" w:cs="Segoe UI Emoji"/>
+        </w:rPr>
+        <w:t>attività</w:t>
+      </w:r>
+      <w:proofErr w:type="spellEnd"/>
+      <w:r>
+        <w:rPr>
+          <w:rFonts w:ascii="Segoe UI Emoji" w:hAnsi="Segoe UI Emoji" w:cs="Segoe UI Emoji"/>
+        </w:rPr>
+        <w:t xml:space="preserve"> in </w:t>
+      </w:r>
+      <w:proofErr w:type="spellStart"/>
+      <w:r>
+        <w:rPr>
+          <w:rFonts w:ascii="Segoe UI Emoji" w:hAnsi="Segoe UI Emoji" w:cs="Segoe UI Emoji"/>
+        </w:rPr>
+        <w:t>scadenza</w:t>
+      </w:r>
+      <w:proofErr w:type="spellEnd"/>
+      <w:r>
+        <w:rPr>
+          <w:rFonts w:ascii="Segoe UI Emoji" w:hAnsi="Segoe UI Emoji" w:cs="Segoe UI Emoji"/>
+        </w:rPr>
+        <w:t xml:space="preserve"> </w:t>
+      </w:r>
+      <w:proofErr w:type="spellStart"/>
+      <w:r>
+        <w:rPr>
+          <w:rFonts w:ascii="Segoe UI Emoji" w:hAnsi="Segoe UI Emoji" w:cs="Segoe UI Emoji"/>
+        </w:rPr>
+        <w:t>oggi</w:t>
+      </w:r>
+      <w:proofErr w:type="spellEnd"/>
+      <w:r>
+        <w:rPr>
+          <w:rFonts w:ascii="Segoe UI Emoji" w:hAnsi="Segoe UI Emoji" w:cs="Segoe UI Emoji"/>
+        </w:rPr>
+        <w:t>"</w:t>
+      </w:r>
+    </w:p>
+    <w:p>
+      <w:pPr>
+        <w:rPr>
+          <w:rFonts w:ascii="Segoe UI Emoji" w:hAnsi="Segoe UI Emoji" w:cs="Segoe UI Emoji"/>
+        </w:rPr>
+      </w:pPr>
+    </w:p>
+    <w:p>
+      <w:pPr>
+        <w:rPr>
+          <w:rFonts w:ascii="Segoe UI Emoji" w:hAnsi="Segoe UI Emoji" w:cs="Segoe UI Emoji"/>
+        </w:rPr>
+      </w:pPr>
+      <w:r>
+        <w:rPr>
+          <w:rFonts w:ascii="Segoe UI Emoji" w:hAnsi="Segoe UI Emoji" w:cs="Segoe UI Emoji"/>
+        </w:rPr>
+        <w:t>"</w:t>
+      </w:r>
+      <w:proofErr w:type="spellStart"/>
+      <w:r>
+        <w:rPr>
+          <w:rFonts w:ascii="Segoe UI Emoji" w:hAnsi="Segoe UI Emoji" w:cs="Segoe UI Emoji"/>
+        </w:rPr>
+        <w:t>cancella</w:t>
+      </w:r>
+      <w:proofErr w:type="spellEnd"/>
+      <w:r>
+        <w:rPr>
+          <w:rFonts w:ascii="Segoe UI Emoji" w:hAnsi="Segoe UI Emoji" w:cs="Segoe UI Emoji"/>
+        </w:rPr>
+        <w:t xml:space="preserve"> quelle in </w:t>
+      </w:r>
+      <w:proofErr w:type="spellStart"/>
+      <w:r>
+        <w:rPr>
+          <w:rFonts w:ascii="Segoe UI Emoji" w:hAnsi="Segoe UI Emoji" w:cs="Segoe UI Emoji"/>
+        </w:rPr>
+        <w:t>ritardo</w:t>
+      </w:r>
+      <w:proofErr w:type="spellEnd"/>
+      <w:r>
+        <w:rPr>
+          <w:rFonts w:ascii="Segoe UI Emoji" w:hAnsi="Segoe UI Emoji" w:cs="Segoe UI Emoji"/>
+        </w:rPr>
+        <w:t>"</w:t>
+      </w:r>
+    </w:p>
+    <w:p>
+      <w:pPr>
+        <w:rPr>
+          <w:rFonts w:ascii="Segoe UI Emoji" w:hAnsi="Segoe UI Emoji" w:cs="Segoe UI Emoji"/>
+        </w:rPr>
+      </w:pPr>
+    </w:p>
+    <w:p>
+      <w:pPr>
+        <w:rPr>
+          <w:rFonts w:ascii="Segoe UI Emoji" w:hAnsi="Segoe UI Emoji" w:cs="Segoe UI Emoji"/>
+        </w:rPr>
+      </w:pPr>
+      <w:r>
+        <w:rPr>
+          <w:rFonts w:ascii="Segoe UI Emoji" w:hAnsi="Segoe UI Emoji" w:cs="Segoe UI Emoji"/>
+        </w:rPr>
+        <w:t>"</w:t>
+      </w:r>
+      <w:proofErr w:type="spellStart"/>
+      <w:r>
+        <w:rPr>
+          <w:rFonts w:ascii="Segoe UI Emoji" w:hAnsi="Segoe UI Emoji" w:cs="Segoe UI Emoji"/>
+        </w:rPr>
+        <w:t>rimuovi</w:t>
+      </w:r>
+      <w:proofErr w:type="spellEnd"/>
+      <w:r>
+        <w:rPr>
+          <w:rFonts w:ascii="Segoe UI Emoji" w:hAnsi="Segoe UI Emoji" w:cs="Segoe UI Emoji"/>
+        </w:rPr>
+        <w:t xml:space="preserve"> </w:t>
+      </w:r>
+      <w:proofErr w:type="spellStart"/>
+      <w:r>
+        <w:rPr>
+          <w:rFonts w:ascii="Segoe UI Emoji" w:hAnsi="Segoe UI Emoji" w:cs="Segoe UI Emoji"/>
+        </w:rPr>
+        <w:t>ciò</w:t>
+      </w:r>
+      <w:proofErr w:type="spellEnd"/>
+      <w:r>
+        <w:rPr>
+          <w:rFonts w:ascii="Segoe UI Emoji" w:hAnsi="Segoe UI Emoji" w:cs="Segoe UI Emoji"/>
+        </w:rPr>
+        <w:t xml:space="preserve"> </w:t>
+      </w:r>
+      <w:proofErr w:type="spellStart"/>
+      <w:r>
+        <w:rPr>
+          <w:rFonts w:ascii="Segoe UI Emoji" w:hAnsi="Segoe UI Emoji" w:cs="Segoe UI Emoji"/>
+        </w:rPr>
+        <w:t>che</w:t>
+      </w:r>
+      <w:proofErr w:type="spellEnd"/>
+      <w:r>
+        <w:rPr>
+          <w:rFonts w:ascii="Segoe UI Emoji" w:hAnsi="Segoe UI Emoji" w:cs="Segoe UI Emoji"/>
+        </w:rPr>
+        <w:t xml:space="preserve"> è </w:t>
+      </w:r>
+      <w:proofErr w:type="spellStart"/>
+      <w:r>
+        <w:rPr>
+          <w:rFonts w:ascii="Segoe UI Emoji" w:hAnsi="Segoe UI Emoji" w:cs="Segoe UI Emoji"/>
+        </w:rPr>
+        <w:t>previsto</w:t>
+      </w:r>
+      <w:proofErr w:type="spellEnd"/>
+      <w:r>
+        <w:rPr>
+          <w:rFonts w:ascii="Segoe UI Emoji" w:hAnsi="Segoe UI Emoji" w:cs="Segoe UI Emoji"/>
+        </w:rPr>
+        <w:t xml:space="preserve"> per </w:t>
+      </w:r>
+      <w:proofErr w:type="spellStart"/>
+      <w:r>
+        <w:rPr>
+          <w:rFonts w:ascii="Segoe UI Emoji" w:hAnsi="Segoe UI Emoji" w:cs="Segoe UI Emoji"/>
+        </w:rPr>
+        <w:t>domani</w:t>
+      </w:r>
+      <w:proofErr w:type="spellEnd"/>
+      <w:r>
+        <w:rPr>
+          <w:rFonts w:ascii="Segoe UI Emoji" w:hAnsi="Segoe UI Emoji" w:cs="Segoe UI Emoji"/>
+        </w:rPr>
+        <w:t>"</w:t>
+      </w:r>
+    </w:p>
+    <w:p>
+      <w:pPr>
+        <w:rPr>
+          <w:rFonts w:ascii="Segoe UI Emoji" w:hAnsi="Segoe UI Emoji" w:cs="Segoe UI Emoji"/>
+        </w:rPr>
+      </w:pPr>
+    </w:p>
+    <w:p>
+      <w:pPr>
+        <w:rPr>
+          <w:rFonts w:ascii="Segoe UI Emoji" w:hAnsi="Segoe UI Emoji" w:cs="Segoe UI Emoji"/>
+        </w:rPr>
+      </w:pPr>
+      <w:r>
+        <w:rPr>
+          <w:rFonts w:ascii="Segoe UI Emoji" w:hAnsi="Segoe UI Emoji" w:cs="Segoe UI Emoji"/>
+        </w:rPr>
+        <w:t xml:space="preserve">🧪 </w:t>
+      </w:r>
+      <w:proofErr w:type="spellStart"/>
+      <w:r>
+        <w:rPr>
+          <w:rFonts w:ascii="Segoe UI Emoji" w:hAnsi="Segoe UI Emoji" w:cs="Segoe UI Emoji"/>
+        </w:rPr>
+        <w:t>Eliminazione</w:t>
+      </w:r>
+      <w:proofErr w:type="spellEnd"/>
+      <w:r>
+        <w:rPr>
+          <w:rFonts w:ascii="Segoe UI Emoji" w:hAnsi="Segoe UI Emoji" w:cs="Segoe UI Emoji"/>
+        </w:rPr>
+        <w:t xml:space="preserve"> </w:t>
+      </w:r>
+      <w:proofErr w:type="spellStart"/>
+      <w:r>
+        <w:rPr>
+          <w:rFonts w:ascii="Segoe UI Emoji" w:hAnsi="Segoe UI Emoji" w:cs="Segoe UI Emoji"/>
+        </w:rPr>
+        <w:t>totale</w:t>
+      </w:r>
+      <w:proofErr w:type="spellEnd"/>
+    </w:p>
+    <w:p>
+      <w:pPr>
+        <w:rPr>
+          <w:rFonts w:ascii="Segoe UI Emoji" w:hAnsi="Segoe UI Emoji" w:cs="Segoe UI Emoji"/>
+        </w:rPr>
+      </w:pPr>
+    </w:p>
+    <w:p>
+      <w:pPr>
+        <w:rPr>
+          <w:rFonts w:ascii="Segoe UI Emoji" w:hAnsi="Segoe UI Emoji" w:cs="Segoe UI Emoji"/>
+        </w:rPr>
+      </w:pPr>
+      <w:r>
+        <w:rPr>
+          <w:rFonts w:ascii="Segoe UI Emoji" w:hAnsi="Segoe UI Emoji" w:cs="Segoe UI Emoji"/>
+        </w:rPr>
+        <w:t>"</w:t>
+      </w:r>
+      <w:proofErr w:type="spellStart"/>
+      <w:r>
+        <w:rPr>
+          <w:rFonts w:ascii="Segoe UI Emoji" w:hAnsi="Segoe UI Emoji" w:cs="Segoe UI Emoji"/>
+        </w:rPr>
+        <w:t>cancella</w:t>
+      </w:r>
+      <w:proofErr w:type="spellEnd"/>
+      <w:r>
+        <w:rPr>
+          <w:rFonts w:ascii="Segoe UI Emoji" w:hAnsi="Segoe UI Emoji" w:cs="Segoe UI Emoji"/>
+        </w:rPr>
+        <w:t xml:space="preserve"> </w:t>
+      </w:r>
+      <w:proofErr w:type="spellStart"/>
+      <w:r>
+        <w:rPr>
+          <w:rFonts w:ascii="Segoe UI Emoji" w:hAnsi="Segoe UI Emoji" w:cs="Segoe UI Emoji"/>
+        </w:rPr>
+        <w:t>tutto</w:t>
+      </w:r>
+      <w:proofErr w:type="spellEnd"/>
+      <w:r>
+        <w:rPr>
+          <w:rFonts w:ascii="Segoe UI Emoji" w:hAnsi="Segoe UI Emoji" w:cs="Segoe UI Emoji"/>
+        </w:rPr>
+        <w:t>"</w:t>
+      </w:r>
+    </w:p>
+    <w:p>
+      <w:pPr>
+        <w:rPr>
+          <w:rFonts w:ascii="Segoe UI Emoji" w:hAnsi="Segoe UI Emoji" w:cs="Segoe UI Emoji"/>
+        </w:rPr>
+      </w:pPr>
+    </w:p>
+    <w:p>
+      <w:pPr>
+        <w:rPr>
+          <w:rFonts w:ascii="Segoe UI Emoji" w:hAnsi="Segoe UI Emoji" w:cs="Segoe UI Emoji"/>
+        </w:rPr>
+      </w:pPr>
+      <w:r>
+        <w:rPr>
+          <w:rFonts w:ascii="Segoe UI Emoji" w:hAnsi="Segoe UI Emoji" w:cs="Segoe UI Emoji"/>
+        </w:rPr>
+        <w:t>"</w:t>
+      </w:r>
+      <w:proofErr w:type="spellStart"/>
+      <w:r>
+        <w:rPr>
+          <w:rFonts w:ascii="Segoe UI Emoji" w:hAnsi="Segoe UI Emoji" w:cs="Segoe UI Emoji"/>
+        </w:rPr>
+        <w:t>elimina</w:t>
+      </w:r>
+      <w:proofErr w:type="spellEnd"/>
+      <w:r>
+        <w:rPr>
+          <w:rFonts w:ascii="Segoe UI Emoji" w:hAnsi="Segoe UI Emoji" w:cs="Segoe UI Emoji"/>
+        </w:rPr>
+        <w:t xml:space="preserve"> </w:t>
+      </w:r>
+      <w:proofErr w:type="spellStart"/>
+      <w:r>
+        <w:rPr>
+          <w:rFonts w:ascii="Segoe UI Emoji" w:hAnsi="Segoe UI Emoji" w:cs="Segoe UI Emoji"/>
+        </w:rPr>
+        <w:t>tutta</w:t>
+      </w:r>
+      <w:proofErr w:type="spellEnd"/>
+      <w:r>
+        <w:rPr>
+          <w:rFonts w:ascii="Segoe UI Emoji" w:hAnsi="Segoe UI Emoji" w:cs="Segoe UI Emoji"/>
+        </w:rPr>
+        <w:t xml:space="preserve"> la </w:t>
+      </w:r>
+      <w:proofErr w:type="spellStart"/>
+      <w:r>
+        <w:rPr>
+          <w:rFonts w:ascii="Segoe UI Emoji" w:hAnsi="Segoe UI Emoji" w:cs="Segoe UI Emoji"/>
+        </w:rPr>
+        <w:t>lista</w:t>
+      </w:r>
+      <w:proofErr w:type="spellEnd"/>
+      <w:r>
+        <w:rPr>
+          <w:rFonts w:ascii="Segoe UI Emoji" w:hAnsi="Segoe UI Emoji" w:cs="Segoe UI Emoji"/>
+        </w:rPr>
+        <w:t>"</w:t>
+      </w:r>
+    </w:p>
+    <w:p>
+      <w:pPr>
+        <w:rPr>
+          <w:rFonts w:ascii="Segoe UI Emoji" w:hAnsi="Segoe UI Emoji" w:cs="Segoe UI Emoji"/>
+        </w:rPr>
+      </w:pPr>
+    </w:p>
+    <w:p>
+      <w:pPr>
+        <w:rPr>
+          <w:rFonts w:ascii="Segoe UI Emoji" w:hAnsi="Segoe UI Emoji" w:cs="Segoe UI Emoji"/>
+        </w:rPr>
+      </w:pPr>
+      <w:r>
+        <w:rPr>
+          <w:rFonts w:ascii="Segoe UI Emoji" w:hAnsi="Segoe UI Emoji" w:cs="Segoe UI Emoji"/>
+        </w:rPr>
+        <w:t>"</w:t>
+      </w:r>
+      <w:proofErr w:type="spellStart"/>
+      <w:r>
+        <w:rPr>
+          <w:rFonts w:ascii="Segoe UI Emoji" w:hAnsi="Segoe UI Emoji" w:cs="Segoe UI Emoji"/>
+        </w:rPr>
+        <w:t>rimuovi</w:t>
+      </w:r>
+      <w:proofErr w:type="spellEnd"/>
+      <w:r>
+        <w:rPr>
+          <w:rFonts w:ascii="Segoe UI Emoji" w:hAnsi="Segoe UI Emoji" w:cs="Segoe UI Emoji"/>
+        </w:rPr>
+        <w:t xml:space="preserve"> ogni </w:t>
+      </w:r>
+      <w:proofErr w:type="spellStart"/>
+      <w:r>
+        <w:rPr>
+          <w:rFonts w:ascii="Segoe UI Emoji" w:hAnsi="Segoe UI Emoji" w:cs="Segoe UI Emoji"/>
+        </w:rPr>
+        <w:t>attività</w:t>
+      </w:r>
+      <w:proofErr w:type="spellEnd"/>
+      <w:r>
+        <w:rPr>
+          <w:rFonts w:ascii="Segoe UI Emoji" w:hAnsi="Segoe UI Emoji" w:cs="Segoe UI Emoji"/>
+        </w:rPr>
+        <w:t>"</w:t>
+      </w:r>
+    </w:p>
+    <w:p>
+      <w:pPr>
+        <w:rPr>
+          <w:rFonts w:ascii="Segoe UI Emoji" w:hAnsi="Segoe UI Emoji" w:cs="Segoe UI Emoji"/>
+        </w:rPr>
+      </w:pPr>
+    </w:p>
+    <w:p>
+      <w:pPr>
+        <w:rPr>
+          <w:rFonts w:ascii="Segoe UI Emoji" w:hAnsi="Segoe UI Emoji" w:cs="Segoe UI Emoji"/>
+        </w:rPr>
+      </w:pPr>
+      <w:r>
+        <w:rPr>
+          <w:rFonts w:ascii="Segoe UI Emoji" w:hAnsi="Segoe UI Emoji" w:cs="Segoe UI Emoji"/>
+        </w:rPr>
+        <w:t xml:space="preserve">🧪 </w:t>
+      </w:r>
+      <w:proofErr w:type="spellStart"/>
+      <w:r>
+        <w:rPr>
+          <w:rFonts w:ascii="Segoe UI Emoji" w:hAnsi="Segoe UI Emoji" w:cs="Segoe UI Emoji"/>
+        </w:rPr>
+        <w:t>Colloquiali</w:t>
+      </w:r>
+      <w:proofErr w:type="spellEnd"/>
+    </w:p>
+    <w:p>
+      <w:pPr>
+        <w:rPr>
+          <w:rFonts w:ascii="Segoe UI Emoji" w:hAnsi="Segoe UI Emoji" w:cs="Segoe UI Emoji"/>
+        </w:rPr>
+      </w:pPr>
+    </w:p>
+    <w:p>
+      <w:pPr>
+        <w:rPr>
+          <w:rFonts w:ascii="Segoe UI Emoji" w:hAnsi="Segoe UI Emoji" w:cs="Segoe UI Emoji"/>
+        </w:rPr>
+      </w:pPr>
+      <w:r>
+        <w:rPr>
+          <w:rFonts w:ascii="Segoe UI Emoji" w:hAnsi="Segoe UI Emoji" w:cs="Segoe UI Emoji"/>
+        </w:rPr>
+        <w:t>"</w:t>
+      </w:r>
+      <w:proofErr w:type="spellStart"/>
+      <w:r>
+        <w:rPr>
+          <w:rFonts w:ascii="Segoe UI Emoji" w:hAnsi="Segoe UI Emoji" w:cs="Segoe UI Emoji"/>
+        </w:rPr>
+        <w:t>uffa</w:t>
+      </w:r>
+      <w:proofErr w:type="spellEnd"/>
+      <w:r>
+        <w:rPr>
+          <w:rFonts w:ascii="Segoe UI Emoji" w:hAnsi="Segoe UI Emoji" w:cs="Segoe UI Emoji"/>
+        </w:rPr>
+        <w:t xml:space="preserve"> </w:t>
+      </w:r>
+      <w:proofErr w:type="spellStart"/>
+      <w:r>
+        <w:rPr>
+          <w:rFonts w:ascii="Segoe UI Emoji" w:hAnsi="Segoe UI Emoji" w:cs="Segoe UI Emoji"/>
+        </w:rPr>
+        <w:t>cancella</w:t>
+      </w:r>
+      <w:proofErr w:type="spellEnd"/>
+      <w:r>
+        <w:rPr>
+          <w:rFonts w:ascii="Segoe UI Emoji" w:hAnsi="Segoe UI Emoji" w:cs="Segoe UI Emoji"/>
+        </w:rPr>
+        <w:t xml:space="preserve"> </w:t>
+      </w:r>
+      <w:proofErr w:type="spellStart"/>
+      <w:r>
+        <w:rPr>
+          <w:rFonts w:ascii="Segoe UI Emoji" w:hAnsi="Segoe UI Emoji" w:cs="Segoe UI Emoji"/>
+        </w:rPr>
+        <w:t>quella</w:t>
+      </w:r>
+      <w:proofErr w:type="spellEnd"/>
+      <w:r>
+        <w:rPr>
+          <w:rFonts w:ascii="Segoe UI Emoji" w:hAnsi="Segoe UI Emoji" w:cs="Segoe UI Emoji"/>
+        </w:rPr>
+        <w:t xml:space="preserve"> </w:t>
+      </w:r>
+      <w:proofErr w:type="spellStart"/>
+      <w:r>
+        <w:rPr>
+          <w:rFonts w:ascii="Segoe UI Emoji" w:hAnsi="Segoe UI Emoji" w:cs="Segoe UI Emoji"/>
+        </w:rPr>
+        <w:t>cosa</w:t>
+      </w:r>
+      <w:proofErr w:type="spellEnd"/>
+      <w:r>
+        <w:rPr>
+          <w:rFonts w:ascii="Segoe UI Emoji" w:hAnsi="Segoe UI Emoji" w:cs="Segoe UI Emoji"/>
+        </w:rPr>
+        <w:t xml:space="preserve"> </w:t>
+      </w:r>
+      <w:proofErr w:type="spellStart"/>
+      <w:r>
+        <w:rPr>
+          <w:rFonts w:ascii="Segoe UI Emoji" w:hAnsi="Segoe UI Emoji" w:cs="Segoe UI Emoji"/>
+        </w:rPr>
+        <w:t>sul</w:t>
+      </w:r>
+      <w:proofErr w:type="spellEnd"/>
+      <w:r>
+        <w:rPr>
+          <w:rFonts w:ascii="Segoe UI Emoji" w:hAnsi="Segoe UI Emoji" w:cs="Segoe UI Emoji"/>
+        </w:rPr>
+        <w:t xml:space="preserve"> </w:t>
+      </w:r>
+      <w:proofErr w:type="spellStart"/>
+      <w:r>
+        <w:rPr>
+          <w:rFonts w:ascii="Segoe UI Emoji" w:hAnsi="Segoe UI Emoji" w:cs="Segoe UI Emoji"/>
+        </w:rPr>
+        <w:t>lavandino</w:t>
+      </w:r>
+      <w:proofErr w:type="spellEnd"/>
+      <w:r>
+        <w:rPr>
+          <w:rFonts w:ascii="Segoe UI Emoji" w:hAnsi="Segoe UI Emoji" w:cs="Segoe UI Emoji"/>
+        </w:rPr>
+        <w:t>"</w:t>
+      </w:r>
+    </w:p>
+    <w:p>
+      <w:pPr>
+        <w:rPr>
+          <w:rFonts w:ascii="Segoe UI Emoji" w:hAnsi="Segoe UI Emoji" w:cs="Segoe UI Emoji"/>
+        </w:rPr>
+      </w:pPr>
+    </w:p>
+    <w:p>
+      <w:pPr>
+        <w:rPr>
+          <w:rFonts w:ascii="Segoe UI Emoji" w:hAnsi="Segoe UI Emoji" w:cs="Segoe UI Emoji"/>
+        </w:rPr>
+      </w:pPr>
+      <w:r>
+        <w:rPr>
+          <w:rFonts w:ascii="Segoe UI Emoji" w:hAnsi="Segoe UI Emoji" w:cs="Segoe UI Emoji"/>
+        </w:rPr>
+        <w:t>"</w:t>
+      </w:r>
+      <w:proofErr w:type="spellStart"/>
+      <w:r>
+        <w:rPr>
+          <w:rFonts w:ascii="Segoe UI Emoji" w:hAnsi="Segoe UI Emoji" w:cs="Segoe UI Emoji"/>
+        </w:rPr>
+        <w:t>rimuovi</w:t>
+      </w:r>
+      <w:proofErr w:type="spellEnd"/>
+      <w:r>
+        <w:rPr>
+          <w:rFonts w:ascii="Segoe UI Emoji" w:hAnsi="Segoe UI Emoji" w:cs="Segoe UI Emoji"/>
+        </w:rPr>
+        <w:t xml:space="preserve"> </w:t>
+      </w:r>
+      <w:proofErr w:type="spellStart"/>
+      <w:r>
+        <w:rPr>
+          <w:rFonts w:ascii="Segoe UI Emoji" w:hAnsi="Segoe UI Emoji" w:cs="Segoe UI Emoji"/>
+        </w:rPr>
+        <w:t>quello</w:t>
+      </w:r>
+      <w:proofErr w:type="spellEnd"/>
+      <w:r>
+        <w:rPr>
+          <w:rFonts w:ascii="Segoe UI Emoji" w:hAnsi="Segoe UI Emoji" w:cs="Segoe UI Emoji"/>
+        </w:rPr>
+        <w:t xml:space="preserve"> </w:t>
+      </w:r>
+      <w:proofErr w:type="spellStart"/>
+      <w:r>
+        <w:rPr>
+          <w:rFonts w:ascii="Segoe UI Emoji" w:hAnsi="Segoe UI Emoji" w:cs="Segoe UI Emoji"/>
+        </w:rPr>
+        <w:t>che</w:t>
+      </w:r>
+      <w:proofErr w:type="spellEnd"/>
+      <w:r>
+        <w:rPr>
+          <w:rFonts w:ascii="Segoe UI Emoji" w:hAnsi="Segoe UI Emoji" w:cs="Segoe UI Emoji"/>
+        </w:rPr>
+        <w:t xml:space="preserve"> ho </w:t>
+      </w:r>
+      <w:proofErr w:type="spellStart"/>
+      <w:r>
+        <w:rPr>
+          <w:rFonts w:ascii="Segoe UI Emoji" w:hAnsi="Segoe UI Emoji" w:cs="Segoe UI Emoji"/>
+        </w:rPr>
+        <w:t>già</w:t>
+      </w:r>
+      <w:proofErr w:type="spellEnd"/>
+      <w:r>
+        <w:rPr>
+          <w:rFonts w:ascii="Segoe UI Emoji" w:hAnsi="Segoe UI Emoji" w:cs="Segoe UI Emoji"/>
+        </w:rPr>
+        <w:t xml:space="preserve"> finito"</w:t>
+      </w:r>
+    </w:p>
+    <w:p>
+      <w:pPr>
+        <w:rPr>
+          <w:rFonts w:ascii="Segoe UI Emoji" w:hAnsi="Segoe UI Emoji" w:cs="Segoe UI Emoji"/>
+        </w:rPr>
+      </w:pPr>
+    </w:p>
+    <w:p>
+      <w:pPr>
+        <w:rPr>
+          <w:rFonts w:ascii="Segoe UI Emoji" w:hAnsi="Segoe UI Emoji" w:cs="Segoe UI Emoji"/>
+        </w:rPr>
+      </w:pPr>
+      <w:r>
+        <w:rPr>
+          <w:rFonts w:ascii="Segoe UI Emoji" w:hAnsi="Segoe UI Emoji" w:cs="Segoe UI Emoji"/>
+        </w:rPr>
+        <w:t xml:space="preserve">🇮🇹 QUERY TASKS — </w:t>
+      </w:r>
+      <w:proofErr w:type="spellStart"/>
+      <w:r>
+        <w:rPr>
+          <w:rFonts w:ascii="Segoe UI Emoji" w:hAnsi="Segoe UI Emoji" w:cs="Segoe UI Emoji"/>
+        </w:rPr>
+        <w:t>Richiesta</w:t>
+      </w:r>
+      <w:proofErr w:type="spellEnd"/>
+      <w:r>
+        <w:rPr>
+          <w:rFonts w:ascii="Segoe UI Emoji" w:hAnsi="Segoe UI Emoji" w:cs="Segoe UI Emoji"/>
+        </w:rPr>
+        <w:t xml:space="preserve"> </w:t>
+      </w:r>
+      <w:proofErr w:type="spellStart"/>
+      <w:r>
+        <w:rPr>
+          <w:rFonts w:ascii="Segoe UI Emoji" w:hAnsi="Segoe UI Emoji" w:cs="Segoe UI Emoji"/>
+        </w:rPr>
+        <w:t>attività</w:t>
+      </w:r>
+      <w:proofErr w:type="spellEnd"/>
+      <w:r>
+        <w:rPr>
+          <w:rFonts w:ascii="Segoe UI Emoji" w:hAnsi="Segoe UI Emoji" w:cs="Segoe UI Emoji"/>
+        </w:rPr>
+        <w:t xml:space="preserve"> (≈ 35 </w:t>
+      </w:r>
+      <w:proofErr w:type="spellStart"/>
+      <w:r>
+        <w:rPr>
+          <w:rFonts w:ascii="Segoe UI Emoji" w:hAnsi="Segoe UI Emoji" w:cs="Segoe UI Emoji"/>
+        </w:rPr>
+        <w:t>frasi</w:t>
+      </w:r>
+      <w:proofErr w:type="spellEnd"/>
+      <w:r>
+        <w:rPr>
+          <w:rFonts w:ascii="Segoe UI Emoji" w:hAnsi="Segoe UI Emoji" w:cs="Segoe UI Emoji"/>
+        </w:rPr>
+        <w:t>)</w:t>
+      </w:r>
+    </w:p>
+    <w:p>
+      <w:pPr>
+        <w:rPr>
+          <w:rFonts w:ascii="Segoe UI Emoji" w:hAnsi="Segoe UI Emoji" w:cs="Segoe UI Emoji"/>
+        </w:rPr>
+      </w:pPr>
+      <w:r>
+        <w:rPr>
+          <w:rFonts w:ascii="Segoe UI Emoji" w:hAnsi="Segoe UI Emoji" w:cs="Segoe UI Emoji"/>
+        </w:rPr>
+        <w:t>🧪 Generali</w:t>
+      </w:r>
+    </w:p>
+    <w:p>
+      <w:pPr>
+        <w:rPr>
+          <w:rFonts w:ascii="Segoe UI Emoji" w:hAnsi="Segoe UI Emoji" w:cs="Segoe UI Emoji"/>
+        </w:rPr>
+      </w:pPr>
+    </w:p>
+    <w:p>
+      <w:pPr>
+        <w:rPr>
+          <w:rFonts w:ascii="Segoe UI Emoji" w:hAnsi="Segoe UI Emoji" w:cs="Segoe UI Emoji"/>
+        </w:rPr>
+      </w:pPr>
+      <w:r>
+        <w:rPr>
+          <w:rFonts w:ascii="Segoe UI Emoji" w:hAnsi="Segoe UI Emoji" w:cs="Segoe UI Emoji"/>
+        </w:rPr>
+        <w:t>"</w:t>
+      </w:r>
+      <w:proofErr w:type="spellStart"/>
+      <w:r>
+        <w:rPr>
+          <w:rFonts w:ascii="Segoe UI Emoji" w:hAnsi="Segoe UI Emoji" w:cs="Segoe UI Emoji"/>
+        </w:rPr>
+        <w:t>cosa</w:t>
+      </w:r>
+      <w:proofErr w:type="spellEnd"/>
+      <w:r>
+        <w:rPr>
+          <w:rFonts w:ascii="Segoe UI Emoji" w:hAnsi="Segoe UI Emoji" w:cs="Segoe UI Emoji"/>
+        </w:rPr>
+        <w:t xml:space="preserve"> </w:t>
+      </w:r>
+      <w:proofErr w:type="spellStart"/>
+      <w:r>
+        <w:rPr>
+          <w:rFonts w:ascii="Segoe UI Emoji" w:hAnsi="Segoe UI Emoji" w:cs="Segoe UI Emoji"/>
+        </w:rPr>
+        <w:t>c’è</w:t>
+      </w:r>
+      <w:proofErr w:type="spellEnd"/>
+      <w:r>
+        <w:rPr>
+          <w:rFonts w:ascii="Segoe UI Emoji" w:hAnsi="Segoe UI Emoji" w:cs="Segoe UI Emoji"/>
+        </w:rPr>
+        <w:t xml:space="preserve"> </w:t>
+      </w:r>
+      <w:proofErr w:type="spellStart"/>
+      <w:r>
+        <w:rPr>
+          <w:rFonts w:ascii="Segoe UI Emoji" w:hAnsi="Segoe UI Emoji" w:cs="Segoe UI Emoji"/>
+        </w:rPr>
+        <w:t>nella</w:t>
+      </w:r>
+      <w:proofErr w:type="spellEnd"/>
+      <w:r>
+        <w:rPr>
+          <w:rFonts w:ascii="Segoe UI Emoji" w:hAnsi="Segoe UI Emoji" w:cs="Segoe UI Emoji"/>
+        </w:rPr>
+        <w:t xml:space="preserve"> mia </w:t>
+      </w:r>
+      <w:proofErr w:type="spellStart"/>
+      <w:r>
+        <w:rPr>
+          <w:rFonts w:ascii="Segoe UI Emoji" w:hAnsi="Segoe UI Emoji" w:cs="Segoe UI Emoji"/>
+        </w:rPr>
+        <w:t>lista</w:t>
+      </w:r>
+      <w:proofErr w:type="spellEnd"/>
+      <w:r>
+        <w:rPr>
+          <w:rFonts w:ascii="Segoe UI Emoji" w:hAnsi="Segoe UI Emoji" w:cs="Segoe UI Emoji"/>
+        </w:rPr>
+        <w:t>"</w:t>
+      </w:r>
+    </w:p>
+    <w:p>
+      <w:pPr>
+        <w:rPr>
+          <w:rFonts w:ascii="Segoe UI Emoji" w:hAnsi="Segoe UI Emoji" w:cs="Segoe UI Emoji"/>
+        </w:rPr>
+      </w:pPr>
+    </w:p>
+    <w:p>
+      <w:pPr>
+        <w:rPr>
+          <w:rFonts w:ascii="Segoe UI Emoji" w:hAnsi="Segoe UI Emoji" w:cs="Segoe UI Emoji"/>
+        </w:rPr>
+      </w:pPr>
       <w:r>
         <w:rPr>
           <w:rFonts w:ascii="Segoe UI Emoji" w:hAnsi="Segoe UI Emoji" w:cs="Segoe UI Emoji"/>
         </w:rPr>
         <w:lastRenderedPageBreak/>
-        <w:t>⚡</w:t>
-      </w:r>
-      <w:r>
-        <w:t xml:space="preserve"> Energy Tracking</w:t>
-      </w:r>
-    </w:p>
-    <w:p>
-      <w:r>
-        <w:t>Log Energy</w:t>
-      </w:r>
-    </w:p>
-    <w:p>
-      <w:r>
-        <w:t>"Alexa, log energy 8"</w:t>
-      </w:r>
-    </w:p>
-    <w:p>
-      <w:r>
-        <w:t>"Alexa, my energy is 5"</w:t>
-      </w:r>
-    </w:p>
-    <w:p>
-      <w:r>
-        <w:t>"Alexa, track energy 7 for today"</w:t>
-      </w:r>
-    </w:p>
-    <w:p>
-      <w:r>
-        <w:t>"Alexa, log energy 3 for yesterday"</w:t>
+        <w:t>"</w:t>
+      </w:r>
+      <w:proofErr w:type="spellStart"/>
+      <w:r>
+        <w:rPr>
+          <w:rFonts w:ascii="Segoe UI Emoji" w:hAnsi="Segoe UI Emoji" w:cs="Segoe UI Emoji"/>
+        </w:rPr>
+        <w:t>leggimi</w:t>
+      </w:r>
+      <w:proofErr w:type="spellEnd"/>
+      <w:r>
+        <w:rPr>
+          <w:rFonts w:ascii="Segoe UI Emoji" w:hAnsi="Segoe UI Emoji" w:cs="Segoe UI Emoji"/>
+        </w:rPr>
+        <w:t xml:space="preserve"> le </w:t>
+      </w:r>
+      <w:proofErr w:type="spellStart"/>
+      <w:r>
+        <w:rPr>
+          <w:rFonts w:ascii="Segoe UI Emoji" w:hAnsi="Segoe UI Emoji" w:cs="Segoe UI Emoji"/>
+        </w:rPr>
+        <w:t>mie</w:t>
+      </w:r>
+      <w:proofErr w:type="spellEnd"/>
+      <w:r>
+        <w:rPr>
+          <w:rFonts w:ascii="Segoe UI Emoji" w:hAnsi="Segoe UI Emoji" w:cs="Segoe UI Emoji"/>
+        </w:rPr>
+        <w:t xml:space="preserve"> </w:t>
+      </w:r>
+      <w:proofErr w:type="spellStart"/>
+      <w:r>
+        <w:rPr>
+          <w:rFonts w:ascii="Segoe UI Emoji" w:hAnsi="Segoe UI Emoji" w:cs="Segoe UI Emoji"/>
+        </w:rPr>
+        <w:t>attività</w:t>
+      </w:r>
+      <w:proofErr w:type="spellEnd"/>
+      <w:r>
+        <w:rPr>
+          <w:rFonts w:ascii="Segoe UI Emoji" w:hAnsi="Segoe UI Emoji" w:cs="Segoe UI Emoji"/>
+        </w:rPr>
+        <w:t>"</w:t>
+      </w:r>
+    </w:p>
+    <w:p>
+      <w:pPr>
+        <w:rPr>
+          <w:rFonts w:ascii="Segoe UI Emoji" w:hAnsi="Segoe UI Emoji" w:cs="Segoe UI Emoji"/>
+        </w:rPr>
+      </w:pPr>
+    </w:p>
+    <w:p>
+      <w:pPr>
+        <w:rPr>
+          <w:rFonts w:ascii="Segoe UI Emoji" w:hAnsi="Segoe UI Emoji" w:cs="Segoe UI Emoji"/>
+        </w:rPr>
+      </w:pPr>
+      <w:r>
+        <w:rPr>
+          <w:rFonts w:ascii="Segoe UI Emoji" w:hAnsi="Segoe UI Emoji" w:cs="Segoe UI Emoji"/>
+        </w:rPr>
+        <w:t>"</w:t>
+      </w:r>
+      <w:proofErr w:type="spellStart"/>
+      <w:r>
+        <w:rPr>
+          <w:rFonts w:ascii="Segoe UI Emoji" w:hAnsi="Segoe UI Emoji" w:cs="Segoe UI Emoji"/>
+        </w:rPr>
+        <w:t>quali</w:t>
+      </w:r>
+      <w:proofErr w:type="spellEnd"/>
+      <w:r>
+        <w:rPr>
+          <w:rFonts w:ascii="Segoe UI Emoji" w:hAnsi="Segoe UI Emoji" w:cs="Segoe UI Emoji"/>
+        </w:rPr>
+        <w:t xml:space="preserve"> </w:t>
+      </w:r>
+      <w:proofErr w:type="spellStart"/>
+      <w:r>
+        <w:rPr>
+          <w:rFonts w:ascii="Segoe UI Emoji" w:hAnsi="Segoe UI Emoji" w:cs="Segoe UI Emoji"/>
+        </w:rPr>
+        <w:t>attività</w:t>
+      </w:r>
+      <w:proofErr w:type="spellEnd"/>
+      <w:r>
+        <w:rPr>
+          <w:rFonts w:ascii="Segoe UI Emoji" w:hAnsi="Segoe UI Emoji" w:cs="Segoe UI Emoji"/>
+        </w:rPr>
+        <w:t xml:space="preserve"> devo fare"</w:t>
+      </w:r>
+    </w:p>
+    <w:p>
+      <w:pPr>
+        <w:rPr>
+          <w:rFonts w:ascii="Segoe UI Emoji" w:hAnsi="Segoe UI Emoji" w:cs="Segoe UI Emoji"/>
+        </w:rPr>
+      </w:pPr>
+    </w:p>
+    <w:p>
+      <w:pPr>
+        <w:rPr>
+          <w:rFonts w:ascii="Segoe UI Emoji" w:hAnsi="Segoe UI Emoji" w:cs="Segoe UI Emoji"/>
+        </w:rPr>
+      </w:pPr>
+      <w:r>
+        <w:rPr>
+          <w:rFonts w:ascii="Segoe UI Emoji" w:hAnsi="Segoe UI Emoji" w:cs="Segoe UI Emoji"/>
+        </w:rPr>
+        <w:t>"</w:t>
+      </w:r>
+      <w:proofErr w:type="spellStart"/>
+      <w:r>
+        <w:rPr>
+          <w:rFonts w:ascii="Segoe UI Emoji" w:hAnsi="Segoe UI Emoji" w:cs="Segoe UI Emoji"/>
+        </w:rPr>
+        <w:t>mostra</w:t>
+      </w:r>
+      <w:proofErr w:type="spellEnd"/>
+      <w:r>
+        <w:rPr>
+          <w:rFonts w:ascii="Segoe UI Emoji" w:hAnsi="Segoe UI Emoji" w:cs="Segoe UI Emoji"/>
+        </w:rPr>
+        <w:t xml:space="preserve"> tutti </w:t>
+      </w:r>
+      <w:proofErr w:type="spellStart"/>
+      <w:r>
+        <w:rPr>
+          <w:rFonts w:ascii="Segoe UI Emoji" w:hAnsi="Segoe UI Emoji" w:cs="Segoe UI Emoji"/>
+        </w:rPr>
+        <w:t>i</w:t>
+      </w:r>
+      <w:proofErr w:type="spellEnd"/>
+      <w:r>
+        <w:rPr>
+          <w:rFonts w:ascii="Segoe UI Emoji" w:hAnsi="Segoe UI Emoji" w:cs="Segoe UI Emoji"/>
+        </w:rPr>
+        <w:t xml:space="preserve"> </w:t>
+      </w:r>
+      <w:proofErr w:type="spellStart"/>
+      <w:r>
+        <w:rPr>
+          <w:rFonts w:ascii="Segoe UI Emoji" w:hAnsi="Segoe UI Emoji" w:cs="Segoe UI Emoji"/>
+        </w:rPr>
+        <w:t>miei</w:t>
+      </w:r>
+      <w:proofErr w:type="spellEnd"/>
+      <w:r>
+        <w:rPr>
+          <w:rFonts w:ascii="Segoe UI Emoji" w:hAnsi="Segoe UI Emoji" w:cs="Segoe UI Emoji"/>
+        </w:rPr>
+        <w:t xml:space="preserve"> </w:t>
+      </w:r>
+      <w:proofErr w:type="spellStart"/>
+      <w:r>
+        <w:rPr>
+          <w:rFonts w:ascii="Segoe UI Emoji" w:hAnsi="Segoe UI Emoji" w:cs="Segoe UI Emoji"/>
+        </w:rPr>
+        <w:t>promemoria</w:t>
+      </w:r>
+      <w:proofErr w:type="spellEnd"/>
+      <w:r>
+        <w:rPr>
+          <w:rFonts w:ascii="Segoe UI Emoji" w:hAnsi="Segoe UI Emoji" w:cs="Segoe UI Emoji"/>
+        </w:rPr>
+        <w:t>"</w:t>
+      </w:r>
+    </w:p>
+    <w:p>
+      <w:pPr>
+        <w:rPr>
+          <w:rFonts w:ascii="Segoe UI Emoji" w:hAnsi="Segoe UI Emoji" w:cs="Segoe UI Emoji"/>
+        </w:rPr>
+      </w:pPr>
+    </w:p>
+    <w:p>
+      <w:pPr>
+        <w:rPr>
+          <w:rFonts w:ascii="Segoe UI Emoji" w:hAnsi="Segoe UI Emoji" w:cs="Segoe UI Emoji"/>
+        </w:rPr>
+      </w:pPr>
+      <w:r>
+        <w:rPr>
+          <w:rFonts w:ascii="Segoe UI Emoji" w:hAnsi="Segoe UI Emoji" w:cs="Segoe UI Emoji"/>
+        </w:rPr>
+        <w:t xml:space="preserve">🧪 </w:t>
+      </w:r>
+      <w:proofErr w:type="spellStart"/>
+      <w:r>
+        <w:rPr>
+          <w:rFonts w:ascii="Segoe UI Emoji" w:hAnsi="Segoe UI Emoji" w:cs="Segoe UI Emoji"/>
+        </w:rPr>
+        <w:t>Basate</w:t>
+      </w:r>
+      <w:proofErr w:type="spellEnd"/>
+      <w:r>
+        <w:rPr>
+          <w:rFonts w:ascii="Segoe UI Emoji" w:hAnsi="Segoe UI Emoji" w:cs="Segoe UI Emoji"/>
+        </w:rPr>
+        <w:t xml:space="preserve"> </w:t>
+      </w:r>
+      <w:proofErr w:type="spellStart"/>
+      <w:r>
+        <w:rPr>
+          <w:rFonts w:ascii="Segoe UI Emoji" w:hAnsi="Segoe UI Emoji" w:cs="Segoe UI Emoji"/>
+        </w:rPr>
+        <w:t>sul</w:t>
+      </w:r>
+      <w:proofErr w:type="spellEnd"/>
+      <w:r>
+        <w:rPr>
+          <w:rFonts w:ascii="Segoe UI Emoji" w:hAnsi="Segoe UI Emoji" w:cs="Segoe UI Emoji"/>
+        </w:rPr>
+        <w:t xml:space="preserve"> tempo</w:t>
+      </w:r>
+    </w:p>
+    <w:p>
+      <w:pPr>
+        <w:rPr>
+          <w:rFonts w:ascii="Segoe UI Emoji" w:hAnsi="Segoe UI Emoji" w:cs="Segoe UI Emoji"/>
+        </w:rPr>
+      </w:pPr>
+    </w:p>
+    <w:p>
+      <w:pPr>
+        <w:rPr>
+          <w:rFonts w:ascii="Segoe UI Emoji" w:hAnsi="Segoe UI Emoji" w:cs="Segoe UI Emoji"/>
+        </w:rPr>
+      </w:pPr>
+      <w:r>
+        <w:rPr>
+          <w:rFonts w:ascii="Segoe UI Emoji" w:hAnsi="Segoe UI Emoji" w:cs="Segoe UI Emoji"/>
+        </w:rPr>
+        <w:t>"</w:t>
+      </w:r>
+      <w:proofErr w:type="spellStart"/>
+      <w:r>
+        <w:rPr>
+          <w:rFonts w:ascii="Segoe UI Emoji" w:hAnsi="Segoe UI Emoji" w:cs="Segoe UI Emoji"/>
+        </w:rPr>
+        <w:t>cosa</w:t>
+      </w:r>
+      <w:proofErr w:type="spellEnd"/>
+      <w:r>
+        <w:rPr>
+          <w:rFonts w:ascii="Segoe UI Emoji" w:hAnsi="Segoe UI Emoji" w:cs="Segoe UI Emoji"/>
+        </w:rPr>
+        <w:t xml:space="preserve"> devo fare </w:t>
+      </w:r>
+      <w:proofErr w:type="spellStart"/>
+      <w:r>
+        <w:rPr>
+          <w:rFonts w:ascii="Segoe UI Emoji" w:hAnsi="Segoe UI Emoji" w:cs="Segoe UI Emoji"/>
+        </w:rPr>
+        <w:t>oggi</w:t>
+      </w:r>
+      <w:proofErr w:type="spellEnd"/>
+      <w:r>
+        <w:rPr>
+          <w:rFonts w:ascii="Segoe UI Emoji" w:hAnsi="Segoe UI Emoji" w:cs="Segoe UI Emoji"/>
+        </w:rPr>
+        <w:t>"</w:t>
+      </w:r>
+    </w:p>
+    <w:p>
+      <w:pPr>
+        <w:rPr>
+          <w:rFonts w:ascii="Segoe UI Emoji" w:hAnsi="Segoe UI Emoji" w:cs="Segoe UI Emoji"/>
+        </w:rPr>
+      </w:pPr>
+    </w:p>
+    <w:p>
+      <w:pPr>
+        <w:rPr>
+          <w:rFonts w:ascii="Segoe UI Emoji" w:hAnsi="Segoe UI Emoji" w:cs="Segoe UI Emoji"/>
+        </w:rPr>
+      </w:pPr>
+      <w:r>
+        <w:rPr>
+          <w:rFonts w:ascii="Segoe UI Emoji" w:hAnsi="Segoe UI Emoji" w:cs="Segoe UI Emoji"/>
+        </w:rPr>
+        <w:t>"</w:t>
+      </w:r>
+      <w:proofErr w:type="spellStart"/>
+      <w:r>
+        <w:rPr>
+          <w:rFonts w:ascii="Segoe UI Emoji" w:hAnsi="Segoe UI Emoji" w:cs="Segoe UI Emoji"/>
+        </w:rPr>
+        <w:t>quali</w:t>
+      </w:r>
+      <w:proofErr w:type="spellEnd"/>
+      <w:r>
+        <w:rPr>
+          <w:rFonts w:ascii="Segoe UI Emoji" w:hAnsi="Segoe UI Emoji" w:cs="Segoe UI Emoji"/>
+        </w:rPr>
+        <w:t xml:space="preserve"> </w:t>
+      </w:r>
+      <w:proofErr w:type="spellStart"/>
+      <w:r>
+        <w:rPr>
+          <w:rFonts w:ascii="Segoe UI Emoji" w:hAnsi="Segoe UI Emoji" w:cs="Segoe UI Emoji"/>
+        </w:rPr>
+        <w:t>attività</w:t>
+      </w:r>
+      <w:proofErr w:type="spellEnd"/>
+      <w:r>
+        <w:rPr>
+          <w:rFonts w:ascii="Segoe UI Emoji" w:hAnsi="Segoe UI Emoji" w:cs="Segoe UI Emoji"/>
+        </w:rPr>
+        <w:t xml:space="preserve"> ho per </w:t>
+      </w:r>
+      <w:proofErr w:type="spellStart"/>
+      <w:r>
+        <w:rPr>
+          <w:rFonts w:ascii="Segoe UI Emoji" w:hAnsi="Segoe UI Emoji" w:cs="Segoe UI Emoji"/>
+        </w:rPr>
+        <w:t>domani</w:t>
+      </w:r>
+      <w:proofErr w:type="spellEnd"/>
+      <w:r>
+        <w:rPr>
+          <w:rFonts w:ascii="Segoe UI Emoji" w:hAnsi="Segoe UI Emoji" w:cs="Segoe UI Emoji"/>
+        </w:rPr>
+        <w:t>"</w:t>
+      </w:r>
+    </w:p>
+    <w:p>
+      <w:pPr>
+        <w:rPr>
+          <w:rFonts w:ascii="Segoe UI Emoji" w:hAnsi="Segoe UI Emoji" w:cs="Segoe UI Emoji"/>
+        </w:rPr>
+      </w:pPr>
+    </w:p>
+    <w:p>
+      <w:pPr>
+        <w:rPr>
+          <w:rFonts w:ascii="Segoe UI Emoji" w:hAnsi="Segoe UI Emoji" w:cs="Segoe UI Emoji"/>
+        </w:rPr>
+      </w:pPr>
+      <w:r>
+        <w:rPr>
+          <w:rFonts w:ascii="Segoe UI Emoji" w:hAnsi="Segoe UI Emoji" w:cs="Segoe UI Emoji"/>
+        </w:rPr>
+        <w:t>"</w:t>
+      </w:r>
+      <w:proofErr w:type="spellStart"/>
+      <w:r>
+        <w:rPr>
+          <w:rFonts w:ascii="Segoe UI Emoji" w:hAnsi="Segoe UI Emoji" w:cs="Segoe UI Emoji"/>
+        </w:rPr>
+        <w:t>mostra</w:t>
+      </w:r>
+      <w:proofErr w:type="spellEnd"/>
+      <w:r>
+        <w:rPr>
+          <w:rFonts w:ascii="Segoe UI Emoji" w:hAnsi="Segoe UI Emoji" w:cs="Segoe UI Emoji"/>
+        </w:rPr>
+        <w:t xml:space="preserve"> le </w:t>
+      </w:r>
+      <w:proofErr w:type="spellStart"/>
+      <w:r>
+        <w:rPr>
+          <w:rFonts w:ascii="Segoe UI Emoji" w:hAnsi="Segoe UI Emoji" w:cs="Segoe UI Emoji"/>
+        </w:rPr>
+        <w:t>attività</w:t>
+      </w:r>
+      <w:proofErr w:type="spellEnd"/>
+      <w:r>
+        <w:rPr>
+          <w:rFonts w:ascii="Segoe UI Emoji" w:hAnsi="Segoe UI Emoji" w:cs="Segoe UI Emoji"/>
+        </w:rPr>
+        <w:t xml:space="preserve"> della </w:t>
+      </w:r>
+      <w:proofErr w:type="spellStart"/>
+      <w:r>
+        <w:rPr>
+          <w:rFonts w:ascii="Segoe UI Emoji" w:hAnsi="Segoe UI Emoji" w:cs="Segoe UI Emoji"/>
+        </w:rPr>
+        <w:t>prossima</w:t>
+      </w:r>
+      <w:proofErr w:type="spellEnd"/>
+      <w:r>
+        <w:rPr>
+          <w:rFonts w:ascii="Segoe UI Emoji" w:hAnsi="Segoe UI Emoji" w:cs="Segoe UI Emoji"/>
+        </w:rPr>
+        <w:t xml:space="preserve"> </w:t>
+      </w:r>
+      <w:proofErr w:type="spellStart"/>
+      <w:r>
+        <w:rPr>
+          <w:rFonts w:ascii="Segoe UI Emoji" w:hAnsi="Segoe UI Emoji" w:cs="Segoe UI Emoji"/>
+        </w:rPr>
+        <w:t>settimana</w:t>
+      </w:r>
+      <w:proofErr w:type="spellEnd"/>
+      <w:r>
+        <w:rPr>
+          <w:rFonts w:ascii="Segoe UI Emoji" w:hAnsi="Segoe UI Emoji" w:cs="Segoe UI Emoji"/>
+        </w:rPr>
+        <w:t>"</w:t>
+      </w:r>
+    </w:p>
+    <w:p>
+      <w:pPr>
+        <w:rPr>
+          <w:rFonts w:ascii="Segoe UI Emoji" w:hAnsi="Segoe UI Emoji" w:cs="Segoe UI Emoji"/>
+        </w:rPr>
+      </w:pPr>
+    </w:p>
+    <w:p>
+      <w:pPr>
+        <w:rPr>
+          <w:rFonts w:ascii="Segoe UI Emoji" w:hAnsi="Segoe UI Emoji" w:cs="Segoe UI Emoji"/>
+        </w:rPr>
+      </w:pPr>
+      <w:r>
+        <w:rPr>
+          <w:rFonts w:ascii="Segoe UI Emoji" w:hAnsi="Segoe UI Emoji" w:cs="Segoe UI Emoji"/>
+        </w:rPr>
+        <w:t>"</w:t>
+      </w:r>
+      <w:proofErr w:type="spellStart"/>
+      <w:r>
+        <w:rPr>
+          <w:rFonts w:ascii="Segoe UI Emoji" w:hAnsi="Segoe UI Emoji" w:cs="Segoe UI Emoji"/>
+        </w:rPr>
+        <w:t>cosa</w:t>
+      </w:r>
+      <w:proofErr w:type="spellEnd"/>
+      <w:r>
+        <w:rPr>
+          <w:rFonts w:ascii="Segoe UI Emoji" w:hAnsi="Segoe UI Emoji" w:cs="Segoe UI Emoji"/>
+        </w:rPr>
+        <w:t xml:space="preserve"> è </w:t>
+      </w:r>
+      <w:proofErr w:type="spellStart"/>
+      <w:r>
+        <w:rPr>
+          <w:rFonts w:ascii="Segoe UI Emoji" w:hAnsi="Segoe UI Emoji" w:cs="Segoe UI Emoji"/>
+        </w:rPr>
+        <w:t>previsto</w:t>
+      </w:r>
+      <w:proofErr w:type="spellEnd"/>
+      <w:r>
+        <w:rPr>
+          <w:rFonts w:ascii="Segoe UI Emoji" w:hAnsi="Segoe UI Emoji" w:cs="Segoe UI Emoji"/>
+        </w:rPr>
+        <w:t xml:space="preserve"> per dopo le 17"</w:t>
+      </w:r>
+    </w:p>
+    <w:p>
+      <w:pPr>
+        <w:rPr>
+          <w:rFonts w:ascii="Segoe UI Emoji" w:hAnsi="Segoe UI Emoji" w:cs="Segoe UI Emoji"/>
+        </w:rPr>
+      </w:pPr>
+    </w:p>
+    <w:p>
+      <w:pPr>
+        <w:rPr>
+          <w:rFonts w:ascii="Segoe UI Emoji" w:hAnsi="Segoe UI Emoji" w:cs="Segoe UI Emoji"/>
+        </w:rPr>
+      </w:pPr>
+      <w:r>
+        <w:rPr>
+          <w:rFonts w:ascii="Segoe UI Emoji" w:hAnsi="Segoe UI Emoji" w:cs="Segoe UI Emoji"/>
+        </w:rPr>
+        <w:t>"</w:t>
+      </w:r>
+      <w:proofErr w:type="spellStart"/>
+      <w:r>
+        <w:rPr>
+          <w:rFonts w:ascii="Segoe UI Emoji" w:hAnsi="Segoe UI Emoji" w:cs="Segoe UI Emoji"/>
+        </w:rPr>
+        <w:t>quali</w:t>
+      </w:r>
+      <w:proofErr w:type="spellEnd"/>
+      <w:r>
+        <w:rPr>
+          <w:rFonts w:ascii="Segoe UI Emoji" w:hAnsi="Segoe UI Emoji" w:cs="Segoe UI Emoji"/>
+        </w:rPr>
+        <w:t xml:space="preserve"> </w:t>
+      </w:r>
+      <w:proofErr w:type="spellStart"/>
+      <w:r>
+        <w:rPr>
+          <w:rFonts w:ascii="Segoe UI Emoji" w:hAnsi="Segoe UI Emoji" w:cs="Segoe UI Emoji"/>
+        </w:rPr>
+        <w:t>attività</w:t>
+      </w:r>
+      <w:proofErr w:type="spellEnd"/>
+      <w:r>
+        <w:rPr>
+          <w:rFonts w:ascii="Segoe UI Emoji" w:hAnsi="Segoe UI Emoji" w:cs="Segoe UI Emoji"/>
+        </w:rPr>
+        <w:t xml:space="preserve"> ho </w:t>
+      </w:r>
+      <w:proofErr w:type="spellStart"/>
+      <w:r>
+        <w:rPr>
+          <w:rFonts w:ascii="Segoe UI Emoji" w:hAnsi="Segoe UI Emoji" w:cs="Segoe UI Emoji"/>
+        </w:rPr>
+        <w:t>domenica</w:t>
+      </w:r>
+      <w:proofErr w:type="spellEnd"/>
+      <w:r>
+        <w:rPr>
+          <w:rFonts w:ascii="Segoe UI Emoji" w:hAnsi="Segoe UI Emoji" w:cs="Segoe UI Emoji"/>
+        </w:rPr>
+        <w:t xml:space="preserve"> </w:t>
+      </w:r>
+      <w:proofErr w:type="spellStart"/>
+      <w:r>
+        <w:rPr>
+          <w:rFonts w:ascii="Segoe UI Emoji" w:hAnsi="Segoe UI Emoji" w:cs="Segoe UI Emoji"/>
+        </w:rPr>
+        <w:t>mattina</w:t>
+      </w:r>
+      <w:proofErr w:type="spellEnd"/>
+      <w:r>
+        <w:rPr>
+          <w:rFonts w:ascii="Segoe UI Emoji" w:hAnsi="Segoe UI Emoji" w:cs="Segoe UI Emoji"/>
+        </w:rPr>
+        <w:t>"</w:t>
+      </w:r>
+    </w:p>
+    <w:p>
+      <w:pPr>
+        <w:rPr>
+          <w:rFonts w:ascii="Segoe UI Emoji" w:hAnsi="Segoe UI Emoji" w:cs="Segoe UI Emoji"/>
+        </w:rPr>
+      </w:pPr>
+    </w:p>
+    <w:p>
+      <w:pPr>
+        <w:rPr>
+          <w:rFonts w:ascii="Segoe UI Emoji" w:hAnsi="Segoe UI Emoji" w:cs="Segoe UI Emoji"/>
+        </w:rPr>
+      </w:pPr>
+      <w:r>
+        <w:rPr>
+          <w:rFonts w:ascii="Segoe UI Emoji" w:hAnsi="Segoe UI Emoji" w:cs="Segoe UI Emoji"/>
+        </w:rPr>
+        <w:t>"</w:t>
+      </w:r>
+      <w:proofErr w:type="spellStart"/>
+      <w:r>
+        <w:rPr>
+          <w:rFonts w:ascii="Segoe UI Emoji" w:hAnsi="Segoe UI Emoji" w:cs="Segoe UI Emoji"/>
+        </w:rPr>
+        <w:t>quali</w:t>
+      </w:r>
+      <w:proofErr w:type="spellEnd"/>
+      <w:r>
+        <w:rPr>
+          <w:rFonts w:ascii="Segoe UI Emoji" w:hAnsi="Segoe UI Emoji" w:cs="Segoe UI Emoji"/>
+        </w:rPr>
+        <w:t xml:space="preserve"> </w:t>
+      </w:r>
+      <w:proofErr w:type="spellStart"/>
+      <w:r>
+        <w:rPr>
+          <w:rFonts w:ascii="Segoe UI Emoji" w:hAnsi="Segoe UI Emoji" w:cs="Segoe UI Emoji"/>
+        </w:rPr>
+        <w:t>attività</w:t>
+      </w:r>
+      <w:proofErr w:type="spellEnd"/>
+      <w:r>
+        <w:rPr>
+          <w:rFonts w:ascii="Segoe UI Emoji" w:hAnsi="Segoe UI Emoji" w:cs="Segoe UI Emoji"/>
+        </w:rPr>
+        <w:t xml:space="preserve"> </w:t>
+      </w:r>
+      <w:proofErr w:type="spellStart"/>
+      <w:r>
+        <w:rPr>
+          <w:rFonts w:ascii="Segoe UI Emoji" w:hAnsi="Segoe UI Emoji" w:cs="Segoe UI Emoji"/>
+        </w:rPr>
+        <w:t>sono</w:t>
+      </w:r>
+      <w:proofErr w:type="spellEnd"/>
+      <w:r>
+        <w:rPr>
+          <w:rFonts w:ascii="Segoe UI Emoji" w:hAnsi="Segoe UI Emoji" w:cs="Segoe UI Emoji"/>
+        </w:rPr>
+        <w:t xml:space="preserve"> in </w:t>
+      </w:r>
+      <w:proofErr w:type="spellStart"/>
+      <w:r>
+        <w:rPr>
+          <w:rFonts w:ascii="Segoe UI Emoji" w:hAnsi="Segoe UI Emoji" w:cs="Segoe UI Emoji"/>
+        </w:rPr>
+        <w:t>ritardo</w:t>
+      </w:r>
+      <w:proofErr w:type="spellEnd"/>
+      <w:r>
+        <w:rPr>
+          <w:rFonts w:ascii="Segoe UI Emoji" w:hAnsi="Segoe UI Emoji" w:cs="Segoe UI Emoji"/>
+        </w:rPr>
+        <w:t>"</w:t>
+      </w:r>
+    </w:p>
+    <w:p>
+      <w:pPr>
+        <w:rPr>
+          <w:rFonts w:ascii="Segoe UI Emoji" w:hAnsi="Segoe UI Emoji" w:cs="Segoe UI Emoji"/>
+        </w:rPr>
+      </w:pPr>
+    </w:p>
+    <w:p>
+      <w:pPr>
+        <w:rPr>
+          <w:rFonts w:ascii="Segoe UI Emoji" w:hAnsi="Segoe UI Emoji" w:cs="Segoe UI Emoji"/>
+        </w:rPr>
+      </w:pPr>
+      <w:r>
+        <w:rPr>
+          <w:rFonts w:ascii="Segoe UI Emoji" w:hAnsi="Segoe UI Emoji" w:cs="Segoe UI Emoji"/>
+        </w:rPr>
+        <w:t>"</w:t>
+      </w:r>
+      <w:proofErr w:type="spellStart"/>
+      <w:r>
+        <w:rPr>
+          <w:rFonts w:ascii="Segoe UI Emoji" w:hAnsi="Segoe UI Emoji" w:cs="Segoe UI Emoji"/>
+        </w:rPr>
+        <w:t>cosa</w:t>
+      </w:r>
+      <w:proofErr w:type="spellEnd"/>
+      <w:r>
+        <w:rPr>
+          <w:rFonts w:ascii="Segoe UI Emoji" w:hAnsi="Segoe UI Emoji" w:cs="Segoe UI Emoji"/>
+        </w:rPr>
+        <w:t xml:space="preserve"> ho </w:t>
+      </w:r>
+      <w:proofErr w:type="spellStart"/>
+      <w:r>
+        <w:rPr>
+          <w:rFonts w:ascii="Segoe UI Emoji" w:hAnsi="Segoe UI Emoji" w:cs="Segoe UI Emoji"/>
+        </w:rPr>
+        <w:t>questo</w:t>
+      </w:r>
+      <w:proofErr w:type="spellEnd"/>
+      <w:r>
+        <w:rPr>
+          <w:rFonts w:ascii="Segoe UI Emoji" w:hAnsi="Segoe UI Emoji" w:cs="Segoe UI Emoji"/>
+        </w:rPr>
+        <w:t xml:space="preserve"> </w:t>
+      </w:r>
+      <w:proofErr w:type="spellStart"/>
+      <w:r>
+        <w:rPr>
+          <w:rFonts w:ascii="Segoe UI Emoji" w:hAnsi="Segoe UI Emoji" w:cs="Segoe UI Emoji"/>
+        </w:rPr>
+        <w:t>pomeriggio</w:t>
+      </w:r>
+      <w:proofErr w:type="spellEnd"/>
+      <w:r>
+        <w:rPr>
+          <w:rFonts w:ascii="Segoe UI Emoji" w:hAnsi="Segoe UI Emoji" w:cs="Segoe UI Emoji"/>
+        </w:rPr>
+        <w:t>"</w:t>
+      </w:r>
+    </w:p>
+    <w:p>
+      <w:pPr>
+        <w:rPr>
+          <w:rFonts w:ascii="Segoe UI Emoji" w:hAnsi="Segoe UI Emoji" w:cs="Segoe UI Emoji"/>
+        </w:rPr>
+      </w:pPr>
+    </w:p>
+    <w:p>
+      <w:pPr>
+        <w:rPr>
+          <w:rFonts w:ascii="Segoe UI Emoji" w:hAnsi="Segoe UI Emoji" w:cs="Segoe UI Emoji"/>
+        </w:rPr>
+      </w:pPr>
+      <w:r>
+        <w:rPr>
+          <w:rFonts w:ascii="Segoe UI Emoji" w:hAnsi="Segoe UI Emoji" w:cs="Segoe UI Emoji"/>
+        </w:rPr>
+        <w:t xml:space="preserve">🧪 Per </w:t>
+      </w:r>
+      <w:proofErr w:type="spellStart"/>
+      <w:r>
+        <w:rPr>
+          <w:rFonts w:ascii="Segoe UI Emoji" w:hAnsi="Segoe UI Emoji" w:cs="Segoe UI Emoji"/>
+        </w:rPr>
+        <w:t>stato</w:t>
+      </w:r>
+      <w:proofErr w:type="spellEnd"/>
+    </w:p>
+    <w:p>
+      <w:pPr>
+        <w:rPr>
+          <w:rFonts w:ascii="Segoe UI Emoji" w:hAnsi="Segoe UI Emoji" w:cs="Segoe UI Emoji"/>
+        </w:rPr>
+      </w:pPr>
+    </w:p>
+    <w:p>
+      <w:pPr>
+        <w:rPr>
+          <w:rFonts w:ascii="Segoe UI Emoji" w:hAnsi="Segoe UI Emoji" w:cs="Segoe UI Emoji"/>
+        </w:rPr>
+      </w:pPr>
+      <w:r>
+        <w:rPr>
+          <w:rFonts w:ascii="Segoe UI Emoji" w:hAnsi="Segoe UI Emoji" w:cs="Segoe UI Emoji"/>
+        </w:rPr>
+        <w:lastRenderedPageBreak/>
+        <w:t>"</w:t>
+      </w:r>
+      <w:proofErr w:type="spellStart"/>
+      <w:r>
+        <w:rPr>
+          <w:rFonts w:ascii="Segoe UI Emoji" w:hAnsi="Segoe UI Emoji" w:cs="Segoe UI Emoji"/>
+        </w:rPr>
+        <w:t>quali</w:t>
+      </w:r>
+      <w:proofErr w:type="spellEnd"/>
+      <w:r>
+        <w:rPr>
+          <w:rFonts w:ascii="Segoe UI Emoji" w:hAnsi="Segoe UI Emoji" w:cs="Segoe UI Emoji"/>
+        </w:rPr>
+        <w:t xml:space="preserve"> </w:t>
+      </w:r>
+      <w:proofErr w:type="spellStart"/>
+      <w:r>
+        <w:rPr>
+          <w:rFonts w:ascii="Segoe UI Emoji" w:hAnsi="Segoe UI Emoji" w:cs="Segoe UI Emoji"/>
+        </w:rPr>
+        <w:t>attività</w:t>
+      </w:r>
+      <w:proofErr w:type="spellEnd"/>
+      <w:r>
+        <w:rPr>
+          <w:rFonts w:ascii="Segoe UI Emoji" w:hAnsi="Segoe UI Emoji" w:cs="Segoe UI Emoji"/>
+        </w:rPr>
+        <w:t xml:space="preserve"> non </w:t>
+      </w:r>
+      <w:proofErr w:type="spellStart"/>
+      <w:r>
+        <w:rPr>
+          <w:rFonts w:ascii="Segoe UI Emoji" w:hAnsi="Segoe UI Emoji" w:cs="Segoe UI Emoji"/>
+        </w:rPr>
+        <w:t>sono</w:t>
+      </w:r>
+      <w:proofErr w:type="spellEnd"/>
+      <w:r>
+        <w:rPr>
+          <w:rFonts w:ascii="Segoe UI Emoji" w:hAnsi="Segoe UI Emoji" w:cs="Segoe UI Emoji"/>
+        </w:rPr>
+        <w:t xml:space="preserve"> complete"</w:t>
+      </w:r>
+    </w:p>
+    <w:p>
+      <w:pPr>
+        <w:rPr>
+          <w:rFonts w:ascii="Segoe UI Emoji" w:hAnsi="Segoe UI Emoji" w:cs="Segoe UI Emoji"/>
+        </w:rPr>
+      </w:pPr>
+    </w:p>
+    <w:p>
+      <w:pPr>
+        <w:rPr>
+          <w:rFonts w:ascii="Segoe UI Emoji" w:hAnsi="Segoe UI Emoji" w:cs="Segoe UI Emoji"/>
+        </w:rPr>
+      </w:pPr>
+      <w:r>
+        <w:rPr>
+          <w:rFonts w:ascii="Segoe UI Emoji" w:hAnsi="Segoe UI Emoji" w:cs="Segoe UI Emoji"/>
+        </w:rPr>
+        <w:t>"</w:t>
+      </w:r>
+      <w:proofErr w:type="spellStart"/>
+      <w:r>
+        <w:rPr>
+          <w:rFonts w:ascii="Segoe UI Emoji" w:hAnsi="Segoe UI Emoji" w:cs="Segoe UI Emoji"/>
+        </w:rPr>
+        <w:t>fammi</w:t>
+      </w:r>
+      <w:proofErr w:type="spellEnd"/>
+      <w:r>
+        <w:rPr>
+          <w:rFonts w:ascii="Segoe UI Emoji" w:hAnsi="Segoe UI Emoji" w:cs="Segoe UI Emoji"/>
+        </w:rPr>
+        <w:t xml:space="preserve"> </w:t>
+      </w:r>
+      <w:proofErr w:type="spellStart"/>
+      <w:r>
+        <w:rPr>
+          <w:rFonts w:ascii="Segoe UI Emoji" w:hAnsi="Segoe UI Emoji" w:cs="Segoe UI Emoji"/>
+        </w:rPr>
+        <w:t>vedere</w:t>
+      </w:r>
+      <w:proofErr w:type="spellEnd"/>
+      <w:r>
+        <w:rPr>
+          <w:rFonts w:ascii="Segoe UI Emoji" w:hAnsi="Segoe UI Emoji" w:cs="Segoe UI Emoji"/>
+        </w:rPr>
+        <w:t xml:space="preserve"> quelle </w:t>
+      </w:r>
+      <w:proofErr w:type="spellStart"/>
+      <w:r>
+        <w:rPr>
+          <w:rFonts w:ascii="Segoe UI Emoji" w:hAnsi="Segoe UI Emoji" w:cs="Segoe UI Emoji"/>
+        </w:rPr>
+        <w:t>completate</w:t>
+      </w:r>
+      <w:proofErr w:type="spellEnd"/>
+      <w:r>
+        <w:rPr>
+          <w:rFonts w:ascii="Segoe UI Emoji" w:hAnsi="Segoe UI Emoji" w:cs="Segoe UI Emoji"/>
+        </w:rPr>
+        <w:t>"</w:t>
+      </w:r>
+    </w:p>
+    <w:p>
+      <w:pPr>
+        <w:rPr>
+          <w:rFonts w:ascii="Segoe UI Emoji" w:hAnsi="Segoe UI Emoji" w:cs="Segoe UI Emoji"/>
+        </w:rPr>
+      </w:pPr>
+    </w:p>
+    <w:p>
+      <w:pPr>
+        <w:rPr>
+          <w:rFonts w:ascii="Segoe UI Emoji" w:hAnsi="Segoe UI Emoji" w:cs="Segoe UI Emoji"/>
+        </w:rPr>
+      </w:pPr>
+      <w:r>
+        <w:rPr>
+          <w:rFonts w:ascii="Segoe UI Emoji" w:hAnsi="Segoe UI Emoji" w:cs="Segoe UI Emoji"/>
+        </w:rPr>
+        <w:t>"</w:t>
+      </w:r>
+      <w:proofErr w:type="spellStart"/>
+      <w:r>
+        <w:rPr>
+          <w:rFonts w:ascii="Segoe UI Emoji" w:hAnsi="Segoe UI Emoji" w:cs="Segoe UI Emoji"/>
+        </w:rPr>
+        <w:t>cosa</w:t>
+      </w:r>
+      <w:proofErr w:type="spellEnd"/>
+      <w:r>
+        <w:rPr>
+          <w:rFonts w:ascii="Segoe UI Emoji" w:hAnsi="Segoe UI Emoji" w:cs="Segoe UI Emoji"/>
+        </w:rPr>
+        <w:t xml:space="preserve"> ho </w:t>
+      </w:r>
+      <w:proofErr w:type="spellStart"/>
+      <w:r>
+        <w:rPr>
+          <w:rFonts w:ascii="Segoe UI Emoji" w:hAnsi="Segoe UI Emoji" w:cs="Segoe UI Emoji"/>
+        </w:rPr>
+        <w:t>fatto</w:t>
+      </w:r>
+      <w:proofErr w:type="spellEnd"/>
+      <w:r>
+        <w:rPr>
+          <w:rFonts w:ascii="Segoe UI Emoji" w:hAnsi="Segoe UI Emoji" w:cs="Segoe UI Emoji"/>
+        </w:rPr>
+        <w:t xml:space="preserve"> </w:t>
+      </w:r>
+      <w:proofErr w:type="spellStart"/>
+      <w:r>
+        <w:rPr>
+          <w:rFonts w:ascii="Segoe UI Emoji" w:hAnsi="Segoe UI Emoji" w:cs="Segoe UI Emoji"/>
+        </w:rPr>
+        <w:t>oggi</w:t>
+      </w:r>
+      <w:proofErr w:type="spellEnd"/>
+      <w:r>
+        <w:rPr>
+          <w:rFonts w:ascii="Segoe UI Emoji" w:hAnsi="Segoe UI Emoji" w:cs="Segoe UI Emoji"/>
+        </w:rPr>
+        <w:t>"</w:t>
+      </w:r>
+    </w:p>
+    <w:p>
+      <w:pPr>
+        <w:rPr>
+          <w:rFonts w:ascii="Segoe UI Emoji" w:hAnsi="Segoe UI Emoji" w:cs="Segoe UI Emoji"/>
+        </w:rPr>
+      </w:pPr>
+    </w:p>
+    <w:p>
+      <w:pPr>
+        <w:rPr>
+          <w:rFonts w:ascii="Segoe UI Emoji" w:hAnsi="Segoe UI Emoji" w:cs="Segoe UI Emoji"/>
+        </w:rPr>
+      </w:pPr>
+      <w:r>
+        <w:rPr>
+          <w:rFonts w:ascii="Segoe UI Emoji" w:hAnsi="Segoe UI Emoji" w:cs="Segoe UI Emoji"/>
+        </w:rPr>
+        <w:t>"</w:t>
+      </w:r>
+      <w:proofErr w:type="spellStart"/>
+      <w:r>
+        <w:rPr>
+          <w:rFonts w:ascii="Segoe UI Emoji" w:hAnsi="Segoe UI Emoji" w:cs="Segoe UI Emoji"/>
+        </w:rPr>
+        <w:t>quali</w:t>
+      </w:r>
+      <w:proofErr w:type="spellEnd"/>
+      <w:r>
+        <w:rPr>
+          <w:rFonts w:ascii="Segoe UI Emoji" w:hAnsi="Segoe UI Emoji" w:cs="Segoe UI Emoji"/>
+        </w:rPr>
+        <w:t xml:space="preserve"> </w:t>
+      </w:r>
+      <w:proofErr w:type="spellStart"/>
+      <w:r>
+        <w:rPr>
+          <w:rFonts w:ascii="Segoe UI Emoji" w:hAnsi="Segoe UI Emoji" w:cs="Segoe UI Emoji"/>
+        </w:rPr>
+        <w:t>attività</w:t>
+      </w:r>
+      <w:proofErr w:type="spellEnd"/>
+      <w:r>
+        <w:rPr>
+          <w:rFonts w:ascii="Segoe UI Emoji" w:hAnsi="Segoe UI Emoji" w:cs="Segoe UI Emoji"/>
+        </w:rPr>
+        <w:t xml:space="preserve"> </w:t>
+      </w:r>
+      <w:proofErr w:type="spellStart"/>
+      <w:r>
+        <w:rPr>
+          <w:rFonts w:ascii="Segoe UI Emoji" w:hAnsi="Segoe UI Emoji" w:cs="Segoe UI Emoji"/>
+        </w:rPr>
+        <w:t>sono</w:t>
+      </w:r>
+      <w:proofErr w:type="spellEnd"/>
+      <w:r>
+        <w:rPr>
+          <w:rFonts w:ascii="Segoe UI Emoji" w:hAnsi="Segoe UI Emoji" w:cs="Segoe UI Emoji"/>
+        </w:rPr>
+        <w:t xml:space="preserve"> in </w:t>
+      </w:r>
+      <w:proofErr w:type="spellStart"/>
+      <w:r>
+        <w:rPr>
+          <w:rFonts w:ascii="Segoe UI Emoji" w:hAnsi="Segoe UI Emoji" w:cs="Segoe UI Emoji"/>
+        </w:rPr>
+        <w:t>corso</w:t>
+      </w:r>
+      <w:proofErr w:type="spellEnd"/>
+      <w:r>
+        <w:rPr>
+          <w:rFonts w:ascii="Segoe UI Emoji" w:hAnsi="Segoe UI Emoji" w:cs="Segoe UI Emoji"/>
+        </w:rPr>
+        <w:t>"</w:t>
+      </w:r>
+    </w:p>
+    <w:p>
+      <w:pPr>
+        <w:rPr>
+          <w:rFonts w:ascii="Segoe UI Emoji" w:hAnsi="Segoe UI Emoji" w:cs="Segoe UI Emoji"/>
+        </w:rPr>
+      </w:pPr>
+    </w:p>
+    <w:p>
+      <w:pPr>
+        <w:rPr>
+          <w:rFonts w:ascii="Segoe UI Emoji" w:hAnsi="Segoe UI Emoji" w:cs="Segoe UI Emoji"/>
+        </w:rPr>
+      </w:pPr>
+      <w:r>
+        <w:rPr>
+          <w:rFonts w:ascii="Segoe UI Emoji" w:hAnsi="Segoe UI Emoji" w:cs="Segoe UI Emoji"/>
+        </w:rPr>
+        <w:t xml:space="preserve">🧪 Per </w:t>
+      </w:r>
+      <w:proofErr w:type="spellStart"/>
+      <w:r>
+        <w:rPr>
+          <w:rFonts w:ascii="Segoe UI Emoji" w:hAnsi="Segoe UI Emoji" w:cs="Segoe UI Emoji"/>
+        </w:rPr>
+        <w:t>categoria</w:t>
+      </w:r>
+      <w:proofErr w:type="spellEnd"/>
+      <w:r>
+        <w:rPr>
+          <w:rFonts w:ascii="Segoe UI Emoji" w:hAnsi="Segoe UI Emoji" w:cs="Segoe UI Emoji"/>
+        </w:rPr>
+        <w:t xml:space="preserve"> o </w:t>
+      </w:r>
+      <w:proofErr w:type="spellStart"/>
+      <w:r>
+        <w:rPr>
+          <w:rFonts w:ascii="Segoe UI Emoji" w:hAnsi="Segoe UI Emoji" w:cs="Segoe UI Emoji"/>
+        </w:rPr>
+        <w:t>priorità</w:t>
+      </w:r>
+      <w:proofErr w:type="spellEnd"/>
+    </w:p>
+    <w:p>
+      <w:pPr>
+        <w:rPr>
+          <w:rFonts w:ascii="Segoe UI Emoji" w:hAnsi="Segoe UI Emoji" w:cs="Segoe UI Emoji"/>
+        </w:rPr>
+      </w:pPr>
+    </w:p>
+    <w:p>
+      <w:pPr>
+        <w:rPr>
+          <w:rFonts w:ascii="Segoe UI Emoji" w:hAnsi="Segoe UI Emoji" w:cs="Segoe UI Emoji"/>
+        </w:rPr>
+      </w:pPr>
+      <w:r>
+        <w:rPr>
+          <w:rFonts w:ascii="Segoe UI Emoji" w:hAnsi="Segoe UI Emoji" w:cs="Segoe UI Emoji"/>
+        </w:rPr>
+        <w:t>"</w:t>
+      </w:r>
+      <w:proofErr w:type="spellStart"/>
+      <w:r>
+        <w:rPr>
+          <w:rFonts w:ascii="Segoe UI Emoji" w:hAnsi="Segoe UI Emoji" w:cs="Segoe UI Emoji"/>
+        </w:rPr>
+        <w:t>mostra</w:t>
+      </w:r>
+      <w:proofErr w:type="spellEnd"/>
+      <w:r>
+        <w:rPr>
+          <w:rFonts w:ascii="Segoe UI Emoji" w:hAnsi="Segoe UI Emoji" w:cs="Segoe UI Emoji"/>
+        </w:rPr>
+        <w:t xml:space="preserve"> le </w:t>
+      </w:r>
+      <w:proofErr w:type="spellStart"/>
+      <w:r>
+        <w:rPr>
+          <w:rFonts w:ascii="Segoe UI Emoji" w:hAnsi="Segoe UI Emoji" w:cs="Segoe UI Emoji"/>
+        </w:rPr>
+        <w:t>attività</w:t>
+      </w:r>
+      <w:proofErr w:type="spellEnd"/>
+      <w:r>
+        <w:rPr>
+          <w:rFonts w:ascii="Segoe UI Emoji" w:hAnsi="Segoe UI Emoji" w:cs="Segoe UI Emoji"/>
+        </w:rPr>
+        <w:t xml:space="preserve"> di </w:t>
+      </w:r>
+      <w:proofErr w:type="spellStart"/>
+      <w:r>
+        <w:rPr>
+          <w:rFonts w:ascii="Segoe UI Emoji" w:hAnsi="Segoe UI Emoji" w:cs="Segoe UI Emoji"/>
+        </w:rPr>
+        <w:t>lavoro</w:t>
+      </w:r>
+      <w:proofErr w:type="spellEnd"/>
+      <w:r>
+        <w:rPr>
+          <w:rFonts w:ascii="Segoe UI Emoji" w:hAnsi="Segoe UI Emoji" w:cs="Segoe UI Emoji"/>
+        </w:rPr>
+        <w:t>"</w:t>
+      </w:r>
+    </w:p>
+    <w:p>
+      <w:pPr>
+        <w:rPr>
+          <w:rFonts w:ascii="Segoe UI Emoji" w:hAnsi="Segoe UI Emoji" w:cs="Segoe UI Emoji"/>
+        </w:rPr>
+      </w:pPr>
+    </w:p>
+    <w:p>
+      <w:pPr>
+        <w:rPr>
+          <w:rFonts w:ascii="Segoe UI Emoji" w:hAnsi="Segoe UI Emoji" w:cs="Segoe UI Emoji"/>
+        </w:rPr>
+      </w:pPr>
+      <w:r>
+        <w:rPr>
+          <w:rFonts w:ascii="Segoe UI Emoji" w:hAnsi="Segoe UI Emoji" w:cs="Segoe UI Emoji"/>
+        </w:rPr>
+        <w:t>"</w:t>
+      </w:r>
+      <w:proofErr w:type="spellStart"/>
+      <w:r>
+        <w:rPr>
+          <w:rFonts w:ascii="Segoe UI Emoji" w:hAnsi="Segoe UI Emoji" w:cs="Segoe UI Emoji"/>
+        </w:rPr>
+        <w:t>leggimi</w:t>
+      </w:r>
+      <w:proofErr w:type="spellEnd"/>
+      <w:r>
+        <w:rPr>
+          <w:rFonts w:ascii="Segoe UI Emoji" w:hAnsi="Segoe UI Emoji" w:cs="Segoe UI Emoji"/>
+        </w:rPr>
+        <w:t xml:space="preserve"> </w:t>
+      </w:r>
+      <w:proofErr w:type="spellStart"/>
+      <w:r>
+        <w:rPr>
+          <w:rFonts w:ascii="Segoe UI Emoji" w:hAnsi="Segoe UI Emoji" w:cs="Segoe UI Emoji"/>
+        </w:rPr>
+        <w:t>i</w:t>
+      </w:r>
+      <w:proofErr w:type="spellEnd"/>
+      <w:r>
+        <w:rPr>
+          <w:rFonts w:ascii="Segoe UI Emoji" w:hAnsi="Segoe UI Emoji" w:cs="Segoe UI Emoji"/>
+        </w:rPr>
+        <w:t xml:space="preserve"> </w:t>
+      </w:r>
+      <w:proofErr w:type="spellStart"/>
+      <w:r>
+        <w:rPr>
+          <w:rFonts w:ascii="Segoe UI Emoji" w:hAnsi="Segoe UI Emoji" w:cs="Segoe UI Emoji"/>
+        </w:rPr>
+        <w:t>promemoria</w:t>
+      </w:r>
+      <w:proofErr w:type="spellEnd"/>
+      <w:r>
+        <w:rPr>
+          <w:rFonts w:ascii="Segoe UI Emoji" w:hAnsi="Segoe UI Emoji" w:cs="Segoe UI Emoji"/>
+        </w:rPr>
+        <w:t xml:space="preserve"> </w:t>
+      </w:r>
+      <w:proofErr w:type="spellStart"/>
+      <w:r>
+        <w:rPr>
+          <w:rFonts w:ascii="Segoe UI Emoji" w:hAnsi="Segoe UI Emoji" w:cs="Segoe UI Emoji"/>
+        </w:rPr>
+        <w:t>personali</w:t>
+      </w:r>
+      <w:proofErr w:type="spellEnd"/>
+      <w:r>
+        <w:rPr>
+          <w:rFonts w:ascii="Segoe UI Emoji" w:hAnsi="Segoe UI Emoji" w:cs="Segoe UI Emoji"/>
+        </w:rPr>
+        <w:t>"</w:t>
+      </w:r>
+    </w:p>
+    <w:p>
+      <w:pPr>
+        <w:rPr>
+          <w:rFonts w:ascii="Segoe UI Emoji" w:hAnsi="Segoe UI Emoji" w:cs="Segoe UI Emoji"/>
+        </w:rPr>
+      </w:pPr>
+    </w:p>
+    <w:p>
+      <w:pPr>
+        <w:rPr>
+          <w:rFonts w:ascii="Segoe UI Emoji" w:hAnsi="Segoe UI Emoji" w:cs="Segoe UI Emoji"/>
+        </w:rPr>
+      </w:pPr>
+      <w:r>
+        <w:rPr>
+          <w:rFonts w:ascii="Segoe UI Emoji" w:hAnsi="Segoe UI Emoji" w:cs="Segoe UI Emoji"/>
+        </w:rPr>
+        <w:t>"</w:t>
+      </w:r>
+      <w:proofErr w:type="spellStart"/>
+      <w:r>
+        <w:rPr>
+          <w:rFonts w:ascii="Segoe UI Emoji" w:hAnsi="Segoe UI Emoji" w:cs="Segoe UI Emoji"/>
+        </w:rPr>
+        <w:t>quali</w:t>
+      </w:r>
+      <w:proofErr w:type="spellEnd"/>
+      <w:r>
+        <w:rPr>
+          <w:rFonts w:ascii="Segoe UI Emoji" w:hAnsi="Segoe UI Emoji" w:cs="Segoe UI Emoji"/>
+        </w:rPr>
+        <w:t xml:space="preserve"> </w:t>
+      </w:r>
+      <w:proofErr w:type="spellStart"/>
+      <w:r>
+        <w:rPr>
+          <w:rFonts w:ascii="Segoe UI Emoji" w:hAnsi="Segoe UI Emoji" w:cs="Segoe UI Emoji"/>
+        </w:rPr>
+        <w:t>attività</w:t>
+      </w:r>
+      <w:proofErr w:type="spellEnd"/>
+      <w:r>
+        <w:rPr>
+          <w:rFonts w:ascii="Segoe UI Emoji" w:hAnsi="Segoe UI Emoji" w:cs="Segoe UI Emoji"/>
+        </w:rPr>
+        <w:t xml:space="preserve"> </w:t>
+      </w:r>
+      <w:proofErr w:type="spellStart"/>
+      <w:r>
+        <w:rPr>
+          <w:rFonts w:ascii="Segoe UI Emoji" w:hAnsi="Segoe UI Emoji" w:cs="Segoe UI Emoji"/>
+        </w:rPr>
+        <w:t>sono</w:t>
+      </w:r>
+      <w:proofErr w:type="spellEnd"/>
+      <w:r>
+        <w:rPr>
+          <w:rFonts w:ascii="Segoe UI Emoji" w:hAnsi="Segoe UI Emoji" w:cs="Segoe UI Emoji"/>
+        </w:rPr>
+        <w:t xml:space="preserve"> ad </w:t>
+      </w:r>
+      <w:proofErr w:type="spellStart"/>
+      <w:r>
+        <w:rPr>
+          <w:rFonts w:ascii="Segoe UI Emoji" w:hAnsi="Segoe UI Emoji" w:cs="Segoe UI Emoji"/>
+        </w:rPr>
+        <w:t>alta</w:t>
+      </w:r>
+      <w:proofErr w:type="spellEnd"/>
+      <w:r>
+        <w:rPr>
+          <w:rFonts w:ascii="Segoe UI Emoji" w:hAnsi="Segoe UI Emoji" w:cs="Segoe UI Emoji"/>
+        </w:rPr>
+        <w:t xml:space="preserve"> </w:t>
+      </w:r>
+      <w:proofErr w:type="spellStart"/>
+      <w:r>
+        <w:rPr>
+          <w:rFonts w:ascii="Segoe UI Emoji" w:hAnsi="Segoe UI Emoji" w:cs="Segoe UI Emoji"/>
+        </w:rPr>
+        <w:t>priorità</w:t>
+      </w:r>
+      <w:proofErr w:type="spellEnd"/>
+      <w:r>
+        <w:rPr>
+          <w:rFonts w:ascii="Segoe UI Emoji" w:hAnsi="Segoe UI Emoji" w:cs="Segoe UI Emoji"/>
+        </w:rPr>
+        <w:t>"</w:t>
+      </w:r>
+    </w:p>
+    <w:p>
+      <w:pPr>
+        <w:rPr>
+          <w:rFonts w:ascii="Segoe UI Emoji" w:hAnsi="Segoe UI Emoji" w:cs="Segoe UI Emoji"/>
+        </w:rPr>
+      </w:pPr>
+    </w:p>
+    <w:p>
+      <w:pPr>
+        <w:rPr>
+          <w:rFonts w:ascii="Segoe UI Emoji" w:hAnsi="Segoe UI Emoji" w:cs="Segoe UI Emoji"/>
+        </w:rPr>
+      </w:pPr>
+      <w:r>
+        <w:rPr>
+          <w:rFonts w:ascii="Segoe UI Emoji" w:hAnsi="Segoe UI Emoji" w:cs="Segoe UI Emoji"/>
+        </w:rPr>
+        <w:t xml:space="preserve">🧪 Per </w:t>
+      </w:r>
+      <w:proofErr w:type="spellStart"/>
+      <w:r>
+        <w:rPr>
+          <w:rFonts w:ascii="Segoe UI Emoji" w:hAnsi="Segoe UI Emoji" w:cs="Segoe UI Emoji"/>
+        </w:rPr>
+        <w:t>parola</w:t>
+      </w:r>
+      <w:proofErr w:type="spellEnd"/>
+      <w:r>
+        <w:rPr>
+          <w:rFonts w:ascii="Segoe UI Emoji" w:hAnsi="Segoe UI Emoji" w:cs="Segoe UI Emoji"/>
+        </w:rPr>
+        <w:t xml:space="preserve"> </w:t>
+      </w:r>
+      <w:proofErr w:type="spellStart"/>
+      <w:r>
+        <w:rPr>
+          <w:rFonts w:ascii="Segoe UI Emoji" w:hAnsi="Segoe UI Emoji" w:cs="Segoe UI Emoji"/>
+        </w:rPr>
+        <w:t>chiave</w:t>
+      </w:r>
+      <w:proofErr w:type="spellEnd"/>
+    </w:p>
+    <w:p>
+      <w:pPr>
+        <w:rPr>
+          <w:rFonts w:ascii="Segoe UI Emoji" w:hAnsi="Segoe UI Emoji" w:cs="Segoe UI Emoji"/>
+        </w:rPr>
+      </w:pPr>
+    </w:p>
+    <w:p>
+      <w:pPr>
+        <w:rPr>
+          <w:rFonts w:ascii="Segoe UI Emoji" w:hAnsi="Segoe UI Emoji" w:cs="Segoe UI Emoji"/>
+        </w:rPr>
+      </w:pPr>
+      <w:r>
+        <w:rPr>
+          <w:rFonts w:ascii="Segoe UI Emoji" w:hAnsi="Segoe UI Emoji" w:cs="Segoe UI Emoji"/>
+        </w:rPr>
+        <w:t xml:space="preserve">"ho </w:t>
+      </w:r>
+      <w:proofErr w:type="spellStart"/>
+      <w:r>
+        <w:rPr>
+          <w:rFonts w:ascii="Segoe UI Emoji" w:hAnsi="Segoe UI Emoji" w:cs="Segoe UI Emoji"/>
+        </w:rPr>
+        <w:t>qualcosa</w:t>
+      </w:r>
+      <w:proofErr w:type="spellEnd"/>
+      <w:r>
+        <w:rPr>
+          <w:rFonts w:ascii="Segoe UI Emoji" w:hAnsi="Segoe UI Emoji" w:cs="Segoe UI Emoji"/>
+        </w:rPr>
+        <w:t xml:space="preserve"> </w:t>
+      </w:r>
+      <w:proofErr w:type="spellStart"/>
+      <w:r>
+        <w:rPr>
+          <w:rFonts w:ascii="Segoe UI Emoji" w:hAnsi="Segoe UI Emoji" w:cs="Segoe UI Emoji"/>
+        </w:rPr>
+        <w:t>riguardo</w:t>
+      </w:r>
+      <w:proofErr w:type="spellEnd"/>
+      <w:r>
+        <w:rPr>
+          <w:rFonts w:ascii="Segoe UI Emoji" w:hAnsi="Segoe UI Emoji" w:cs="Segoe UI Emoji"/>
+        </w:rPr>
+        <w:t xml:space="preserve"> la </w:t>
+      </w:r>
+      <w:proofErr w:type="spellStart"/>
+      <w:r>
+        <w:rPr>
+          <w:rFonts w:ascii="Segoe UI Emoji" w:hAnsi="Segoe UI Emoji" w:cs="Segoe UI Emoji"/>
+        </w:rPr>
+        <w:t>spesa</w:t>
+      </w:r>
+      <w:proofErr w:type="spellEnd"/>
+      <w:r>
+        <w:rPr>
+          <w:rFonts w:ascii="Segoe UI Emoji" w:hAnsi="Segoe UI Emoji" w:cs="Segoe UI Emoji"/>
+        </w:rPr>
+        <w:t>"</w:t>
+      </w:r>
+    </w:p>
+    <w:p>
+      <w:pPr>
+        <w:rPr>
+          <w:rFonts w:ascii="Segoe UI Emoji" w:hAnsi="Segoe UI Emoji" w:cs="Segoe UI Emoji"/>
+        </w:rPr>
+      </w:pPr>
+    </w:p>
+    <w:p>
+      <w:pPr>
+        <w:rPr>
+          <w:rFonts w:ascii="Segoe UI Emoji" w:hAnsi="Segoe UI Emoji" w:cs="Segoe UI Emoji"/>
+        </w:rPr>
+      </w:pPr>
+      <w:r>
+        <w:rPr>
+          <w:rFonts w:ascii="Segoe UI Emoji" w:hAnsi="Segoe UI Emoji" w:cs="Segoe UI Emoji"/>
+        </w:rPr>
+        <w:t>"</w:t>
+      </w:r>
+      <w:proofErr w:type="spellStart"/>
+      <w:r>
+        <w:rPr>
+          <w:rFonts w:ascii="Segoe UI Emoji" w:hAnsi="Segoe UI Emoji" w:cs="Segoe UI Emoji"/>
+        </w:rPr>
+        <w:t>mostra</w:t>
+      </w:r>
+      <w:proofErr w:type="spellEnd"/>
+      <w:r>
+        <w:rPr>
+          <w:rFonts w:ascii="Segoe UI Emoji" w:hAnsi="Segoe UI Emoji" w:cs="Segoe UI Emoji"/>
+        </w:rPr>
+        <w:t xml:space="preserve"> le </w:t>
+      </w:r>
+      <w:proofErr w:type="spellStart"/>
+      <w:r>
+        <w:rPr>
+          <w:rFonts w:ascii="Segoe UI Emoji" w:hAnsi="Segoe UI Emoji" w:cs="Segoe UI Emoji"/>
+        </w:rPr>
+        <w:t>attività</w:t>
+      </w:r>
+      <w:proofErr w:type="spellEnd"/>
+      <w:r>
+        <w:rPr>
+          <w:rFonts w:ascii="Segoe UI Emoji" w:hAnsi="Segoe UI Emoji" w:cs="Segoe UI Emoji"/>
+        </w:rPr>
+        <w:t xml:space="preserve"> legate alla banca"</w:t>
+      </w:r>
+    </w:p>
+    <w:p>
+      <w:pPr>
+        <w:rPr>
+          <w:rFonts w:ascii="Segoe UI Emoji" w:hAnsi="Segoe UI Emoji" w:cs="Segoe UI Emoji"/>
+        </w:rPr>
+      </w:pPr>
+    </w:p>
+    <w:p>
+      <w:pPr>
+        <w:rPr>
+          <w:rFonts w:ascii="Segoe UI Emoji" w:hAnsi="Segoe UI Emoji" w:cs="Segoe UI Emoji"/>
+        </w:rPr>
+      </w:pPr>
+      <w:r>
+        <w:rPr>
+          <w:rFonts w:ascii="Segoe UI Emoji" w:hAnsi="Segoe UI Emoji" w:cs="Segoe UI Emoji"/>
+        </w:rPr>
+        <w:t>"</w:t>
+      </w:r>
+      <w:proofErr w:type="spellStart"/>
+      <w:r>
+        <w:rPr>
+          <w:rFonts w:ascii="Segoe UI Emoji" w:hAnsi="Segoe UI Emoji" w:cs="Segoe UI Emoji"/>
+        </w:rPr>
+        <w:t>c’è</w:t>
+      </w:r>
+      <w:proofErr w:type="spellEnd"/>
+      <w:r>
+        <w:rPr>
+          <w:rFonts w:ascii="Segoe UI Emoji" w:hAnsi="Segoe UI Emoji" w:cs="Segoe UI Emoji"/>
+        </w:rPr>
+        <w:t xml:space="preserve"> </w:t>
+      </w:r>
+      <w:proofErr w:type="spellStart"/>
+      <w:r>
+        <w:rPr>
+          <w:rFonts w:ascii="Segoe UI Emoji" w:hAnsi="Segoe UI Emoji" w:cs="Segoe UI Emoji"/>
+        </w:rPr>
+        <w:t>qualcosa</w:t>
+      </w:r>
+      <w:proofErr w:type="spellEnd"/>
+      <w:r>
+        <w:rPr>
+          <w:rFonts w:ascii="Segoe UI Emoji" w:hAnsi="Segoe UI Emoji" w:cs="Segoe UI Emoji"/>
+        </w:rPr>
+        <w:t xml:space="preserve"> </w:t>
+      </w:r>
+      <w:proofErr w:type="spellStart"/>
+      <w:r>
+        <w:rPr>
+          <w:rFonts w:ascii="Segoe UI Emoji" w:hAnsi="Segoe UI Emoji" w:cs="Segoe UI Emoji"/>
+        </w:rPr>
+        <w:t>che</w:t>
+      </w:r>
+      <w:proofErr w:type="spellEnd"/>
+      <w:r>
+        <w:rPr>
+          <w:rFonts w:ascii="Segoe UI Emoji" w:hAnsi="Segoe UI Emoji" w:cs="Segoe UI Emoji"/>
+        </w:rPr>
+        <w:t xml:space="preserve"> </w:t>
+      </w:r>
+      <w:proofErr w:type="spellStart"/>
+      <w:r>
+        <w:rPr>
+          <w:rFonts w:ascii="Segoe UI Emoji" w:hAnsi="Segoe UI Emoji" w:cs="Segoe UI Emoji"/>
+        </w:rPr>
+        <w:t>parla</w:t>
+      </w:r>
+      <w:proofErr w:type="spellEnd"/>
+      <w:r>
+        <w:rPr>
+          <w:rFonts w:ascii="Segoe UI Emoji" w:hAnsi="Segoe UI Emoji" w:cs="Segoe UI Emoji"/>
+        </w:rPr>
+        <w:t xml:space="preserve"> di </w:t>
+      </w:r>
+      <w:proofErr w:type="spellStart"/>
+      <w:r>
+        <w:rPr>
+          <w:rFonts w:ascii="Segoe UI Emoji" w:hAnsi="Segoe UI Emoji" w:cs="Segoe UI Emoji"/>
+        </w:rPr>
+        <w:t>pulire</w:t>
+      </w:r>
+      <w:proofErr w:type="spellEnd"/>
+      <w:r>
+        <w:rPr>
+          <w:rFonts w:ascii="Segoe UI Emoji" w:hAnsi="Segoe UI Emoji" w:cs="Segoe UI Emoji"/>
+        </w:rPr>
+        <w:t>"</w:t>
+      </w:r>
+    </w:p>
+    <w:p>
+      <w:pPr>
+        <w:rPr>
+          <w:rFonts w:ascii="Segoe UI Emoji" w:hAnsi="Segoe UI Emoji" w:cs="Segoe UI Emoji"/>
+        </w:rPr>
+      </w:pPr>
+    </w:p>
+    <w:p>
+      <w:pPr>
+        <w:rPr>
+          <w:rFonts w:ascii="Segoe UI Emoji" w:hAnsi="Segoe UI Emoji" w:cs="Segoe UI Emoji"/>
+        </w:rPr>
+      </w:pPr>
+      <w:r>
+        <w:rPr>
+          <w:rFonts w:ascii="Segoe UI Emoji" w:hAnsi="Segoe UI Emoji" w:cs="Segoe UI Emoji"/>
+        </w:rPr>
+        <w:lastRenderedPageBreak/>
+        <w:t>"</w:t>
+      </w:r>
+      <w:proofErr w:type="spellStart"/>
+      <w:r>
+        <w:rPr>
+          <w:rFonts w:ascii="Segoe UI Emoji" w:hAnsi="Segoe UI Emoji" w:cs="Segoe UI Emoji"/>
+        </w:rPr>
+        <w:t>quali</w:t>
+      </w:r>
+      <w:proofErr w:type="spellEnd"/>
+      <w:r>
+        <w:rPr>
+          <w:rFonts w:ascii="Segoe UI Emoji" w:hAnsi="Segoe UI Emoji" w:cs="Segoe UI Emoji"/>
+        </w:rPr>
+        <w:t xml:space="preserve"> </w:t>
+      </w:r>
+      <w:proofErr w:type="spellStart"/>
+      <w:r>
+        <w:rPr>
+          <w:rFonts w:ascii="Segoe UI Emoji" w:hAnsi="Segoe UI Emoji" w:cs="Segoe UI Emoji"/>
+        </w:rPr>
+        <w:t>attività</w:t>
+      </w:r>
+      <w:proofErr w:type="spellEnd"/>
+      <w:r>
+        <w:rPr>
+          <w:rFonts w:ascii="Segoe UI Emoji" w:hAnsi="Segoe UI Emoji" w:cs="Segoe UI Emoji"/>
+        </w:rPr>
+        <w:t xml:space="preserve"> </w:t>
+      </w:r>
+      <w:proofErr w:type="spellStart"/>
+      <w:r>
+        <w:rPr>
+          <w:rFonts w:ascii="Segoe UI Emoji" w:hAnsi="Segoe UI Emoji" w:cs="Segoe UI Emoji"/>
+        </w:rPr>
+        <w:t>contengono</w:t>
+      </w:r>
+      <w:proofErr w:type="spellEnd"/>
+      <w:r>
+        <w:rPr>
+          <w:rFonts w:ascii="Segoe UI Emoji" w:hAnsi="Segoe UI Emoji" w:cs="Segoe UI Emoji"/>
+        </w:rPr>
+        <w:t xml:space="preserve"> la </w:t>
+      </w:r>
+      <w:proofErr w:type="spellStart"/>
+      <w:r>
+        <w:rPr>
+          <w:rFonts w:ascii="Segoe UI Emoji" w:hAnsi="Segoe UI Emoji" w:cs="Segoe UI Emoji"/>
+        </w:rPr>
+        <w:t>parola</w:t>
+      </w:r>
+      <w:proofErr w:type="spellEnd"/>
+      <w:r>
+        <w:rPr>
+          <w:rFonts w:ascii="Segoe UI Emoji" w:hAnsi="Segoe UI Emoji" w:cs="Segoe UI Emoji"/>
+        </w:rPr>
+        <w:t xml:space="preserve"> </w:t>
+      </w:r>
+      <w:proofErr w:type="spellStart"/>
+      <w:r>
+        <w:rPr>
+          <w:rFonts w:ascii="Segoe UI Emoji" w:hAnsi="Segoe UI Emoji" w:cs="Segoe UI Emoji"/>
+        </w:rPr>
+        <w:t>compleanno</w:t>
+      </w:r>
+      <w:proofErr w:type="spellEnd"/>
+      <w:r>
+        <w:rPr>
+          <w:rFonts w:ascii="Segoe UI Emoji" w:hAnsi="Segoe UI Emoji" w:cs="Segoe UI Emoji"/>
+        </w:rPr>
+        <w:t>"</w:t>
+      </w:r>
+    </w:p>
+    <w:p>
+      <w:pPr>
+        <w:rPr>
+          <w:rFonts w:ascii="Segoe UI Emoji" w:hAnsi="Segoe UI Emoji" w:cs="Segoe UI Emoji"/>
+        </w:rPr>
+      </w:pPr>
+    </w:p>
+    <w:p>
+      <w:pPr>
+        <w:rPr>
+          <w:rFonts w:ascii="Segoe UI Emoji" w:hAnsi="Segoe UI Emoji" w:cs="Segoe UI Emoji"/>
+        </w:rPr>
+      </w:pPr>
+      <w:r>
+        <w:rPr>
+          <w:rFonts w:ascii="Segoe UI Emoji" w:hAnsi="Segoe UI Emoji" w:cs="Segoe UI Emoji"/>
+        </w:rPr>
+        <w:t xml:space="preserve">🧪 </w:t>
+      </w:r>
+      <w:proofErr w:type="spellStart"/>
+      <w:r>
+        <w:rPr>
+          <w:rFonts w:ascii="Segoe UI Emoji" w:hAnsi="Segoe UI Emoji" w:cs="Segoe UI Emoji"/>
+        </w:rPr>
+        <w:t>Complesse</w:t>
+      </w:r>
+      <w:proofErr w:type="spellEnd"/>
+    </w:p>
+    <w:p>
+      <w:pPr>
+        <w:rPr>
+          <w:rFonts w:ascii="Segoe UI Emoji" w:hAnsi="Segoe UI Emoji" w:cs="Segoe UI Emoji"/>
+        </w:rPr>
+      </w:pPr>
+    </w:p>
+    <w:p>
+      <w:pPr>
+        <w:rPr>
+          <w:rFonts w:ascii="Segoe UI Emoji" w:hAnsi="Segoe UI Emoji" w:cs="Segoe UI Emoji"/>
+        </w:rPr>
+      </w:pPr>
+      <w:r>
+        <w:rPr>
+          <w:rFonts w:ascii="Segoe UI Emoji" w:hAnsi="Segoe UI Emoji" w:cs="Segoe UI Emoji"/>
+        </w:rPr>
+        <w:t>"</w:t>
+      </w:r>
+      <w:proofErr w:type="spellStart"/>
+      <w:r>
+        <w:rPr>
+          <w:rFonts w:ascii="Segoe UI Emoji" w:hAnsi="Segoe UI Emoji" w:cs="Segoe UI Emoji"/>
+        </w:rPr>
+        <w:t>quali</w:t>
+      </w:r>
+      <w:proofErr w:type="spellEnd"/>
+      <w:r>
+        <w:rPr>
+          <w:rFonts w:ascii="Segoe UI Emoji" w:hAnsi="Segoe UI Emoji" w:cs="Segoe UI Emoji"/>
+        </w:rPr>
+        <w:t xml:space="preserve"> </w:t>
+      </w:r>
+      <w:proofErr w:type="spellStart"/>
+      <w:r>
+        <w:rPr>
+          <w:rFonts w:ascii="Segoe UI Emoji" w:hAnsi="Segoe UI Emoji" w:cs="Segoe UI Emoji"/>
+        </w:rPr>
+        <w:t>attività</w:t>
+      </w:r>
+      <w:proofErr w:type="spellEnd"/>
+      <w:r>
+        <w:rPr>
+          <w:rFonts w:ascii="Segoe UI Emoji" w:hAnsi="Segoe UI Emoji" w:cs="Segoe UI Emoji"/>
+        </w:rPr>
+        <w:t xml:space="preserve"> non </w:t>
+      </w:r>
+      <w:proofErr w:type="spellStart"/>
+      <w:r>
+        <w:rPr>
+          <w:rFonts w:ascii="Segoe UI Emoji" w:hAnsi="Segoe UI Emoji" w:cs="Segoe UI Emoji"/>
+        </w:rPr>
+        <w:t>completate</w:t>
+      </w:r>
+      <w:proofErr w:type="spellEnd"/>
+      <w:r>
+        <w:rPr>
+          <w:rFonts w:ascii="Segoe UI Emoji" w:hAnsi="Segoe UI Emoji" w:cs="Segoe UI Emoji"/>
+        </w:rPr>
+        <w:t xml:space="preserve"> ho per </w:t>
+      </w:r>
+      <w:proofErr w:type="spellStart"/>
+      <w:r>
+        <w:rPr>
+          <w:rFonts w:ascii="Segoe UI Emoji" w:hAnsi="Segoe UI Emoji" w:cs="Segoe UI Emoji"/>
+        </w:rPr>
+        <w:t>domani</w:t>
+      </w:r>
+      <w:proofErr w:type="spellEnd"/>
+      <w:r>
+        <w:rPr>
+          <w:rFonts w:ascii="Segoe UI Emoji" w:hAnsi="Segoe UI Emoji" w:cs="Segoe UI Emoji"/>
+        </w:rPr>
+        <w:t>"</w:t>
+      </w:r>
+    </w:p>
+    <w:p>
+      <w:pPr>
+        <w:rPr>
+          <w:rFonts w:ascii="Segoe UI Emoji" w:hAnsi="Segoe UI Emoji" w:cs="Segoe UI Emoji"/>
+        </w:rPr>
+      </w:pPr>
+    </w:p>
+    <w:p>
+      <w:pPr>
+        <w:rPr>
+          <w:rFonts w:ascii="Segoe UI Emoji" w:hAnsi="Segoe UI Emoji" w:cs="Segoe UI Emoji"/>
+        </w:rPr>
+      </w:pPr>
+      <w:r>
+        <w:rPr>
+          <w:rFonts w:ascii="Segoe UI Emoji" w:hAnsi="Segoe UI Emoji" w:cs="Segoe UI Emoji"/>
+        </w:rPr>
+        <w:t>"</w:t>
+      </w:r>
+      <w:proofErr w:type="spellStart"/>
+      <w:r>
+        <w:rPr>
+          <w:rFonts w:ascii="Segoe UI Emoji" w:hAnsi="Segoe UI Emoji" w:cs="Segoe UI Emoji"/>
+        </w:rPr>
+        <w:t>mostra</w:t>
+      </w:r>
+      <w:proofErr w:type="spellEnd"/>
+      <w:r>
+        <w:rPr>
+          <w:rFonts w:ascii="Segoe UI Emoji" w:hAnsi="Segoe UI Emoji" w:cs="Segoe UI Emoji"/>
+        </w:rPr>
+        <w:t xml:space="preserve"> le </w:t>
+      </w:r>
+      <w:proofErr w:type="spellStart"/>
+      <w:r>
+        <w:rPr>
+          <w:rFonts w:ascii="Segoe UI Emoji" w:hAnsi="Segoe UI Emoji" w:cs="Segoe UI Emoji"/>
+        </w:rPr>
+        <w:t>attività</w:t>
+      </w:r>
+      <w:proofErr w:type="spellEnd"/>
+      <w:r>
+        <w:rPr>
+          <w:rFonts w:ascii="Segoe UI Emoji" w:hAnsi="Segoe UI Emoji" w:cs="Segoe UI Emoji"/>
+        </w:rPr>
+        <w:t xml:space="preserve"> </w:t>
+      </w:r>
+      <w:proofErr w:type="spellStart"/>
+      <w:r>
+        <w:rPr>
+          <w:rFonts w:ascii="Segoe UI Emoji" w:hAnsi="Segoe UI Emoji" w:cs="Segoe UI Emoji"/>
+        </w:rPr>
+        <w:t>personali</w:t>
+      </w:r>
+      <w:proofErr w:type="spellEnd"/>
+      <w:r>
+        <w:rPr>
+          <w:rFonts w:ascii="Segoe UI Emoji" w:hAnsi="Segoe UI Emoji" w:cs="Segoe UI Emoji"/>
+        </w:rPr>
+        <w:t xml:space="preserve"> di </w:t>
+      </w:r>
+      <w:proofErr w:type="spellStart"/>
+      <w:r>
+        <w:rPr>
+          <w:rFonts w:ascii="Segoe UI Emoji" w:hAnsi="Segoe UI Emoji" w:cs="Segoe UI Emoji"/>
+        </w:rPr>
+        <w:t>oggi</w:t>
+      </w:r>
+      <w:proofErr w:type="spellEnd"/>
+      <w:r>
+        <w:rPr>
+          <w:rFonts w:ascii="Segoe UI Emoji" w:hAnsi="Segoe UI Emoji" w:cs="Segoe UI Emoji"/>
+        </w:rPr>
+        <w:t>"</w:t>
+      </w:r>
+    </w:p>
+    <w:p>
+      <w:pPr>
+        <w:rPr>
+          <w:rFonts w:ascii="Segoe UI Emoji" w:hAnsi="Segoe UI Emoji" w:cs="Segoe UI Emoji"/>
+        </w:rPr>
+      </w:pPr>
+    </w:p>
+    <w:p>
+      <w:pPr>
+        <w:rPr>
+          <w:rFonts w:ascii="Segoe UI Emoji" w:hAnsi="Segoe UI Emoji" w:cs="Segoe UI Emoji"/>
+        </w:rPr>
+      </w:pPr>
+      <w:r>
+        <w:rPr>
+          <w:rFonts w:ascii="Segoe UI Emoji" w:hAnsi="Segoe UI Emoji" w:cs="Segoe UI Emoji"/>
+        </w:rPr>
+        <w:t>"</w:t>
+      </w:r>
+      <w:proofErr w:type="spellStart"/>
+      <w:r>
+        <w:rPr>
+          <w:rFonts w:ascii="Segoe UI Emoji" w:hAnsi="Segoe UI Emoji" w:cs="Segoe UI Emoji"/>
+        </w:rPr>
+        <w:t>quali</w:t>
+      </w:r>
+      <w:proofErr w:type="spellEnd"/>
+      <w:r>
+        <w:rPr>
+          <w:rFonts w:ascii="Segoe UI Emoji" w:hAnsi="Segoe UI Emoji" w:cs="Segoe UI Emoji"/>
+        </w:rPr>
+        <w:t xml:space="preserve"> </w:t>
+      </w:r>
+      <w:proofErr w:type="spellStart"/>
+      <w:r>
+        <w:rPr>
+          <w:rFonts w:ascii="Segoe UI Emoji" w:hAnsi="Segoe UI Emoji" w:cs="Segoe UI Emoji"/>
+        </w:rPr>
+        <w:t>attività</w:t>
+      </w:r>
+      <w:proofErr w:type="spellEnd"/>
+      <w:r>
+        <w:rPr>
+          <w:rFonts w:ascii="Segoe UI Emoji" w:hAnsi="Segoe UI Emoji" w:cs="Segoe UI Emoji"/>
+        </w:rPr>
+        <w:t xml:space="preserve"> di </w:t>
+      </w:r>
+      <w:proofErr w:type="spellStart"/>
+      <w:r>
+        <w:rPr>
+          <w:rFonts w:ascii="Segoe UI Emoji" w:hAnsi="Segoe UI Emoji" w:cs="Segoe UI Emoji"/>
+        </w:rPr>
+        <w:t>lavoro</w:t>
+      </w:r>
+      <w:proofErr w:type="spellEnd"/>
+      <w:r>
+        <w:rPr>
+          <w:rFonts w:ascii="Segoe UI Emoji" w:hAnsi="Segoe UI Emoji" w:cs="Segoe UI Emoji"/>
+        </w:rPr>
+        <w:t xml:space="preserve"> </w:t>
+      </w:r>
+      <w:proofErr w:type="spellStart"/>
+      <w:r>
+        <w:rPr>
+          <w:rFonts w:ascii="Segoe UI Emoji" w:hAnsi="Segoe UI Emoji" w:cs="Segoe UI Emoji"/>
+        </w:rPr>
+        <w:t>sono</w:t>
+      </w:r>
+      <w:proofErr w:type="spellEnd"/>
+      <w:r>
+        <w:rPr>
+          <w:rFonts w:ascii="Segoe UI Emoji" w:hAnsi="Segoe UI Emoji" w:cs="Segoe UI Emoji"/>
+        </w:rPr>
+        <w:t xml:space="preserve"> in </w:t>
+      </w:r>
+      <w:proofErr w:type="spellStart"/>
+      <w:r>
+        <w:rPr>
+          <w:rFonts w:ascii="Segoe UI Emoji" w:hAnsi="Segoe UI Emoji" w:cs="Segoe UI Emoji"/>
+        </w:rPr>
+        <w:t>ritardo</w:t>
+      </w:r>
+      <w:proofErr w:type="spellEnd"/>
+      <w:r>
+        <w:rPr>
+          <w:rFonts w:ascii="Segoe UI Emoji" w:hAnsi="Segoe UI Emoji" w:cs="Segoe UI Emoji"/>
+        </w:rPr>
+        <w:t>"</w:t>
+      </w:r>
+    </w:p>
+    <w:p>
+      <w:pPr>
+        <w:rPr>
+          <w:rFonts w:ascii="Segoe UI Emoji" w:hAnsi="Segoe UI Emoji" w:cs="Segoe UI Emoji"/>
+        </w:rPr>
+      </w:pPr>
+    </w:p>
+    <w:p>
+      <w:r>
+        <w:rPr>
+          <w:rFonts w:ascii="Segoe UI Emoji" w:hAnsi="Segoe UI Emoji" w:cs="Segoe UI Emoji"/>
+        </w:rPr>
+        <w:t>"</w:t>
+      </w:r>
+      <w:proofErr w:type="spellStart"/>
+      <w:r>
+        <w:rPr>
+          <w:rFonts w:ascii="Segoe UI Emoji" w:hAnsi="Segoe UI Emoji" w:cs="Segoe UI Emoji"/>
+        </w:rPr>
+        <w:t>elenca</w:t>
+      </w:r>
+      <w:proofErr w:type="spellEnd"/>
+      <w:r>
+        <w:rPr>
+          <w:rFonts w:ascii="Segoe UI Emoji" w:hAnsi="Segoe UI Emoji" w:cs="Segoe UI Emoji"/>
+        </w:rPr>
+        <w:t xml:space="preserve"> le </w:t>
+      </w:r>
+      <w:proofErr w:type="spellStart"/>
+      <w:r>
+        <w:rPr>
+          <w:rFonts w:ascii="Segoe UI Emoji" w:hAnsi="Segoe UI Emoji" w:cs="Segoe UI Emoji"/>
+        </w:rPr>
+        <w:t>attività</w:t>
+      </w:r>
+      <w:proofErr w:type="spellEnd"/>
+      <w:r>
+        <w:rPr>
+          <w:rFonts w:ascii="Segoe UI Emoji" w:hAnsi="Segoe UI Emoji" w:cs="Segoe UI Emoji"/>
+        </w:rPr>
+        <w:t xml:space="preserve"> dopo </w:t>
+      </w:r>
+      <w:proofErr w:type="spellStart"/>
+      <w:r>
+        <w:rPr>
+          <w:rFonts w:ascii="Segoe UI Emoji" w:hAnsi="Segoe UI Emoji" w:cs="Segoe UI Emoji"/>
+        </w:rPr>
+        <w:t>mezzogiorno</w:t>
+      </w:r>
+      <w:proofErr w:type="spellEnd"/>
+      <w:r>
+        <w:rPr>
+          <w:rFonts w:ascii="Segoe UI Emoji" w:hAnsi="Segoe UI Emoji" w:cs="Segoe UI Emoji"/>
+        </w:rPr>
+        <w:t xml:space="preserve"> </w:t>
+      </w:r>
+      <w:proofErr w:type="spellStart"/>
+      <w:r>
+        <w:rPr>
+          <w:rFonts w:ascii="Segoe UI Emoji" w:hAnsi="Segoe UI Emoji" w:cs="Segoe UI Emoji"/>
+        </w:rPr>
+        <w:t>che</w:t>
+      </w:r>
+      <w:proofErr w:type="spellEnd"/>
+      <w:r>
+        <w:rPr>
+          <w:rFonts w:ascii="Segoe UI Emoji" w:hAnsi="Segoe UI Emoji" w:cs="Segoe UI Emoji"/>
+        </w:rPr>
+        <w:t xml:space="preserve"> non </w:t>
+      </w:r>
+      <w:proofErr w:type="spellStart"/>
+      <w:r>
+        <w:rPr>
+          <w:rFonts w:ascii="Segoe UI Emoji" w:hAnsi="Segoe UI Emoji" w:cs="Segoe UI Emoji"/>
+        </w:rPr>
+        <w:t>sono</w:t>
+      </w:r>
+      <w:proofErr w:type="spellEnd"/>
+      <w:r>
+        <w:rPr>
+          <w:rFonts w:ascii="Segoe UI Emoji" w:hAnsi="Segoe UI Emoji" w:cs="Segoe UI Emoji"/>
+        </w:rPr>
+        <w:t xml:space="preserve"> complete"</w:t>
       </w:r>
     </w:p>
     <w:sectPr>
